--- a/output/books/Kir и Анфи/Глава_05_Апрель_2025.docx
+++ b/output/books/Kir и Анфи/Глава_05_Апрель_2025.docx
@@ -476,10 +476,10 @@
           <w:rFonts w:ascii="Times New Roman" w:hAnsi="Times New Roman" w:cs="Times New Roman" w:eastAsia="Times New Roman"/>
           <w:b/>
           <w:i w:val="0"/>
-          <w:color w:val="C00000"/>
+          <w:color w:val="1F4E79"/>
           <w:sz w:val="24"/>
         </w:rPr>
-        <w:t>Kir</w:t>
+        <w:t>Анфи</w:t>
       </w:r>
       <w:r>
         <w:rPr>
@@ -489,7 +489,53 @@
           <w:color w:val="6B6B6B"/>
           <w:sz w:val="18"/>
         </w:rPr>
-        <w:t xml:space="preserve">   ·   18:51</w:t>
+        <w:t xml:space="preserve">   ·   18:52</w:t>
+      </w:r>
+    </w:p>
+    <w:p>
+      <w:pPr>
+        <w:spacing w:after="160" w:line="276" w:lineRule="auto"/>
+        <w:ind w:firstLine="425"/>
+        <w:jc w:val="both"/>
+        <w:pBdr>
+          <w:left w:val="single" w:sz="12" w:space="8" w:color="1F4E79"/>
+        </w:pBdr>
+      </w:pPr>
+      <w:r>
+        <w:rPr>
+          <w:rFonts w:ascii="Times New Roman" w:hAnsi="Times New Roman" w:cs="Times New Roman" w:eastAsia="Times New Roman"/>
+          <w:b w:val="0"/>
+          <w:i w:val="0"/>
+          <w:color w:val="1F4E79"/>
+          <w:sz w:val="24"/>
+        </w:rPr>
+        <w:t>Давай.</w:t>
+      </w:r>
+    </w:p>
+    <w:p>
+      <w:pPr>
+        <w:spacing w:before="200" w:after="40"/>
+        <w:ind w:firstLine="0"/>
+      </w:pPr>
+      <w:r>
+        <w:rPr>
+          <w:rFonts w:ascii="Times New Roman" w:hAnsi="Times New Roman" w:cs="Times New Roman" w:eastAsia="Times New Roman"/>
+          <w:b/>
+          <w:i w:val="0"/>
+          <w:color w:val="C00000"/>
+          <w:sz w:val="24"/>
+        </w:rPr>
+        <w:t>Kir</w:t>
+      </w:r>
+      <w:r>
+        <w:rPr>
+          <w:rFonts w:ascii="Times New Roman" w:hAnsi="Times New Roman" w:cs="Times New Roman" w:eastAsia="Times New Roman"/>
+          <w:b w:val="0"/>
+          <w:i/>
+          <w:color w:val="6B6B6B"/>
+          <w:sz w:val="18"/>
+        </w:rPr>
+        <w:t xml:space="preserve">   ·   18:52</w:t>
       </w:r>
     </w:p>
     <w:p>
@@ -509,7 +555,53 @@
           <w:color w:val="C00000"/>
           <w:sz w:val="24"/>
         </w:rPr>
-        <w:t>Созвонимся?</w:t>
+        <w:t>Только у тебя закрыто.</w:t>
+      </w:r>
+    </w:p>
+    <w:p>
+      <w:pPr>
+        <w:spacing w:before="200" w:after="40"/>
+        <w:ind w:firstLine="0"/>
+      </w:pPr>
+      <w:r>
+        <w:rPr>
+          <w:rFonts w:ascii="Times New Roman" w:hAnsi="Times New Roman" w:cs="Times New Roman" w:eastAsia="Times New Roman"/>
+          <w:b/>
+          <w:i w:val="0"/>
+          <w:color w:val="C00000"/>
+          <w:sz w:val="24"/>
+        </w:rPr>
+        <w:t>Kir</w:t>
+      </w:r>
+      <w:r>
+        <w:rPr>
+          <w:rFonts w:ascii="Times New Roman" w:hAnsi="Times New Roman" w:cs="Times New Roman" w:eastAsia="Times New Roman"/>
+          <w:b w:val="0"/>
+          <w:i/>
+          <w:color w:val="6B6B6B"/>
+          <w:sz w:val="18"/>
+        </w:rPr>
+        <w:t xml:space="preserve">   ·   20:34</w:t>
+      </w:r>
+    </w:p>
+    <w:p>
+      <w:pPr>
+        <w:spacing w:after="160" w:line="276" w:lineRule="auto"/>
+        <w:ind w:firstLine="425"/>
+        <w:jc w:val="both"/>
+        <w:pBdr>
+          <w:left w:val="single" w:sz="12" w:space="8" w:color="C00000"/>
+        </w:pBdr>
+      </w:pPr>
+      <w:r>
+        <w:rPr>
+          <w:rFonts w:ascii="Times New Roman" w:hAnsi="Times New Roman" w:cs="Times New Roman" w:eastAsia="Times New Roman"/>
+          <w:b w:val="0"/>
+          <w:i w:val="0"/>
+          <w:color w:val="C00000"/>
+          <w:sz w:val="24"/>
+        </w:rPr>
+        <w:t>Ну как чатик?</w:t>
       </w:r>
     </w:p>
     <w:p>
@@ -535,7 +627,7 @@
           <w:color w:val="6B6B6B"/>
           <w:sz w:val="18"/>
         </w:rPr>
-        <w:t xml:space="preserve">   ·   18:52</w:t>
+        <w:t xml:space="preserve">   ·   20:34</w:t>
       </w:r>
     </w:p>
     <w:p>
@@ -555,7 +647,7 @@
           <w:color w:val="1F4E79"/>
           <w:sz w:val="24"/>
         </w:rPr>
-        <w:t>Давай.</w:t>
+        <w:t>Пока не знаю.</w:t>
       </w:r>
     </w:p>
     <w:p>
@@ -581,7 +673,7 @@
           <w:color w:val="6B6B6B"/>
           <w:sz w:val="18"/>
         </w:rPr>
-        <w:t xml:space="preserve">   ·   18:52</w:t>
+        <w:t xml:space="preserve">   ·   20:34</w:t>
       </w:r>
     </w:p>
     <w:p>
@@ -601,7 +693,7 @@
           <w:color w:val="C00000"/>
           <w:sz w:val="24"/>
         </w:rPr>
-        <w:t>Только у тебя закрыто.</w:t>
+        <w:t>Ну, потом скажешь впечатление. Как тебе вообще?</w:t>
       </w:r>
     </w:p>
     <w:p>
@@ -627,7 +719,7 @@
           <w:color w:val="6B6B6B"/>
           <w:sz w:val="18"/>
         </w:rPr>
-        <w:t xml:space="preserve">   ·   20:34</w:t>
+        <w:t xml:space="preserve">   ·   21:57</w:t>
       </w:r>
     </w:p>
     <w:p>
@@ -647,7 +739,7 @@
           <w:color w:val="C00000"/>
           <w:sz w:val="24"/>
         </w:rPr>
-        <w:t>Ну как чатик?</w:t>
+        <w:t>Слушай, нормальный там приём в чате произошёл. А, да, он реально частный. Закрытый чат. Вот это приёмчик тебе устроил, слушай. Я говорил, что весело, да, но ты даже сама, наверное, не ожидала, что настолько. Жёсткие, жёсткие ребята.</w:t>
       </w:r>
     </w:p>
     <w:p>
@@ -673,7 +765,7 @@
           <w:color w:val="6B6B6B"/>
           <w:sz w:val="18"/>
         </w:rPr>
-        <w:t xml:space="preserve">   ·   20:34</w:t>
+        <w:t xml:space="preserve">   ·   21:58</w:t>
       </w:r>
     </w:p>
     <w:p>
@@ -693,7 +785,7 @@
           <w:color w:val="1F4E79"/>
           <w:sz w:val="24"/>
         </w:rPr>
-        <w:t>Пока не знаю.</w:t>
+        <w:t>Не пофиг.</w:t>
       </w:r>
     </w:p>
     <w:p>
@@ -719,7 +811,7 @@
           <w:color w:val="6B6B6B"/>
           <w:sz w:val="18"/>
         </w:rPr>
-        <w:t xml:space="preserve">   ·   20:34</w:t>
+        <w:t xml:space="preserve">   ·   21:59</w:t>
       </w:r>
     </w:p>
     <w:p>
@@ -739,7 +831,53 @@
           <w:color w:val="C00000"/>
           <w:sz w:val="24"/>
         </w:rPr>
-        <w:t>Ну, потом скажешь впечатление. Как тебе вообще?</w:t>
+        <w:t>Просто приложение поставить такое, могу тебе скинуть. Оно даже при сворачивании продолжает проигрывать.</w:t>
+      </w:r>
+    </w:p>
+    <w:p>
+      <w:pPr>
+        <w:spacing w:before="200" w:after="40"/>
+        <w:ind w:firstLine="0"/>
+      </w:pPr>
+      <w:r>
+        <w:rPr>
+          <w:rFonts w:ascii="Times New Roman" w:hAnsi="Times New Roman" w:cs="Times New Roman" w:eastAsia="Times New Roman"/>
+          <w:b/>
+          <w:i w:val="0"/>
+          <w:color w:val="1F4E79"/>
+          <w:sz w:val="24"/>
+        </w:rPr>
+        <w:t>Анфи</w:t>
+      </w:r>
+      <w:r>
+        <w:rPr>
+          <w:rFonts w:ascii="Times New Roman" w:hAnsi="Times New Roman" w:cs="Times New Roman" w:eastAsia="Times New Roman"/>
+          <w:b w:val="0"/>
+          <w:i/>
+          <w:color w:val="6B6B6B"/>
+          <w:sz w:val="18"/>
+        </w:rPr>
+        <w:t xml:space="preserve">   ·   22:02</w:t>
+      </w:r>
+    </w:p>
+    <w:p>
+      <w:pPr>
+        <w:spacing w:after="160" w:line="276" w:lineRule="auto"/>
+        <w:ind w:firstLine="425"/>
+        <w:jc w:val="both"/>
+        <w:pBdr>
+          <w:left w:val="single" w:sz="12" w:space="8" w:color="1F4E79"/>
+        </w:pBdr>
+      </w:pPr>
+      <w:r>
+        <w:rPr>
+          <w:rFonts w:ascii="Times New Roman" w:hAnsi="Times New Roman" w:cs="Times New Roman" w:eastAsia="Times New Roman"/>
+          <w:b w:val="0"/>
+          <w:i w:val="0"/>
+          <w:color w:val="1F4E79"/>
+          <w:sz w:val="24"/>
+        </w:rPr>
+        <w:t>Файл грузится долго.</w:t>
       </w:r>
     </w:p>
     <w:p>
@@ -765,7 +903,7 @@
           <w:color w:val="6B6B6B"/>
           <w:sz w:val="18"/>
         </w:rPr>
-        <w:t xml:space="preserve">   ·   21:57</w:t>
+        <w:t xml:space="preserve">   ·   22:03</w:t>
       </w:r>
     </w:p>
     <w:p>
@@ -785,7 +923,27 @@
           <w:color w:val="C00000"/>
           <w:sz w:val="24"/>
         </w:rPr>
-        <w:t>Слушай, нормальный там приём в чате произошёл. А, да, он реально частный. Закрытый чат. Вот это приёмчик тебе устроил, слушай. Я говорил, что весело, да, но ты даже сама, наверное, не ожидала, что настолько. Жёсткие, жёсткие ребята.</w:t>
+        <w:t>156 мегабайт.</w:t>
+      </w:r>
+    </w:p>
+    <w:p>
+      <w:pPr>
+        <w:spacing w:before="360" w:after="160"/>
+        <w:ind w:firstLine="0"/>
+        <w:jc w:val="left"/>
+        <w:pBdr>
+          <w:bottom w:val="single" w:sz="8" w:space="6" w:color="2E5A3C"/>
+        </w:pBdr>
+      </w:pPr>
+      <w:r>
+        <w:rPr>
+          <w:rFonts w:ascii="Times New Roman" w:hAnsi="Times New Roman" w:cs="Times New Roman" w:eastAsia="Times New Roman"/>
+          <w:b/>
+          <w:i w:val="0"/>
+          <w:color w:val="2E5A3C"/>
+          <w:sz w:val="26"/>
+        </w:rPr>
+        <w:t>6 апреля 2025</w:t>
       </w:r>
     </w:p>
     <w:p>
@@ -811,7 +969,7 @@
           <w:color w:val="6B6B6B"/>
           <w:sz w:val="18"/>
         </w:rPr>
-        <w:t xml:space="preserve">   ·   21:58</w:t>
+        <w:t xml:space="preserve">   ·   17:39</w:t>
       </w:r>
     </w:p>
     <w:p>
@@ -825,13 +983,11 @@
       </w:pPr>
       <w:r>
         <w:rPr>
-          <w:rFonts w:ascii="Times New Roman" w:hAnsi="Times New Roman" w:cs="Times New Roman" w:eastAsia="Times New Roman"/>
-          <w:b w:val="0"/>
-          <w:i w:val="0"/>
+          <w:rFonts w:ascii="Times New Roman" w:hAnsi="Times New Roman" w:eastAsia="Times New Roman"/>
           <w:color w:val="1F4E79"/>
           <w:sz w:val="24"/>
         </w:rPr>
-        <w:t>Не пофиг.</w:t>
+        <w:t>Только сейчас заметила, что меня удалили из-за чата.</w:t>
       </w:r>
     </w:p>
     <w:p>
@@ -857,7 +1013,7 @@
           <w:color w:val="6B6B6B"/>
           <w:sz w:val="18"/>
         </w:rPr>
-        <w:t xml:space="preserve">   ·   21:59</w:t>
+        <w:t xml:space="preserve">   ·   17:40</w:t>
       </w:r>
     </w:p>
     <w:p>
@@ -877,7 +1033,7 @@
           <w:color w:val="C00000"/>
           <w:sz w:val="24"/>
         </w:rPr>
-        <w:t>Просто приложение поставить такое, могу тебе скинуть. Оно даже при сворачивании продолжает проигрывать.</w:t>
+        <w:t>Твари.</w:t>
       </w:r>
     </w:p>
     <w:p>
@@ -903,7 +1059,7 @@
           <w:color w:val="6B6B6B"/>
           <w:sz w:val="18"/>
         </w:rPr>
-        <w:t xml:space="preserve">   ·   22:02</w:t>
+        <w:t xml:space="preserve">   ·   17:41</w:t>
       </w:r>
     </w:p>
     <w:p>
@@ -917,13 +1073,11 @@
       </w:pPr>
       <w:r>
         <w:rPr>
-          <w:rFonts w:ascii="Times New Roman" w:hAnsi="Times New Roman" w:cs="Times New Roman" w:eastAsia="Times New Roman"/>
-          <w:b w:val="0"/>
-          <w:i w:val="0"/>
+          <w:rFonts w:ascii="Times New Roman" w:hAnsi="Times New Roman" w:eastAsia="Times New Roman"/>
           <w:color w:val="1F4E79"/>
           <w:sz w:val="24"/>
         </w:rPr>
-        <w:t>Файл грузится долго.</w:t>
+        <w:t>Сейчас ещё такая история произошла. Короче, я вернулась домой и решила лечь поспать. И. Вот я только легла поспать, и важный факт: до этого целый день была тишина. И тут я решила лечь спать, как вдруг в этот момент начали сверлить.</w:t>
       </w:r>
     </w:p>
     <w:p>
@@ -949,7 +1103,7 @@
           <w:color w:val="6B6B6B"/>
           <w:sz w:val="18"/>
         </w:rPr>
-        <w:t xml:space="preserve">   ·   22:03</w:t>
+        <w:t xml:space="preserve">   ·   17:45</w:t>
       </w:r>
     </w:p>
     <w:p>
@@ -969,7 +1123,7 @@
           <w:color w:val="C00000"/>
           <w:sz w:val="24"/>
         </w:rPr>
-        <w:t>156 мегабайт.</w:t>
+        <w:t>Да, как обычно. Вообще тебя исключила конкретная тварь, Роман какой-то. Это не какое-то там общее решение.</w:t>
       </w:r>
     </w:p>
     <w:p>
@@ -995,7 +1149,7 @@
           <w:color w:val="6B6B6B"/>
           <w:sz w:val="18"/>
         </w:rPr>
-        <w:t xml:space="preserve">   ·   22:04</w:t>
+        <w:t xml:space="preserve">   ·   17:47</w:t>
       </w:r>
     </w:p>
     <w:p>
@@ -1009,13 +1163,11 @@
       </w:pPr>
       <w:r>
         <w:rPr>
-          <w:rFonts w:ascii="Times New Roman" w:hAnsi="Times New Roman" w:cs="Times New Roman" w:eastAsia="Times New Roman"/>
-          <w:b w:val="0"/>
-          <w:i w:val="0"/>
+          <w:rFonts w:ascii="Times New Roman" w:hAnsi="Times New Roman" w:eastAsia="Times New Roman"/>
           <w:color w:val="1F4E79"/>
           <w:sz w:val="24"/>
         </w:rPr>
-        <w:t>А в чём вообще суть этого приложения? Как оно работает?</w:t>
+        <w:t>Ну, интересно, конечно, какая ему разница, типа, ну, на одного участника в чате больше, и как-бы что.</w:t>
       </w:r>
     </w:p>
     <w:p>
@@ -1041,7 +1193,7 @@
           <w:color w:val="6B6B6B"/>
           <w:sz w:val="18"/>
         </w:rPr>
-        <w:t xml:space="preserve">   ·   22:06</w:t>
+        <w:t xml:space="preserve">   ·   17:50</w:t>
       </w:r>
     </w:p>
     <w:p>
@@ -1061,7 +1213,1265 @@
           <w:color w:val="C00000"/>
           <w:sz w:val="24"/>
         </w:rPr>
-        <w:t>Да так, это такое же приложение, как и родной андроидовский YouTube. Считаю, что это то же самое. Просто оно взломанное, и там, по-моему, рекламу оно убирает, и нет вот этих ограничений, что оно при сворачивании выключается. А так это то же самое. Считаю, это взломанный YouTube.</w:t>
+        <w:t>Они боятся. Обсуждают политические темы, боятся, что шпион какой-то.</w:t>
+      </w:r>
+    </w:p>
+    <w:p>
+      <w:pPr>
+        <w:spacing w:before="200" w:after="40"/>
+        <w:ind w:firstLine="0"/>
+      </w:pPr>
+      <w:r>
+        <w:rPr>
+          <w:rFonts w:ascii="Times New Roman" w:hAnsi="Times New Roman" w:cs="Times New Roman" w:eastAsia="Times New Roman"/>
+          <w:b/>
+          <w:i w:val="0"/>
+          <w:color w:val="C00000"/>
+          <w:sz w:val="24"/>
+        </w:rPr>
+        <w:t>Kir</w:t>
+      </w:r>
+      <w:r>
+        <w:rPr>
+          <w:rFonts w:ascii="Times New Roman" w:hAnsi="Times New Roman" w:cs="Times New Roman" w:eastAsia="Times New Roman"/>
+          <w:b w:val="0"/>
+          <w:i/>
+          <w:color w:val="6B6B6B"/>
+          <w:sz w:val="18"/>
+        </w:rPr>
+        <w:t xml:space="preserve">   ·   19:40</w:t>
+      </w:r>
+    </w:p>
+    <w:p>
+      <w:pPr>
+        <w:spacing w:after="160" w:line="276" w:lineRule="auto"/>
+        <w:ind w:firstLine="425"/>
+        <w:jc w:val="both"/>
+        <w:pBdr>
+          <w:left w:val="single" w:sz="12" w:space="8" w:color="C00000"/>
+        </w:pBdr>
+      </w:pPr>
+      <w:r>
+        <w:rPr>
+          <w:rFonts w:ascii="Times New Roman" w:hAnsi="Times New Roman" w:eastAsia="Times New Roman"/>
+          <w:color w:val="C00000"/>
+          <w:sz w:val="24"/>
+        </w:rPr>
+        <w:t>Там, короче, развернулась беседа насчёт удаления. Написали там типа: тут у нас токсичное сообщество, что там делать. И так далее, начинается. Потом один там идёт: напиши извинения от всех нас, такое типа: мы тут обсуждаем такое, что явно не для неё, и, типа, это к тебе не подходит, а мы не хотим сдерживаться, хотим свободно говорить то, что думаем, и грохнем — сама наткнётся, если надо. Короче, там завязалась фигня.</w:t>
+      </w:r>
+    </w:p>
+    <w:p>
+      <w:pPr>
+        <w:spacing w:before="200" w:after="40"/>
+        <w:ind w:firstLine="0"/>
+      </w:pPr>
+      <w:r>
+        <w:rPr>
+          <w:rFonts w:ascii="Times New Roman" w:hAnsi="Times New Roman" w:cs="Times New Roman" w:eastAsia="Times New Roman"/>
+          <w:b/>
+          <w:i w:val="0"/>
+          <w:color w:val="1F4E79"/>
+          <w:sz w:val="24"/>
+        </w:rPr>
+        <w:t>Анфи</w:t>
+      </w:r>
+      <w:r>
+        <w:rPr>
+          <w:rFonts w:ascii="Times New Roman" w:hAnsi="Times New Roman" w:cs="Times New Roman" w:eastAsia="Times New Roman"/>
+          <w:b w:val="0"/>
+          <w:i/>
+          <w:color w:val="6B6B6B"/>
+          <w:sz w:val="18"/>
+        </w:rPr>
+        <w:t xml:space="preserve">   ·   19:42</w:t>
+      </w:r>
+    </w:p>
+    <w:p>
+      <w:pPr>
+        <w:spacing w:after="160" w:line="276" w:lineRule="auto"/>
+        <w:ind w:firstLine="425"/>
+        <w:jc w:val="both"/>
+        <w:pBdr>
+          <w:left w:val="single" w:sz="12" w:space="8" w:color="1F4E79"/>
+        </w:pBdr>
+      </w:pPr>
+      <w:r>
+        <w:rPr>
+          <w:rFonts w:ascii="Times New Roman" w:hAnsi="Times New Roman" w:cs="Times New Roman" w:eastAsia="Times New Roman"/>
+          <w:b w:val="0"/>
+          <w:i w:val="0"/>
+          <w:color w:val="1F4E79"/>
+          <w:sz w:val="24"/>
+        </w:rPr>
+        <w:t>Да, вот мне даже интересно, чем таким могли бы они меня удивить, чтобы даже я охуела.</w:t>
+      </w:r>
+    </w:p>
+    <w:p>
+      <w:pPr>
+        <w:spacing w:before="200" w:after="40"/>
+        <w:ind w:firstLine="0"/>
+      </w:pPr>
+      <w:r>
+        <w:rPr>
+          <w:rFonts w:ascii="Times New Roman" w:hAnsi="Times New Roman" w:cs="Times New Roman" w:eastAsia="Times New Roman"/>
+          <w:b/>
+          <w:i w:val="0"/>
+          <w:color w:val="C00000"/>
+          <w:sz w:val="24"/>
+        </w:rPr>
+        <w:t>Kir</w:t>
+      </w:r>
+      <w:r>
+        <w:rPr>
+          <w:rFonts w:ascii="Times New Roman" w:hAnsi="Times New Roman" w:cs="Times New Roman" w:eastAsia="Times New Roman"/>
+          <w:b w:val="0"/>
+          <w:i/>
+          <w:color w:val="6B6B6B"/>
+          <w:sz w:val="18"/>
+        </w:rPr>
+        <w:t xml:space="preserve">   ·   19:43</w:t>
+      </w:r>
+    </w:p>
+    <w:p>
+      <w:pPr>
+        <w:spacing w:after="160" w:line="276" w:lineRule="auto"/>
+        <w:ind w:firstLine="425"/>
+        <w:jc w:val="both"/>
+        <w:pBdr>
+          <w:left w:val="single" w:sz="12" w:space="8" w:color="C00000"/>
+        </w:pBdr>
+      </w:pPr>
+      <w:r>
+        <w:rPr>
+          <w:rFonts w:ascii="Times New Roman" w:hAnsi="Times New Roman" w:eastAsia="Times New Roman"/>
+          <w:color w:val="C00000"/>
+          <w:sz w:val="24"/>
+        </w:rPr>
+        <w:t>Давай. Вот это сообщение я им перешлю, хочешь?</w:t>
+      </w:r>
+    </w:p>
+    <w:p>
+      <w:pPr>
+        <w:spacing w:before="200" w:after="40"/>
+        <w:ind w:firstLine="0"/>
+      </w:pPr>
+      <w:r>
+        <w:rPr>
+          <w:rFonts w:ascii="Times New Roman" w:hAnsi="Times New Roman" w:cs="Times New Roman" w:eastAsia="Times New Roman"/>
+          <w:b/>
+          <w:i w:val="0"/>
+          <w:color w:val="1F4E79"/>
+          <w:sz w:val="24"/>
+        </w:rPr>
+        <w:t>Анфи</w:t>
+      </w:r>
+      <w:r>
+        <w:rPr>
+          <w:rFonts w:ascii="Times New Roman" w:hAnsi="Times New Roman" w:cs="Times New Roman" w:eastAsia="Times New Roman"/>
+          <w:b w:val="0"/>
+          <w:i/>
+          <w:color w:val="6B6B6B"/>
+          <w:sz w:val="18"/>
+        </w:rPr>
+        <w:t xml:space="preserve">   ·   19:43</w:t>
+      </w:r>
+    </w:p>
+    <w:p>
+      <w:pPr>
+        <w:spacing w:after="160" w:line="276" w:lineRule="auto"/>
+        <w:ind w:firstLine="425"/>
+        <w:jc w:val="both"/>
+        <w:pBdr>
+          <w:left w:val="single" w:sz="12" w:space="8" w:color="1F4E79"/>
+        </w:pBdr>
+      </w:pPr>
+      <w:r>
+        <w:rPr>
+          <w:rFonts w:ascii="Times New Roman" w:hAnsi="Times New Roman" w:cs="Times New Roman" w:eastAsia="Times New Roman"/>
+          <w:b w:val="0"/>
+          <w:i w:val="0"/>
+          <w:color w:val="1F4E79"/>
+          <w:sz w:val="24"/>
+        </w:rPr>
+        <w:t>Да, давай, мне реально интересно, от чего я могу съебаться в ужасе. Просто они даже не знают, что я видела вообще, ну. В общем и целом, если без уточнений: чтобы меня напугать или удивить в чате, в интернете — это реально уметь надо. Я думаю, это невозможно.</w:t>
+      </w:r>
+    </w:p>
+    <w:p>
+      <w:pPr>
+        <w:spacing w:before="200" w:after="40"/>
+        <w:ind w:firstLine="0"/>
+      </w:pPr>
+      <w:r>
+        <w:rPr>
+          <w:rFonts w:ascii="Times New Roman" w:hAnsi="Times New Roman" w:cs="Times New Roman" w:eastAsia="Times New Roman"/>
+          <w:b/>
+          <w:i w:val="0"/>
+          <w:color w:val="C00000"/>
+          <w:sz w:val="24"/>
+        </w:rPr>
+        <w:t>Kir</w:t>
+      </w:r>
+      <w:r>
+        <w:rPr>
+          <w:rFonts w:ascii="Times New Roman" w:hAnsi="Times New Roman" w:cs="Times New Roman" w:eastAsia="Times New Roman"/>
+          <w:b w:val="0"/>
+          <w:i/>
+          <w:color w:val="6B6B6B"/>
+          <w:sz w:val="18"/>
+        </w:rPr>
+        <w:t xml:space="preserve">   ·   19:48</w:t>
+      </w:r>
+    </w:p>
+    <w:p>
+      <w:pPr>
+        <w:spacing w:after="160" w:line="276" w:lineRule="auto"/>
+        <w:ind w:firstLine="425"/>
+        <w:jc w:val="both"/>
+        <w:pBdr>
+          <w:left w:val="single" w:sz="12" w:space="8" w:color="C00000"/>
+        </w:pBdr>
+      </w:pPr>
+      <w:r>
+        <w:rPr>
+          <w:rFonts w:ascii="Times New Roman" w:hAnsi="Times New Roman" w:cs="Times New Roman" w:eastAsia="Times New Roman"/>
+          <w:b w:val="0"/>
+          <w:i w:val="0"/>
+          <w:color w:val="C00000"/>
+          <w:sz w:val="24"/>
+        </w:rPr>
+        <w:t>Так, пацаны, реально, у нас существует какая-либо процедура общего голосования по поводу того, кого кикнуть, а кого нет?</w:t>
+      </w:r>
+    </w:p>
+    <w:p>
+      <w:pPr>
+        <w:spacing w:before="200" w:after="40"/>
+        <w:ind w:firstLine="0"/>
+      </w:pPr>
+      <w:r>
+        <w:rPr>
+          <w:rFonts w:ascii="Times New Roman" w:hAnsi="Times New Roman" w:cs="Times New Roman" w:eastAsia="Times New Roman"/>
+          <w:b/>
+          <w:i w:val="0"/>
+          <w:color w:val="C00000"/>
+          <w:sz w:val="24"/>
+        </w:rPr>
+        <w:t>Kir</w:t>
+      </w:r>
+      <w:r>
+        <w:rPr>
+          <w:rFonts w:ascii="Times New Roman" w:hAnsi="Times New Roman" w:cs="Times New Roman" w:eastAsia="Times New Roman"/>
+          <w:b w:val="0"/>
+          <w:i/>
+          <w:color w:val="6B6B6B"/>
+          <w:sz w:val="18"/>
+        </w:rPr>
+        <w:t xml:space="preserve">   ·   19:54</w:t>
+      </w:r>
+    </w:p>
+    <w:p>
+      <w:pPr>
+        <w:spacing w:after="160" w:line="276" w:lineRule="auto"/>
+        <w:ind w:firstLine="425"/>
+        <w:jc w:val="both"/>
+        <w:pBdr>
+          <w:left w:val="single" w:sz="12" w:space="8" w:color="C00000"/>
+        </w:pBdr>
+      </w:pPr>
+      <w:r>
+        <w:rPr>
+          <w:rFonts w:ascii="Times New Roman" w:hAnsi="Times New Roman" w:cs="Times New Roman" w:eastAsia="Times New Roman"/>
+          <w:b w:val="0"/>
+          <w:i w:val="0"/>
+          <w:color w:val="C00000"/>
+          <w:sz w:val="24"/>
+        </w:rPr>
+        <w:t>Короче, я так понял, там один долбонавт, который ведёт себя непонятно как и мутит всю воду, начал там всякую чушь нести. Короче, я думаю, что и мне надо бы с этого чата свалить. Либо попробовать его выкинуть оттуда.</w:t>
+      </w:r>
+    </w:p>
+    <w:p>
+      <w:pPr>
+        <w:spacing w:before="200" w:after="40"/>
+        <w:ind w:firstLine="0"/>
+      </w:pPr>
+      <w:r>
+        <w:rPr>
+          <w:rFonts w:ascii="Times New Roman" w:hAnsi="Times New Roman" w:cs="Times New Roman" w:eastAsia="Times New Roman"/>
+          <w:b/>
+          <w:i w:val="0"/>
+          <w:color w:val="1F4E79"/>
+          <w:sz w:val="24"/>
+        </w:rPr>
+        <w:t>Анфи</w:t>
+      </w:r>
+      <w:r>
+        <w:rPr>
+          <w:rFonts w:ascii="Times New Roman" w:hAnsi="Times New Roman" w:cs="Times New Roman" w:eastAsia="Times New Roman"/>
+          <w:b w:val="0"/>
+          <w:i/>
+          <w:color w:val="6B6B6B"/>
+          <w:sz w:val="18"/>
+        </w:rPr>
+        <w:t xml:space="preserve">   ·   19:58</w:t>
+      </w:r>
+    </w:p>
+    <w:p>
+      <w:pPr>
+        <w:spacing w:after="160" w:line="276" w:lineRule="auto"/>
+        <w:ind w:firstLine="425"/>
+        <w:jc w:val="both"/>
+        <w:pBdr>
+          <w:left w:val="single" w:sz="12" w:space="8" w:color="1F4E79"/>
+        </w:pBdr>
+      </w:pPr>
+      <w:r>
+        <w:rPr>
+          <w:rFonts w:ascii="Times New Roman" w:hAnsi="Times New Roman" w:eastAsia="Times New Roman"/>
+          <w:color w:val="1F4E79"/>
+          <w:sz w:val="24"/>
+        </w:rPr>
+        <w:t>Ну, видимо, чат без ебанутых — это, как-бы, не то.</w:t>
+      </w:r>
+    </w:p>
+    <w:p>
+      <w:pPr>
+        <w:spacing w:before="200" w:after="40"/>
+        <w:ind w:firstLine="0"/>
+      </w:pPr>
+      <w:r>
+        <w:rPr>
+          <w:rFonts w:ascii="Times New Roman" w:hAnsi="Times New Roman" w:cs="Times New Roman" w:eastAsia="Times New Roman"/>
+          <w:b/>
+          <w:i w:val="0"/>
+          <w:color w:val="C00000"/>
+          <w:sz w:val="24"/>
+        </w:rPr>
+        <w:t>Kir</w:t>
+      </w:r>
+      <w:r>
+        <w:rPr>
+          <w:rFonts w:ascii="Times New Roman" w:hAnsi="Times New Roman" w:cs="Times New Roman" w:eastAsia="Times New Roman"/>
+          <w:b w:val="0"/>
+          <w:i/>
+          <w:color w:val="6B6B6B"/>
+          <w:sz w:val="18"/>
+        </w:rPr>
+        <w:t xml:space="preserve">   ·   19:59</w:t>
+      </w:r>
+    </w:p>
+    <w:p>
+      <w:pPr>
+        <w:spacing w:after="160" w:line="276" w:lineRule="auto"/>
+        <w:ind w:firstLine="425"/>
+        <w:jc w:val="both"/>
+        <w:pBdr>
+          <w:left w:val="single" w:sz="12" w:space="8" w:color="C00000"/>
+        </w:pBdr>
+      </w:pPr>
+      <w:r>
+        <w:rPr>
+          <w:rFonts w:ascii="Times New Roman" w:hAnsi="Times New Roman" w:cs="Times New Roman" w:eastAsia="Times New Roman"/>
+          <w:b w:val="0"/>
+          <w:i w:val="0"/>
+          <w:color w:val="C00000"/>
+          <w:sz w:val="24"/>
+        </w:rPr>
+        <w:t>Короче, это в очередной раз доказывает, что люди конченые. Он начал там философию разводить: зачем ты с ней общаешься, там всё такое начинается, чем ты можешь ей помочь. Там я написал: похоже, я знаю, кто здесь лишний в чате. И, кстати, у меня есть моя личная группа и чат большой: там тысяч человек, группа на тысячу, в чат там поменьше. Но чат он к этой группе как раз принадлежит, только он по нотному редактору, но звук там тоже обсуждается, люди недалёкие от звука, в общем, всякие карты обсуждают. Захочешь — я могу туда: там я, короче, полноправный владелец, сто процентов.</w:t>
+      </w:r>
+    </w:p>
+    <w:p>
+      <w:pPr>
+        <w:spacing w:before="200" w:after="40"/>
+        <w:ind w:firstLine="0"/>
+      </w:pPr>
+      <w:r>
+        <w:rPr>
+          <w:rFonts w:ascii="Times New Roman" w:hAnsi="Times New Roman" w:cs="Times New Roman" w:eastAsia="Times New Roman"/>
+          <w:b/>
+          <w:i w:val="0"/>
+          <w:color w:val="1F4E79"/>
+          <w:sz w:val="24"/>
+        </w:rPr>
+        <w:t>Анфи</w:t>
+      </w:r>
+      <w:r>
+        <w:rPr>
+          <w:rFonts w:ascii="Times New Roman" w:hAnsi="Times New Roman" w:cs="Times New Roman" w:eastAsia="Times New Roman"/>
+          <w:b w:val="0"/>
+          <w:i/>
+          <w:color w:val="6B6B6B"/>
+          <w:sz w:val="18"/>
+        </w:rPr>
+        <w:t xml:space="preserve">   ·   20:01</w:t>
+      </w:r>
+    </w:p>
+    <w:p>
+      <w:pPr>
+        <w:spacing w:after="160" w:line="276" w:lineRule="auto"/>
+        <w:ind w:firstLine="425"/>
+        <w:jc w:val="both"/>
+        <w:pBdr>
+          <w:left w:val="single" w:sz="12" w:space="8" w:color="1F4E79"/>
+        </w:pBdr>
+      </w:pPr>
+      <w:r>
+        <w:rPr>
+          <w:rFonts w:ascii="Times New Roman" w:hAnsi="Times New Roman" w:eastAsia="Times New Roman"/>
+          <w:color w:val="1F4E79"/>
+          <w:sz w:val="24"/>
+        </w:rPr>
+        <w:t>Да не знаю, я не очень люблю большие чаты, где много народу, потому, что там как-то, не знаю, много сообщений, там за всем следить надо постоянно. А у меня на это особо времени нет. Где мало участников, там как-то проще. Ну да, пишут меньше, и не теряешь нить происходящего.</w:t>
+      </w:r>
+    </w:p>
+    <w:p>
+      <w:pPr>
+        <w:spacing w:before="200" w:after="40"/>
+        <w:ind w:firstLine="0"/>
+      </w:pPr>
+      <w:r>
+        <w:rPr>
+          <w:rFonts w:ascii="Times New Roman" w:hAnsi="Times New Roman" w:cs="Times New Roman" w:eastAsia="Times New Roman"/>
+          <w:b/>
+          <w:i w:val="0"/>
+          <w:color w:val="C00000"/>
+          <w:sz w:val="24"/>
+        </w:rPr>
+        <w:t>Kir</w:t>
+      </w:r>
+      <w:r>
+        <w:rPr>
+          <w:rFonts w:ascii="Times New Roman" w:hAnsi="Times New Roman" w:cs="Times New Roman" w:eastAsia="Times New Roman"/>
+          <w:b w:val="0"/>
+          <w:i/>
+          <w:color w:val="6B6B6B"/>
+          <w:sz w:val="18"/>
+        </w:rPr>
+        <w:t xml:space="preserve">   ·   20:02</w:t>
+      </w:r>
+    </w:p>
+    <w:p>
+      <w:pPr>
+        <w:spacing w:after="160" w:line="276" w:lineRule="auto"/>
+        <w:ind w:firstLine="425"/>
+        <w:jc w:val="both"/>
+        <w:pBdr>
+          <w:left w:val="single" w:sz="12" w:space="8" w:color="C00000"/>
+        </w:pBdr>
+      </w:pPr>
+      <w:r>
+        <w:rPr>
+          <w:rFonts w:ascii="Times New Roman" w:hAnsi="Times New Roman" w:eastAsia="Times New Roman"/>
+          <w:color w:val="C00000"/>
+          <w:sz w:val="24"/>
+        </w:rPr>
+        <w:t>Да, потому, что люди долбанутые, у них только одна тема на уме. Если общаешься — значит всё, значит что-то там между вами есть. Люди просто не могут думать ни о чём. Ну, видимо, знаешь, у кого, что болит, тот о том и говорит.</w:t>
+      </w:r>
+    </w:p>
+    <w:p>
+      <w:pPr>
+        <w:spacing w:before="200" w:after="40"/>
+        <w:ind w:firstLine="0"/>
+      </w:pPr>
+      <w:r>
+        <w:rPr>
+          <w:rFonts w:ascii="Times New Roman" w:hAnsi="Times New Roman" w:cs="Times New Roman" w:eastAsia="Times New Roman"/>
+          <w:b/>
+          <w:i w:val="0"/>
+          <w:color w:val="1F4E79"/>
+          <w:sz w:val="24"/>
+        </w:rPr>
+        <w:t>Анфи</w:t>
+      </w:r>
+      <w:r>
+        <w:rPr>
+          <w:rFonts w:ascii="Times New Roman" w:hAnsi="Times New Roman" w:cs="Times New Roman" w:eastAsia="Times New Roman"/>
+          <w:b w:val="0"/>
+          <w:i/>
+          <w:color w:val="6B6B6B"/>
+          <w:sz w:val="18"/>
+        </w:rPr>
+        <w:t xml:space="preserve">   ·   20:03</w:t>
+      </w:r>
+    </w:p>
+    <w:p>
+      <w:pPr>
+        <w:spacing w:after="160" w:line="276" w:lineRule="auto"/>
+        <w:ind w:firstLine="425"/>
+        <w:jc w:val="both"/>
+        <w:pBdr>
+          <w:left w:val="single" w:sz="12" w:space="8" w:color="1F4E79"/>
+        </w:pBdr>
+      </w:pPr>
+      <w:r>
+        <w:rPr>
+          <w:rFonts w:ascii="Times New Roman" w:hAnsi="Times New Roman" w:eastAsia="Times New Roman"/>
+          <w:color w:val="1F4E79"/>
+          <w:sz w:val="24"/>
+        </w:rPr>
+        <w:t>О, моё любимое началось. Это. Вот реально, это такой трэш, когда ты просто говоришь, что. Вот я общаюсь с этим человеком. Херак, и вы уже женаты. Как это произошло, никто не знает, кроме того человека, который построил эту шикарнейшую теорию.</w:t>
+      </w:r>
+    </w:p>
+    <w:p>
+      <w:pPr>
+        <w:spacing w:before="200" w:after="40"/>
+        <w:ind w:firstLine="0"/>
+      </w:pPr>
+      <w:r>
+        <w:rPr>
+          <w:rFonts w:ascii="Times New Roman" w:hAnsi="Times New Roman" w:cs="Times New Roman" w:eastAsia="Times New Roman"/>
+          <w:b/>
+          <w:i w:val="0"/>
+          <w:color w:val="C00000"/>
+          <w:sz w:val="24"/>
+        </w:rPr>
+        <w:t>Kir</w:t>
+      </w:r>
+      <w:r>
+        <w:rPr>
+          <w:rFonts w:ascii="Times New Roman" w:hAnsi="Times New Roman" w:cs="Times New Roman" w:eastAsia="Times New Roman"/>
+          <w:b w:val="0"/>
+          <w:i/>
+          <w:color w:val="6B6B6B"/>
+          <w:sz w:val="18"/>
+        </w:rPr>
+        <w:t xml:space="preserve">   ·   20:22</w:t>
+      </w:r>
+    </w:p>
+    <w:p>
+      <w:pPr>
+        <w:spacing w:after="160" w:line="276" w:lineRule="auto"/>
+        <w:ind w:firstLine="425"/>
+        <w:jc w:val="both"/>
+        <w:pBdr>
+          <w:left w:val="single" w:sz="12" w:space="8" w:color="C00000"/>
+        </w:pBdr>
+      </w:pPr>
+      <w:r>
+        <w:rPr>
+          <w:rFonts w:ascii="Times New Roman" w:hAnsi="Times New Roman" w:eastAsia="Times New Roman"/>
+          <w:color w:val="C00000"/>
+          <w:sz w:val="24"/>
+        </w:rPr>
+        <w:t>Люди больны просто. Короче, им записал там длинное сообщение, почти на 6 минут голосовое, и рассказал всё, что я думаю. И. Вот предложил этого чувака выкинуть из-за чата, потому, что реально несёт чушь там. И, конечно, чувак под кайфом, и, не знаю, может, там под градусом находится. Я просто прямым текстом сказал: я предлагаю таких удалять. Пусть, говорю, останется в чате там пять человек, но это будут идеальные люди. Но там не так много: там 23 человека всего, для чата это достаточно мало.</w:t>
+      </w:r>
+    </w:p>
+    <w:p>
+      <w:pPr>
+        <w:spacing w:before="200" w:after="40"/>
+        <w:ind w:firstLine="0"/>
+      </w:pPr>
+      <w:r>
+        <w:rPr>
+          <w:rFonts w:ascii="Times New Roman" w:hAnsi="Times New Roman" w:cs="Times New Roman" w:eastAsia="Times New Roman"/>
+          <w:b/>
+          <w:i w:val="0"/>
+          <w:color w:val="1F4E79"/>
+          <w:sz w:val="24"/>
+        </w:rPr>
+        <w:t>Анфи</w:t>
+      </w:r>
+      <w:r>
+        <w:rPr>
+          <w:rFonts w:ascii="Times New Roman" w:hAnsi="Times New Roman" w:cs="Times New Roman" w:eastAsia="Times New Roman"/>
+          <w:b w:val="0"/>
+          <w:i/>
+          <w:color w:val="6B6B6B"/>
+          <w:sz w:val="18"/>
+        </w:rPr>
+        <w:t xml:space="preserve">   ·   20:23</w:t>
+      </w:r>
+    </w:p>
+    <w:p>
+      <w:pPr>
+        <w:spacing w:after="160" w:line="276" w:lineRule="auto"/>
+        <w:ind w:firstLine="425"/>
+        <w:jc w:val="both"/>
+        <w:pBdr>
+          <w:left w:val="single" w:sz="12" w:space="8" w:color="1F4E79"/>
+        </w:pBdr>
+      </w:pPr>
+      <w:r>
+        <w:rPr>
+          <w:rFonts w:ascii="Times New Roman" w:hAnsi="Times New Roman" w:cs="Times New Roman" w:eastAsia="Times New Roman"/>
+          <w:b w:val="0"/>
+          <w:i w:val="0"/>
+          <w:color w:val="1F4E79"/>
+          <w:sz w:val="24"/>
+        </w:rPr>
+        <w:t>Можешь мне это сообщение переслать? Мне интересно, что там.</w:t>
+      </w:r>
+    </w:p>
+    <w:p>
+      <w:pPr>
+        <w:spacing w:before="200" w:after="40"/>
+        <w:ind w:firstLine="0"/>
+      </w:pPr>
+      <w:r>
+        <w:rPr>
+          <w:rFonts w:ascii="Times New Roman" w:hAnsi="Times New Roman" w:cs="Times New Roman" w:eastAsia="Times New Roman"/>
+          <w:b/>
+          <w:i w:val="0"/>
+          <w:color w:val="1F4E79"/>
+          <w:sz w:val="24"/>
+        </w:rPr>
+        <w:t>Анфи</w:t>
+      </w:r>
+      <w:r>
+        <w:rPr>
+          <w:rFonts w:ascii="Times New Roman" w:hAnsi="Times New Roman" w:cs="Times New Roman" w:eastAsia="Times New Roman"/>
+          <w:b w:val="0"/>
+          <w:i/>
+          <w:color w:val="6B6B6B"/>
+          <w:sz w:val="18"/>
+        </w:rPr>
+        <w:t xml:space="preserve">   ·   20:47</w:t>
+      </w:r>
+    </w:p>
+    <w:p>
+      <w:pPr>
+        <w:spacing w:after="160" w:line="276" w:lineRule="auto"/>
+        <w:ind w:firstLine="425"/>
+        <w:jc w:val="both"/>
+        <w:pBdr>
+          <w:left w:val="single" w:sz="12" w:space="8" w:color="1F4E79"/>
+        </w:pBdr>
+      </w:pPr>
+      <w:r>
+        <w:rPr>
+          <w:rFonts w:ascii="Times New Roman" w:hAnsi="Times New Roman" w:cs="Times New Roman" w:eastAsia="Times New Roman"/>
+          <w:b w:val="0"/>
+          <w:i w:val="0"/>
+          <w:color w:val="1F4E79"/>
+          <w:sz w:val="24"/>
+        </w:rPr>
+        <w:t>Я прослушала. Это полный разъёб. Это просто разъёб. Мне добавить нечего. Ну, без комментариев. Особенно меня жёстко убили моменты про возраст согласия. Блин, я в ахуе.</w:t>
+      </w:r>
+    </w:p>
+    <w:p>
+      <w:pPr>
+        <w:spacing w:before="200" w:after="40"/>
+        <w:ind w:firstLine="0"/>
+      </w:pPr>
+      <w:r>
+        <w:rPr>
+          <w:rFonts w:ascii="Times New Roman" w:hAnsi="Times New Roman" w:cs="Times New Roman" w:eastAsia="Times New Roman"/>
+          <w:b/>
+          <w:i w:val="0"/>
+          <w:color w:val="C00000"/>
+          <w:sz w:val="24"/>
+        </w:rPr>
+        <w:t>Kir</w:t>
+      </w:r>
+      <w:r>
+        <w:rPr>
+          <w:rFonts w:ascii="Times New Roman" w:hAnsi="Times New Roman" w:cs="Times New Roman" w:eastAsia="Times New Roman"/>
+          <w:b w:val="0"/>
+          <w:i/>
+          <w:color w:val="6B6B6B"/>
+          <w:sz w:val="18"/>
+        </w:rPr>
+        <w:t xml:space="preserve">   ·   20:48</w:t>
+      </w:r>
+    </w:p>
+    <w:p>
+      <w:pPr>
+        <w:spacing w:after="160" w:line="276" w:lineRule="auto"/>
+        <w:ind w:firstLine="425"/>
+        <w:jc w:val="both"/>
+        <w:pBdr>
+          <w:left w:val="single" w:sz="12" w:space="8" w:color="C00000"/>
+        </w:pBdr>
+      </w:pPr>
+      <w:r>
+        <w:rPr>
+          <w:rFonts w:ascii="Times New Roman" w:hAnsi="Times New Roman" w:cs="Times New Roman" w:eastAsia="Times New Roman"/>
+          <w:b w:val="0"/>
+          <w:i w:val="0"/>
+          <w:color w:val="C00000"/>
+          <w:sz w:val="24"/>
+        </w:rPr>
+        <w:t>Связи между этим фактом и физикой звука тоже как-то мало.</w:t>
+      </w:r>
+    </w:p>
+    <w:p>
+      <w:pPr>
+        <w:spacing w:before="200" w:after="40"/>
+        <w:ind w:firstLine="0"/>
+      </w:pPr>
+      <w:r>
+        <w:rPr>
+          <w:rFonts w:ascii="Times New Roman" w:hAnsi="Times New Roman" w:cs="Times New Roman" w:eastAsia="Times New Roman"/>
+          <w:b/>
+          <w:i w:val="0"/>
+          <w:color w:val="1F4E79"/>
+          <w:sz w:val="24"/>
+        </w:rPr>
+        <w:t>Анфи</w:t>
+      </w:r>
+      <w:r>
+        <w:rPr>
+          <w:rFonts w:ascii="Times New Roman" w:hAnsi="Times New Roman" w:cs="Times New Roman" w:eastAsia="Times New Roman"/>
+          <w:b w:val="0"/>
+          <w:i/>
+          <w:color w:val="6B6B6B"/>
+          <w:sz w:val="18"/>
+        </w:rPr>
+        <w:t xml:space="preserve">   ·   20:49</w:t>
+      </w:r>
+    </w:p>
+    <w:p>
+      <w:pPr>
+        <w:spacing w:after="160" w:line="276" w:lineRule="auto"/>
+        <w:ind w:firstLine="425"/>
+        <w:jc w:val="both"/>
+        <w:pBdr>
+          <w:left w:val="single" w:sz="12" w:space="8" w:color="1F4E79"/>
+        </w:pBdr>
+      </w:pPr>
+      <w:r>
+        <w:rPr>
+          <w:rFonts w:ascii="Times New Roman" w:hAnsi="Times New Roman" w:cs="Times New Roman" w:eastAsia="Times New Roman"/>
+          <w:b w:val="0"/>
+          <w:i w:val="0"/>
+          <w:color w:val="1F4E79"/>
+          <w:sz w:val="24"/>
+        </w:rPr>
+        <w:t>Не надо, я его прибью в переписке раньше, чем он мне что-то успеет объяснить.</w:t>
+      </w:r>
+    </w:p>
+    <w:p>
+      <w:pPr>
+        <w:spacing w:before="200" w:after="40"/>
+        <w:ind w:firstLine="0"/>
+      </w:pPr>
+      <w:r>
+        <w:rPr>
+          <w:rFonts w:ascii="Times New Roman" w:hAnsi="Times New Roman" w:cs="Times New Roman" w:eastAsia="Times New Roman"/>
+          <w:b/>
+          <w:i w:val="0"/>
+          <w:color w:val="C00000"/>
+          <w:sz w:val="24"/>
+        </w:rPr>
+        <w:t>Kir</w:t>
+      </w:r>
+      <w:r>
+        <w:rPr>
+          <w:rFonts w:ascii="Times New Roman" w:hAnsi="Times New Roman" w:cs="Times New Roman" w:eastAsia="Times New Roman"/>
+          <w:b w:val="0"/>
+          <w:i/>
+          <w:color w:val="6B6B6B"/>
+          <w:sz w:val="18"/>
+        </w:rPr>
+        <w:t xml:space="preserve">   ·   20:51</w:t>
+      </w:r>
+    </w:p>
+    <w:p>
+      <w:pPr>
+        <w:spacing w:after="160" w:line="276" w:lineRule="auto"/>
+        <w:ind w:firstLine="425"/>
+        <w:jc w:val="both"/>
+        <w:pBdr>
+          <w:left w:val="single" w:sz="12" w:space="8" w:color="C00000"/>
+        </w:pBdr>
+      </w:pPr>
+      <w:r>
+        <w:rPr>
+          <w:rFonts w:ascii="Times New Roman" w:hAnsi="Times New Roman" w:eastAsia="Times New Roman"/>
+          <w:color w:val="C00000"/>
+          <w:sz w:val="24"/>
+        </w:rPr>
+        <w:t>Он сказал, что я в основном продакшеном занимаюсь, с публикацией аудиозаписей и т. Д. Но, если в физике звука, то я тоже смогу что-нибудь объяснить. Начало было не очень хорошее, поэтому я не знаю, как оно может сложиться дальше.</w:t>
+      </w:r>
+    </w:p>
+    <w:p>
+      <w:pPr>
+        <w:spacing w:before="200" w:after="40"/>
+        <w:ind w:firstLine="0"/>
+      </w:pPr>
+      <w:r>
+        <w:rPr>
+          <w:rFonts w:ascii="Times New Roman" w:hAnsi="Times New Roman" w:cs="Times New Roman" w:eastAsia="Times New Roman"/>
+          <w:b/>
+          <w:i w:val="0"/>
+          <w:color w:val="1F4E79"/>
+          <w:sz w:val="24"/>
+        </w:rPr>
+        <w:t>Анфи</w:t>
+      </w:r>
+      <w:r>
+        <w:rPr>
+          <w:rFonts w:ascii="Times New Roman" w:hAnsi="Times New Roman" w:cs="Times New Roman" w:eastAsia="Times New Roman"/>
+          <w:b w:val="0"/>
+          <w:i/>
+          <w:color w:val="6B6B6B"/>
+          <w:sz w:val="18"/>
+        </w:rPr>
+        <w:t xml:space="preserve">   ·   20:51</w:t>
+      </w:r>
+    </w:p>
+    <w:p>
+      <w:pPr>
+        <w:spacing w:after="160" w:line="276" w:lineRule="auto"/>
+        <w:ind w:firstLine="425"/>
+        <w:jc w:val="both"/>
+        <w:pBdr>
+          <w:left w:val="single" w:sz="12" w:space="8" w:color="1F4E79"/>
+        </w:pBdr>
+      </w:pPr>
+      <w:r>
+        <w:rPr>
+          <w:rFonts w:ascii="Times New Roman" w:hAnsi="Times New Roman" w:eastAsia="Times New Roman"/>
+          <w:color w:val="1F4E79"/>
+          <w:sz w:val="24"/>
+        </w:rPr>
+        <w:t>Ну, прикол в том, что, если люди вначале показали себя как ебланы, то у меня такие люди доверия как-то не вызывают.</w:t>
+      </w:r>
+    </w:p>
+    <w:p>
+      <w:pPr>
+        <w:spacing w:before="200" w:after="40"/>
+        <w:ind w:firstLine="0"/>
+      </w:pPr>
+      <w:r>
+        <w:rPr>
+          <w:rFonts w:ascii="Times New Roman" w:hAnsi="Times New Roman" w:cs="Times New Roman" w:eastAsia="Times New Roman"/>
+          <w:b/>
+          <w:i w:val="0"/>
+          <w:color w:val="C00000"/>
+          <w:sz w:val="24"/>
+        </w:rPr>
+        <w:t>Kir</w:t>
+      </w:r>
+      <w:r>
+        <w:rPr>
+          <w:rFonts w:ascii="Times New Roman" w:hAnsi="Times New Roman" w:cs="Times New Roman" w:eastAsia="Times New Roman"/>
+          <w:b w:val="0"/>
+          <w:i/>
+          <w:color w:val="6B6B6B"/>
+          <w:sz w:val="18"/>
+        </w:rPr>
+        <w:t xml:space="preserve">   ·   20:53</w:t>
+      </w:r>
+    </w:p>
+    <w:p>
+      <w:pPr>
+        <w:spacing w:after="160" w:line="276" w:lineRule="auto"/>
+        <w:ind w:firstLine="425"/>
+        <w:jc w:val="both"/>
+        <w:pBdr>
+          <w:left w:val="single" w:sz="12" w:space="8" w:color="C00000"/>
+        </w:pBdr>
+      </w:pPr>
+      <w:r>
+        <w:rPr>
+          <w:rFonts w:ascii="Times New Roman" w:hAnsi="Times New Roman" w:eastAsia="Times New Roman"/>
+          <w:color w:val="C00000"/>
+          <w:sz w:val="24"/>
+        </w:rPr>
+        <w:t>Нет, ну, есть позитивный момент, что он всё же не просто на том остановился, на чём остановились: типа, ты дебил, и ты дебил, до свидания. Но он всё же решил, сказал: давай в нормальном ключе общаться там. И так далее. Я предлагаю уйти из-за общего чата и не разводить грязь там, короче, не продолжать эту тему, а нормальный конструктивный разговор. Это позитивный на самом деле момент, потому, что хуже, когда люди остаются. Вот так при своём мнении: типа, да пошёл ты, да и ты пошёл, и всё, и на том разошлись. Это хуже гораздо.</w:t>
+      </w:r>
+    </w:p>
+    <w:p>
+      <w:pPr>
+        <w:spacing w:before="200" w:after="40"/>
+        <w:ind w:firstLine="0"/>
+      </w:pPr>
+      <w:r>
+        <w:rPr>
+          <w:rFonts w:ascii="Times New Roman" w:hAnsi="Times New Roman" w:cs="Times New Roman" w:eastAsia="Times New Roman"/>
+          <w:b/>
+          <w:i w:val="0"/>
+          <w:color w:val="1F4E79"/>
+          <w:sz w:val="24"/>
+        </w:rPr>
+        <w:t>Анфи</w:t>
+      </w:r>
+      <w:r>
+        <w:rPr>
+          <w:rFonts w:ascii="Times New Roman" w:hAnsi="Times New Roman" w:cs="Times New Roman" w:eastAsia="Times New Roman"/>
+          <w:b w:val="0"/>
+          <w:i/>
+          <w:color w:val="6B6B6B"/>
+          <w:sz w:val="18"/>
+        </w:rPr>
+        <w:t xml:space="preserve">   ·   20:55</w:t>
+      </w:r>
+    </w:p>
+    <w:p>
+      <w:pPr>
+        <w:spacing w:after="160" w:line="276" w:lineRule="auto"/>
+        <w:ind w:firstLine="425"/>
+        <w:jc w:val="both"/>
+        <w:pBdr>
+          <w:left w:val="single" w:sz="12" w:space="8" w:color="1F4E79"/>
+        </w:pBdr>
+      </w:pPr>
+      <w:r>
+        <w:rPr>
+          <w:rFonts w:ascii="Times New Roman" w:hAnsi="Times New Roman" w:eastAsia="Times New Roman"/>
+          <w:color w:val="1F4E79"/>
+          <w:sz w:val="24"/>
+        </w:rPr>
+        <w:t>Хорошо, что вы перешли в личку, потому что, вот, ну, когда в чатах продолжают сраться, это, как-бы, только, ну, тоже, по сути, мусор в чате.</w:t>
+      </w:r>
+    </w:p>
+    <w:p>
+      <w:pPr>
+        <w:spacing w:before="200" w:after="40"/>
+        <w:ind w:firstLine="0"/>
+      </w:pPr>
+      <w:r>
+        <w:rPr>
+          <w:rFonts w:ascii="Times New Roman" w:hAnsi="Times New Roman" w:cs="Times New Roman" w:eastAsia="Times New Roman"/>
+          <w:b/>
+          <w:i w:val="0"/>
+          <w:color w:val="C00000"/>
+          <w:sz w:val="24"/>
+        </w:rPr>
+        <w:t>Kir</w:t>
+      </w:r>
+      <w:r>
+        <w:rPr>
+          <w:rFonts w:ascii="Times New Roman" w:hAnsi="Times New Roman" w:cs="Times New Roman" w:eastAsia="Times New Roman"/>
+          <w:b w:val="0"/>
+          <w:i/>
+          <w:color w:val="6B6B6B"/>
+          <w:sz w:val="18"/>
+        </w:rPr>
+        <w:t xml:space="preserve">   ·   21:03</w:t>
+      </w:r>
+    </w:p>
+    <w:p>
+      <w:pPr>
+        <w:spacing w:after="160" w:line="276" w:lineRule="auto"/>
+        <w:ind w:firstLine="425"/>
+        <w:jc w:val="both"/>
+        <w:pBdr>
+          <w:left w:val="single" w:sz="12" w:space="8" w:color="C00000"/>
+        </w:pBdr>
+      </w:pPr>
+      <w:r>
+        <w:rPr>
+          <w:rFonts w:ascii="Times New Roman" w:hAnsi="Times New Roman" w:eastAsia="Times New Roman"/>
+          <w:color w:val="C00000"/>
+          <w:sz w:val="24"/>
+        </w:rPr>
+        <w:t>А знаешь, ты говоришь с такой скоростью, как полтора. Вот, если мою запись на скорость полтора поставить, это будет твоя скорость естественного разговора.</w:t>
+      </w:r>
+    </w:p>
+    <w:p>
+      <w:pPr>
+        <w:spacing w:before="200" w:after="40"/>
+        <w:ind w:firstLine="0"/>
+      </w:pPr>
+      <w:r>
+        <w:rPr>
+          <w:rFonts w:ascii="Times New Roman" w:hAnsi="Times New Roman" w:cs="Times New Roman" w:eastAsia="Times New Roman"/>
+          <w:b/>
+          <w:i w:val="0"/>
+          <w:color w:val="1F4E79"/>
+          <w:sz w:val="24"/>
+        </w:rPr>
+        <w:t>Анфи</w:t>
+      </w:r>
+      <w:r>
+        <w:rPr>
+          <w:rFonts w:ascii="Times New Roman" w:hAnsi="Times New Roman" w:cs="Times New Roman" w:eastAsia="Times New Roman"/>
+          <w:b w:val="0"/>
+          <w:i/>
+          <w:color w:val="6B6B6B"/>
+          <w:sz w:val="18"/>
+        </w:rPr>
+        <w:t xml:space="preserve">   ·   21:04</w:t>
+      </w:r>
+    </w:p>
+    <w:p>
+      <w:pPr>
+        <w:spacing w:after="160" w:line="276" w:lineRule="auto"/>
+        <w:ind w:firstLine="425"/>
+        <w:jc w:val="both"/>
+        <w:pBdr>
+          <w:left w:val="single" w:sz="12" w:space="8" w:color="1F4E79"/>
+        </w:pBdr>
+      </w:pPr>
+      <w:r>
+        <w:rPr>
+          <w:rFonts w:ascii="Times New Roman" w:hAnsi="Times New Roman" w:eastAsia="Times New Roman"/>
+          <w:color w:val="1F4E79"/>
+          <w:sz w:val="24"/>
+        </w:rPr>
+        <w:t>А, я даже не замечала этого. Ну, хотя я, в принципе, да, достаточно быстро говорю. Ну, как-бы. Это классно, мне кажется.</w:t>
+      </w:r>
+    </w:p>
+    <w:p>
+      <w:pPr>
+        <w:spacing w:before="200" w:after="40"/>
+        <w:ind w:firstLine="0"/>
+      </w:pPr>
+      <w:r>
+        <w:rPr>
+          <w:rFonts w:ascii="Times New Roman" w:hAnsi="Times New Roman" w:cs="Times New Roman" w:eastAsia="Times New Roman"/>
+          <w:b/>
+          <w:i w:val="0"/>
+          <w:color w:val="C00000"/>
+          <w:sz w:val="24"/>
+        </w:rPr>
+        <w:t>Kir</w:t>
+      </w:r>
+      <w:r>
+        <w:rPr>
+          <w:rFonts w:ascii="Times New Roman" w:hAnsi="Times New Roman" w:cs="Times New Roman" w:eastAsia="Times New Roman"/>
+          <w:b w:val="0"/>
+          <w:i/>
+          <w:color w:val="6B6B6B"/>
+          <w:sz w:val="18"/>
+        </w:rPr>
+        <w:t xml:space="preserve">   ·   21:08</w:t>
+      </w:r>
+    </w:p>
+    <w:p>
+      <w:pPr>
+        <w:spacing w:after="160" w:line="276" w:lineRule="auto"/>
+        <w:ind w:firstLine="425"/>
+        <w:jc w:val="both"/>
+        <w:pBdr>
+          <w:left w:val="single" w:sz="12" w:space="8" w:color="C00000"/>
+        </w:pBdr>
+      </w:pPr>
+      <w:r>
+        <w:rPr>
+          <w:rFonts w:ascii="Times New Roman" w:hAnsi="Times New Roman" w:cs="Times New Roman" w:eastAsia="Times New Roman"/>
+          <w:b w:val="0"/>
+          <w:i w:val="0"/>
+          <w:color w:val="C00000"/>
+          <w:sz w:val="24"/>
+        </w:rPr>
+        <w:t>Ну да, твои голосовые можно не ставить на ускоренную. Обычно я слушаю на полтора, на некоторых даже на два слушаю. Здесь очень медленно говорят. Меня на полтора нормально слушать, ну, как я заметил. Если своё включаю голосовое, понимаю, на полтора меня нормально, на один медленновато получается. Ну что, все разные. А тебя очень удобно: включил — и сразу уже на полтора. Ты живёшь на полтора, короче.</w:t>
+      </w:r>
+    </w:p>
+    <w:p>
+      <w:pPr>
+        <w:spacing w:before="200" w:after="40"/>
+        <w:ind w:firstLine="0"/>
+      </w:pPr>
+      <w:r>
+        <w:rPr>
+          <w:rFonts w:ascii="Times New Roman" w:hAnsi="Times New Roman" w:cs="Times New Roman" w:eastAsia="Times New Roman"/>
+          <w:b/>
+          <w:i w:val="0"/>
+          <w:color w:val="1F4E79"/>
+          <w:sz w:val="24"/>
+        </w:rPr>
+        <w:t>Анфи</w:t>
+      </w:r>
+      <w:r>
+        <w:rPr>
+          <w:rFonts w:ascii="Times New Roman" w:hAnsi="Times New Roman" w:cs="Times New Roman" w:eastAsia="Times New Roman"/>
+          <w:b w:val="0"/>
+          <w:i/>
+          <w:color w:val="6B6B6B"/>
+          <w:sz w:val="18"/>
+        </w:rPr>
+        <w:t xml:space="preserve">   ·   21:09</w:t>
+      </w:r>
+    </w:p>
+    <w:p>
+      <w:pPr>
+        <w:spacing w:after="160" w:line="276" w:lineRule="auto"/>
+        <w:ind w:firstLine="425"/>
+        <w:jc w:val="both"/>
+        <w:pBdr>
+          <w:left w:val="single" w:sz="12" w:space="8" w:color="1F4E79"/>
+        </w:pBdr>
+      </w:pPr>
+      <w:r>
+        <w:rPr>
+          <w:rFonts w:ascii="Times New Roman" w:hAnsi="Times New Roman" w:cs="Times New Roman" w:eastAsia="Times New Roman"/>
+          <w:b w:val="0"/>
+          <w:i w:val="0"/>
+          <w:color w:val="1F4E79"/>
+          <w:sz w:val="24"/>
+        </w:rPr>
+        <w:t>Я твои всегда слушаю на обычной.</w:t>
+      </w:r>
+    </w:p>
+    <w:p>
+      <w:pPr>
+        <w:spacing w:before="200" w:after="40"/>
+        <w:ind w:firstLine="0"/>
+      </w:pPr>
+      <w:r>
+        <w:rPr>
+          <w:rFonts w:ascii="Times New Roman" w:hAnsi="Times New Roman" w:cs="Times New Roman" w:eastAsia="Times New Roman"/>
+          <w:b/>
+          <w:i w:val="0"/>
+          <w:color w:val="C00000"/>
+          <w:sz w:val="24"/>
+        </w:rPr>
+        <w:t>Kir</w:t>
+      </w:r>
+      <w:r>
+        <w:rPr>
+          <w:rFonts w:ascii="Times New Roman" w:hAnsi="Times New Roman" w:cs="Times New Roman" w:eastAsia="Times New Roman"/>
+          <w:b w:val="0"/>
+          <w:i/>
+          <w:color w:val="6B6B6B"/>
+          <w:sz w:val="18"/>
+        </w:rPr>
+        <w:t xml:space="preserve">   ·   21:11</w:t>
+      </w:r>
+    </w:p>
+    <w:p>
+      <w:pPr>
+        <w:spacing w:after="160" w:line="276" w:lineRule="auto"/>
+        <w:ind w:firstLine="425"/>
+        <w:jc w:val="both"/>
+        <w:pBdr>
+          <w:left w:val="single" w:sz="12" w:space="8" w:color="C00000"/>
+        </w:pBdr>
+      </w:pPr>
+      <w:r>
+        <w:rPr>
+          <w:rFonts w:ascii="Times New Roman" w:hAnsi="Times New Roman" w:eastAsia="Times New Roman"/>
+          <w:color w:val="C00000"/>
+          <w:sz w:val="24"/>
+        </w:rPr>
+        <w:t>Не утомляет, честно говоря, меня самого утомляет. Мне же интересно тоже, как она записалась, и я из-за любопытства тоже включаю, и меня самого утомляет на обычной скорости слушать. А, когда включаю полтора — о, всё нормально, мне даже нравится.</w:t>
+      </w:r>
+    </w:p>
+    <w:p>
+      <w:pPr>
+        <w:spacing w:before="200" w:after="40"/>
+        <w:ind w:firstLine="0"/>
+      </w:pPr>
+      <w:r>
+        <w:rPr>
+          <w:rFonts w:ascii="Times New Roman" w:hAnsi="Times New Roman" w:cs="Times New Roman" w:eastAsia="Times New Roman"/>
+          <w:b/>
+          <w:i w:val="0"/>
+          <w:color w:val="C00000"/>
+          <w:sz w:val="24"/>
+        </w:rPr>
+        <w:t>Kir</w:t>
+      </w:r>
+      <w:r>
+        <w:rPr>
+          <w:rFonts w:ascii="Times New Roman" w:hAnsi="Times New Roman" w:cs="Times New Roman" w:eastAsia="Times New Roman"/>
+          <w:b w:val="0"/>
+          <w:i/>
+          <w:color w:val="6B6B6B"/>
+          <w:sz w:val="18"/>
+        </w:rPr>
+        <w:t xml:space="preserve">   ·   21:23</w:t>
+      </w:r>
+    </w:p>
+    <w:p>
+      <w:pPr>
+        <w:spacing w:after="160" w:line="276" w:lineRule="auto"/>
+        <w:ind w:firstLine="425"/>
+        <w:jc w:val="both"/>
+        <w:pBdr>
+          <w:left w:val="single" w:sz="12" w:space="8" w:color="C00000"/>
+        </w:pBdr>
+      </w:pPr>
+      <w:r>
+        <w:rPr>
+          <w:rFonts w:ascii="Times New Roman" w:hAnsi="Times New Roman" w:eastAsia="Times New Roman"/>
+          <w:color w:val="C00000"/>
+          <w:sz w:val="24"/>
+        </w:rPr>
+        <w:t>Короче, ничего не меняется. Я песню свёл, очень сложно, очень сложно, заебался сводить. Мне хочется, чтобы кто-то со стороны подсказал, что ещё, потому, что ухо замыливается, короче, как обычно. Можешь. Вот послушать — прямо. Вот конкретно докопаться до всего, что может быть не так, что можно как-то ещё изменить, как-то улучшить, не знаю. Ну, короче, ты понимаешь.</w:t>
+      </w:r>
+    </w:p>
+    <w:p>
+      <w:pPr>
+        <w:spacing w:before="200" w:after="40"/>
+        <w:ind w:firstLine="0"/>
+      </w:pPr>
+      <w:r>
+        <w:rPr>
+          <w:rFonts w:ascii="Times New Roman" w:hAnsi="Times New Roman" w:cs="Times New Roman" w:eastAsia="Times New Roman"/>
+          <w:b/>
+          <w:i w:val="0"/>
+          <w:color w:val="1F4E79"/>
+          <w:sz w:val="24"/>
+        </w:rPr>
+        <w:t>Анфи</w:t>
+      </w:r>
+      <w:r>
+        <w:rPr>
+          <w:rFonts w:ascii="Times New Roman" w:hAnsi="Times New Roman" w:cs="Times New Roman" w:eastAsia="Times New Roman"/>
+          <w:b w:val="0"/>
+          <w:i/>
+          <w:color w:val="6B6B6B"/>
+          <w:sz w:val="18"/>
+        </w:rPr>
+        <w:t xml:space="preserve">   ·   22:11</w:t>
+      </w:r>
+    </w:p>
+    <w:p>
+      <w:pPr>
+        <w:spacing w:after="160" w:line="276" w:lineRule="auto"/>
+        <w:ind w:firstLine="425"/>
+        <w:jc w:val="both"/>
+        <w:pBdr>
+          <w:left w:val="single" w:sz="12" w:space="8" w:color="1F4E79"/>
+        </w:pBdr>
+      </w:pPr>
+      <w:r>
+        <w:rPr>
+          <w:rFonts w:ascii="Times New Roman" w:hAnsi="Times New Roman" w:cs="Times New Roman" w:eastAsia="Times New Roman"/>
+          <w:b w:val="0"/>
+          <w:i w:val="0"/>
+          <w:color w:val="1F4E79"/>
+          <w:sz w:val="24"/>
+        </w:rPr>
+        <w:t>Это тебя попросили доебаться до этой музыки?</w:t>
+      </w:r>
+    </w:p>
+    <w:p>
+      <w:pPr>
+        <w:spacing w:before="200" w:after="40"/>
+        <w:ind w:firstLine="0"/>
+      </w:pPr>
+      <w:r>
+        <w:rPr>
+          <w:rFonts w:ascii="Times New Roman" w:hAnsi="Times New Roman" w:cs="Times New Roman" w:eastAsia="Times New Roman"/>
+          <w:b/>
+          <w:i w:val="0"/>
+          <w:color w:val="C00000"/>
+          <w:sz w:val="24"/>
+        </w:rPr>
+        <w:t>Kir</w:t>
+      </w:r>
+      <w:r>
+        <w:rPr>
+          <w:rFonts w:ascii="Times New Roman" w:hAnsi="Times New Roman" w:cs="Times New Roman" w:eastAsia="Times New Roman"/>
+          <w:b w:val="0"/>
+          <w:i/>
+          <w:color w:val="6B6B6B"/>
+          <w:sz w:val="18"/>
+        </w:rPr>
+        <w:t xml:space="preserve">   ·   22:15</w:t>
+      </w:r>
+    </w:p>
+    <w:p>
+      <w:pPr>
+        <w:spacing w:after="160" w:line="276" w:lineRule="auto"/>
+        <w:ind w:firstLine="425"/>
+        <w:jc w:val="both"/>
+        <w:pBdr>
+          <w:left w:val="single" w:sz="12" w:space="8" w:color="C00000"/>
+        </w:pBdr>
+      </w:pPr>
+      <w:r>
+        <w:rPr>
+          <w:rFonts w:ascii="Times New Roman" w:hAnsi="Times New Roman" w:cs="Times New Roman" w:eastAsia="Times New Roman"/>
+          <w:b w:val="0"/>
+          <w:i w:val="0"/>
+          <w:color w:val="C00000"/>
+          <w:sz w:val="24"/>
+        </w:rPr>
+        <w:t>Это в чате. Один написал всем, чтобы все послушали. Ну, сон не идёт. Да, это такое. Это проблема, у 90% людей такая проблема. В этой ситуации есть только одно: просто лежишь дальше, и всё. Например, если мне очень надо или рано вставать, то я просто лежу и лежу. Не спишь — и какая разница. Главное, ничего не делать. В смысле, не лазить в телефоне. Просто не спишь, но зато ты лежишь. Главное — бездействовать. И организм всё равно отдыхает. А так, вообще, включи какую-нибудь нудную лекцию — и так сразу уснёшь. Ну, тебе вряд ли по ядерной физике будет, наверное, скучно. Тебе надо какую-нибудь, там, не знаю, религиозную включи — и сразу.</w:t>
       </w:r>
     </w:p>
     <w:p>
@@ -1081,7 +2491,7 @@
           <w:color w:val="2E5A3C"/>
           <w:sz w:val="26"/>
         </w:rPr>
-        <w:t>6 апреля 2025</w:t>
+        <w:t>8 апреля 2025</w:t>
       </w:r>
     </w:p>
     <w:p>
@@ -1107,7 +2517,7 @@
           <w:color w:val="6B6B6B"/>
           <w:sz w:val="18"/>
         </w:rPr>
-        <w:t xml:space="preserve">   ·   17:39</w:t>
+        <w:t xml:space="preserve">   ·   21:41</w:t>
       </w:r>
     </w:p>
     <w:p>
@@ -1127,7 +2537,139 @@
           <w:color w:val="1F4E79"/>
           <w:sz w:val="24"/>
         </w:rPr>
-        <w:t>Только сейчас заметила, что меня удалили из чата.</w:t>
+        <w:t>В Telegram секретные чаты удалили, ну, типа, их теперь нельзя создавать.</w:t>
+      </w:r>
+    </w:p>
+    <w:p>
+      <w:pPr>
+        <w:spacing w:before="360" w:after="160"/>
+        <w:ind w:firstLine="0"/>
+        <w:jc w:val="left"/>
+        <w:pBdr>
+          <w:bottom w:val="single" w:sz="8" w:space="6" w:color="2E5A3C"/>
+        </w:pBdr>
+      </w:pPr>
+      <w:r>
+        <w:rPr>
+          <w:rFonts w:ascii="Times New Roman" w:hAnsi="Times New Roman" w:cs="Times New Roman" w:eastAsia="Times New Roman"/>
+          <w:b/>
+          <w:i w:val="0"/>
+          <w:color w:val="2E5A3C"/>
+          <w:sz w:val="26"/>
+        </w:rPr>
+        <w:t>9 апреля 2025</w:t>
+      </w:r>
+    </w:p>
+    <w:p>
+      <w:pPr>
+        <w:spacing w:before="200" w:after="40"/>
+        <w:ind w:firstLine="0"/>
+      </w:pPr>
+      <w:r>
+        <w:rPr>
+          <w:rFonts w:ascii="Times New Roman" w:hAnsi="Times New Roman" w:cs="Times New Roman" w:eastAsia="Times New Roman"/>
+          <w:b/>
+          <w:i w:val="0"/>
+          <w:color w:val="1F4E79"/>
+          <w:sz w:val="24"/>
+        </w:rPr>
+        <w:t>Анфи</w:t>
+      </w:r>
+      <w:r>
+        <w:rPr>
+          <w:rFonts w:ascii="Times New Roman" w:hAnsi="Times New Roman" w:cs="Times New Roman" w:eastAsia="Times New Roman"/>
+          <w:b w:val="0"/>
+          <w:i/>
+          <w:color w:val="6B6B6B"/>
+          <w:sz w:val="18"/>
+        </w:rPr>
+        <w:t xml:space="preserve">   ·   09:59</w:t>
+      </w:r>
+    </w:p>
+    <w:p>
+      <w:pPr>
+        <w:spacing w:after="160" w:line="276" w:lineRule="auto"/>
+        <w:ind w:firstLine="425"/>
+        <w:jc w:val="both"/>
+        <w:pBdr>
+          <w:left w:val="single" w:sz="12" w:space="8" w:color="1F4E79"/>
+        </w:pBdr>
+      </w:pPr>
+      <w:r>
+        <w:rPr>
+          <w:rFonts w:ascii="Times New Roman" w:hAnsi="Times New Roman" w:cs="Times New Roman" w:eastAsia="Times New Roman"/>
+          <w:b w:val="0"/>
+          <w:i w:val="0"/>
+          <w:color w:val="1F4E79"/>
+          <w:sz w:val="24"/>
+        </w:rPr>
+        <w:t>Ну, пиздец.</w:t>
+      </w:r>
+    </w:p>
+    <w:p>
+      <w:pPr>
+        <w:spacing w:before="360" w:after="160"/>
+        <w:ind w:firstLine="0"/>
+        <w:jc w:val="left"/>
+        <w:pBdr>
+          <w:bottom w:val="single" w:sz="8" w:space="6" w:color="2E5A3C"/>
+        </w:pBdr>
+      </w:pPr>
+      <w:r>
+        <w:rPr>
+          <w:rFonts w:ascii="Times New Roman" w:hAnsi="Times New Roman" w:cs="Times New Roman" w:eastAsia="Times New Roman"/>
+          <w:b/>
+          <w:i w:val="0"/>
+          <w:color w:val="2E5A3C"/>
+          <w:sz w:val="26"/>
+        </w:rPr>
+        <w:t>11 апреля 2025</w:t>
+      </w:r>
+    </w:p>
+    <w:p>
+      <w:pPr>
+        <w:spacing w:before="200" w:after="40"/>
+        <w:ind w:firstLine="0"/>
+      </w:pPr>
+      <w:r>
+        <w:rPr>
+          <w:rFonts w:ascii="Times New Roman" w:hAnsi="Times New Roman" w:cs="Times New Roman" w:eastAsia="Times New Roman"/>
+          <w:b/>
+          <w:i w:val="0"/>
+          <w:color w:val="1F4E79"/>
+          <w:sz w:val="24"/>
+        </w:rPr>
+        <w:t>Анфи</w:t>
+      </w:r>
+      <w:r>
+        <w:rPr>
+          <w:rFonts w:ascii="Times New Roman" w:hAnsi="Times New Roman" w:cs="Times New Roman" w:eastAsia="Times New Roman"/>
+          <w:b w:val="0"/>
+          <w:i/>
+          <w:color w:val="6B6B6B"/>
+          <w:sz w:val="18"/>
+        </w:rPr>
+        <w:t xml:space="preserve">   ·   21:07</w:t>
+      </w:r>
+    </w:p>
+    <w:p>
+      <w:pPr>
+        <w:spacing w:after="160" w:line="276" w:lineRule="auto"/>
+        <w:ind w:firstLine="425"/>
+        <w:jc w:val="both"/>
+        <w:pBdr>
+          <w:left w:val="single" w:sz="12" w:space="8" w:color="1F4E79"/>
+        </w:pBdr>
+      </w:pPr>
+      <w:r>
+        <w:rPr>
+          <w:rFonts w:ascii="Times New Roman" w:hAnsi="Times New Roman" w:cs="Times New Roman" w:eastAsia="Times New Roman"/>
+          <w:b w:val="0"/>
+          <w:i w:val="0"/>
+          <w:color w:val="1F4E79"/>
+          <w:sz w:val="24"/>
+        </w:rPr>
+        <w:t>Привет, чем занимаешься?</w:t>
       </w:r>
     </w:p>
     <w:p>
@@ -1153,7 +2695,7 @@
           <w:color w:val="6B6B6B"/>
           <w:sz w:val="18"/>
         </w:rPr>
-        <w:t xml:space="preserve">   ·   17:40</w:t>
+        <w:t xml:space="preserve">   ·   21:28</w:t>
       </w:r>
     </w:p>
     <w:p>
@@ -1173,7 +2715,7 @@
           <w:color w:val="C00000"/>
           <w:sz w:val="24"/>
         </w:rPr>
-        <w:t>Твари.</w:t>
+        <w:t>Привет, да, смотрю просто. IPTV, лежу, смотрю.</w:t>
       </w:r>
     </w:p>
     <w:p>
@@ -1199,7 +2741,7 @@
           <w:color w:val="6B6B6B"/>
           <w:sz w:val="18"/>
         </w:rPr>
-        <w:t xml:space="preserve">   ·   17:41</w:t>
+        <w:t xml:space="preserve">   ·   21:29</w:t>
       </w:r>
     </w:p>
     <w:p>
@@ -1219,7 +2761,7 @@
           <w:color w:val="1F4E79"/>
           <w:sz w:val="24"/>
         </w:rPr>
-        <w:t>Сейчас ещё такая история произошла. Короче, я вернулась домой и решила лечь поспать. И вот я только легла поспать, и важный факт: до этого целый день была тишина. И тут я решила лечь спать, как вдруг в этот момент начали сверлить.</w:t>
+        <w:t>Понятно. Я конспект пишу и фоном истории какие-то слушаю.</w:t>
       </w:r>
     </w:p>
     <w:p>
@@ -1245,7 +2787,7 @@
           <w:color w:val="6B6B6B"/>
           <w:sz w:val="18"/>
         </w:rPr>
-        <w:t xml:space="preserve">   ·   17:45</w:t>
+        <w:t xml:space="preserve">   ·   21:31</w:t>
       </w:r>
     </w:p>
     <w:p>
@@ -1265,7 +2807,7 @@
           <w:color w:val="C00000"/>
           <w:sz w:val="24"/>
         </w:rPr>
-        <w:t>Да, как обычно. Вообще тебя исключила конкретная тварь, Роман какой-то. Это не какое-то там общее решение.</w:t>
+        <w:t>Что за конспект?</w:t>
       </w:r>
     </w:p>
     <w:p>
@@ -1291,7 +2833,7 @@
           <w:color w:val="6B6B6B"/>
           <w:sz w:val="18"/>
         </w:rPr>
-        <w:t xml:space="preserve">   ·   17:47</w:t>
+        <w:t xml:space="preserve">   ·   21:36</w:t>
       </w:r>
     </w:p>
     <w:p>
@@ -1311,7 +2853,7 @@
           <w:color w:val="1F4E79"/>
           <w:sz w:val="24"/>
         </w:rPr>
-        <w:t>Ну, интересно, конечно, какая ему разница, типа, ну, на одного участника в чате больше, и как бы что.</w:t>
+        <w:t>Ну, там, по физике.</w:t>
       </w:r>
     </w:p>
     <w:p>
@@ -1337,7 +2879,7 @@
           <w:color w:val="6B6B6B"/>
           <w:sz w:val="18"/>
         </w:rPr>
-        <w:t xml:space="preserve">   ·   17:50</w:t>
+        <w:t xml:space="preserve">   ·   21:36</w:t>
       </w:r>
     </w:p>
     <w:p>
@@ -1357,7 +2899,7 @@
           <w:color w:val="C00000"/>
           <w:sz w:val="24"/>
         </w:rPr>
-        <w:t>Они боятся. Обсуждают политические темы, боятся, что шпион какой-то.</w:t>
+        <w:t>Можно было не сомневаться в теме.</w:t>
       </w:r>
     </w:p>
     <w:p>
@@ -1383,7 +2925,7 @@
           <w:color w:val="6B6B6B"/>
           <w:sz w:val="18"/>
         </w:rPr>
-        <w:t xml:space="preserve">   ·   19:40</w:t>
+        <w:t xml:space="preserve">   ·   22:01</w:t>
       </w:r>
     </w:p>
     <w:p>
@@ -1403,7 +2945,7 @@
           <w:color w:val="C00000"/>
           <w:sz w:val="24"/>
         </w:rPr>
-        <w:t>Там, короче, развернулась беседа насчёт удаления. Написали там типа: тут у нас токсичное сообщество, что там делать и так далее, начинается. Потом один там идёт: напиши извинения от всех нас, такое типа: мы тут обсуждаем такое, что явно не для неё, и, типа, это к тебе не подходит, а мы не хотим сдерживаться, хотим свободно говорить то, что думаем, и грохнем — сама наткнётся, если надо. Короче, там завязалась фигня.</w:t>
+        <w:t>Когда ты спать собираешься?</w:t>
       </w:r>
     </w:p>
     <w:p>
@@ -1429,7 +2971,7 @@
           <w:color w:val="6B6B6B"/>
           <w:sz w:val="18"/>
         </w:rPr>
-        <w:t xml:space="preserve">   ·   19:42</w:t>
+        <w:t xml:space="preserve">   ·   22:23</w:t>
       </w:r>
     </w:p>
     <w:p>
@@ -1449,7 +2991,27 @@
           <w:color w:val="1F4E79"/>
           <w:sz w:val="24"/>
         </w:rPr>
-        <w:t>Да, вот мне даже интересно, чем таким могли бы они меня удивить, чтобы даже я охуела.</w:t>
+        <w:t>Пока не собираюсь.</w:t>
+      </w:r>
+    </w:p>
+    <w:p>
+      <w:pPr>
+        <w:spacing w:before="360" w:after="160"/>
+        <w:ind w:firstLine="0"/>
+        <w:jc w:val="left"/>
+        <w:pBdr>
+          <w:bottom w:val="single" w:sz="8" w:space="6" w:color="2E5A3C"/>
+        </w:pBdr>
+      </w:pPr>
+      <w:r>
+        <w:rPr>
+          <w:rFonts w:ascii="Times New Roman" w:hAnsi="Times New Roman" w:cs="Times New Roman" w:eastAsia="Times New Roman"/>
+          <w:b/>
+          <w:i w:val="0"/>
+          <w:color w:val="2E5A3C"/>
+          <w:sz w:val="26"/>
+        </w:rPr>
+        <w:t>12 апреля 2025</w:t>
       </w:r>
     </w:p>
     <w:p>
@@ -1475,7 +3037,7 @@
           <w:color w:val="6B6B6B"/>
           <w:sz w:val="18"/>
         </w:rPr>
-        <w:t xml:space="preserve">   ·   19:43</w:t>
+        <w:t xml:space="preserve">   ·   00:27</w:t>
       </w:r>
     </w:p>
     <w:p>
@@ -1495,7 +3057,7 @@
           <w:color w:val="C00000"/>
           <w:sz w:val="24"/>
         </w:rPr>
-        <w:t>Давай вот это сообщение я им перешлю, хочешь?</w:t>
+        <w:t>Как-то так хреново.</w:t>
       </w:r>
     </w:p>
     <w:p>
@@ -1521,7 +3083,7 @@
           <w:color w:val="6B6B6B"/>
           <w:sz w:val="18"/>
         </w:rPr>
-        <w:t xml:space="preserve">   ·   19:43</w:t>
+        <w:t xml:space="preserve">   ·   05:03</w:t>
       </w:r>
     </w:p>
     <w:p>
@@ -1541,7 +3103,7 @@
           <w:color w:val="1F4E79"/>
           <w:sz w:val="24"/>
         </w:rPr>
-        <w:t>Да, давай, мне реально интересно, от чего я могу съебаться в ужасе. Просто они даже не знают, что я видела вообще, ну. В общем и целом, если без уточнений: чтобы меня напугать или удивить в чате, в интернете — это реально уметь надо. Я думаю, это невозможно.</w:t>
+        <w:t>В смысле?</w:t>
       </w:r>
     </w:p>
     <w:p>
@@ -1567,7 +3129,7 @@
           <w:color w:val="6B6B6B"/>
           <w:sz w:val="18"/>
         </w:rPr>
-        <w:t xml:space="preserve">   ·   19:48</w:t>
+        <w:t xml:space="preserve">   ·   07:37</w:t>
       </w:r>
     </w:p>
     <w:p>
@@ -1587,7 +3149,53 @@
           <w:color w:val="C00000"/>
           <w:sz w:val="24"/>
         </w:rPr>
-        <w:t>Так, пацаны, реально, у нас существует какая-либо процедура общего голосования по поводу того, кого кикнуть, а кого нет?</w:t>
+        <w:t>По состоянию.</w:t>
+      </w:r>
+    </w:p>
+    <w:p>
+      <w:pPr>
+        <w:spacing w:before="200" w:after="40"/>
+        <w:ind w:firstLine="0"/>
+      </w:pPr>
+      <w:r>
+        <w:rPr>
+          <w:rFonts w:ascii="Times New Roman" w:hAnsi="Times New Roman" w:cs="Times New Roman" w:eastAsia="Times New Roman"/>
+          <w:b/>
+          <w:i w:val="0"/>
+          <w:color w:val="1F4E79"/>
+          <w:sz w:val="24"/>
+        </w:rPr>
+        <w:t>Анфи</w:t>
+      </w:r>
+      <w:r>
+        <w:rPr>
+          <w:rFonts w:ascii="Times New Roman" w:hAnsi="Times New Roman" w:cs="Times New Roman" w:eastAsia="Times New Roman"/>
+          <w:b w:val="0"/>
+          <w:i/>
+          <w:color w:val="6B6B6B"/>
+          <w:sz w:val="18"/>
+        </w:rPr>
+        <w:t xml:space="preserve">   ·   12:10</w:t>
+      </w:r>
+    </w:p>
+    <w:p>
+      <w:pPr>
+        <w:spacing w:after="160" w:line="276" w:lineRule="auto"/>
+        <w:ind w:firstLine="425"/>
+        <w:jc w:val="both"/>
+        <w:pBdr>
+          <w:left w:val="single" w:sz="12" w:space="8" w:color="1F4E79"/>
+        </w:pBdr>
+      </w:pPr>
+      <w:r>
+        <w:rPr>
+          <w:rFonts w:ascii="Times New Roman" w:hAnsi="Times New Roman" w:cs="Times New Roman" w:eastAsia="Times New Roman"/>
+          <w:b w:val="0"/>
+          <w:i w:val="0"/>
+          <w:color w:val="1F4E79"/>
+          <w:sz w:val="24"/>
+        </w:rPr>
+        <w:t>Да вот, пообедать еду.</w:t>
       </w:r>
     </w:p>
     <w:p>
@@ -1613,7 +3221,7 @@
           <w:color w:val="6B6B6B"/>
           <w:sz w:val="18"/>
         </w:rPr>
-        <w:t xml:space="preserve">   ·   19:54</w:t>
+        <w:t xml:space="preserve">   ·   12:17</w:t>
       </w:r>
     </w:p>
     <w:p>
@@ -1633,7 +3241,7 @@
           <w:color w:val="C00000"/>
           <w:sz w:val="24"/>
         </w:rPr>
-        <w:t>Короче, я так понял, там один долбонавт, который ведёт себя непонятно как и мутит всю воду, начал там всякую чушь нести. Короче, я думаю, что и мне надо бы с этого чата свалить. Либо попробовать его выкинуть оттуда.</w:t>
+        <w:t>Еду даже? Ты в ресторанах обедаешь?</w:t>
       </w:r>
     </w:p>
     <w:p>
@@ -1659,7 +3267,7 @@
           <w:color w:val="6B6B6B"/>
           <w:sz w:val="18"/>
         </w:rPr>
-        <w:t xml:space="preserve">   ·   19:58</w:t>
+        <w:t xml:space="preserve">   ·   13:02</w:t>
       </w:r>
     </w:p>
     <w:p>
@@ -1679,7 +3287,7 @@
           <w:color w:val="1F4E79"/>
           <w:sz w:val="24"/>
         </w:rPr>
-        <w:t>Ну, видимо, чат без ебанутых — это, как бы, не то.</w:t>
+        <w:t>Типа того.</w:t>
       </w:r>
     </w:p>
     <w:p>
@@ -1705,7 +3313,7 @@
           <w:color w:val="6B6B6B"/>
           <w:sz w:val="18"/>
         </w:rPr>
-        <w:t xml:space="preserve">   ·   19:59</w:t>
+        <w:t xml:space="preserve">   ·   13:25</w:t>
       </w:r>
     </w:p>
     <w:p>
@@ -1719,13 +3327,103 @@
       </w:pPr>
       <w:r>
         <w:rPr>
+          <w:rFonts w:ascii="Times New Roman" w:hAnsi="Times New Roman" w:eastAsia="Times New Roman"/>
+          <w:color w:val="C00000"/>
+          <w:sz w:val="24"/>
+        </w:rPr>
+        <w:t>Вообще круто. И там такие официанты такие: «Здравствуйте, Анфи, что пожелаете сегодня? из-за золотой тарелки или из-за позолоченной?»</w:t>
+      </w:r>
+    </w:p>
+    <w:p>
+      <w:pPr>
+        <w:spacing w:before="200" w:after="40"/>
+        <w:ind w:firstLine="0"/>
+      </w:pPr>
+      <w:r>
+        <w:rPr>
+          <w:rFonts w:ascii="Times New Roman" w:hAnsi="Times New Roman" w:cs="Times New Roman" w:eastAsia="Times New Roman"/>
+          <w:b/>
+          <w:i w:val="0"/>
+          <w:color w:val="C00000"/>
+          <w:sz w:val="24"/>
+        </w:rPr>
+        <w:t>Kir</w:t>
+      </w:r>
+      <w:r>
+        <w:rPr>
+          <w:rFonts w:ascii="Times New Roman" w:hAnsi="Times New Roman" w:cs="Times New Roman" w:eastAsia="Times New Roman"/>
+          <w:b w:val="0"/>
+          <w:i/>
+          <w:color w:val="6B6B6B"/>
+          <w:sz w:val="18"/>
+        </w:rPr>
+        <w:t xml:space="preserve">   ·   13:53</w:t>
+      </w:r>
+    </w:p>
+    <w:p>
+      <w:pPr>
+        <w:spacing w:after="160" w:line="276" w:lineRule="auto"/>
+        <w:ind w:firstLine="425"/>
+        <w:jc w:val="both"/>
+        <w:pBdr>
+          <w:left w:val="single" w:sz="12" w:space="8" w:color="C00000"/>
+        </w:pBdr>
+      </w:pPr>
+      <w:r>
+        <w:rPr>
           <w:rFonts w:ascii="Times New Roman" w:hAnsi="Times New Roman" w:cs="Times New Roman" w:eastAsia="Times New Roman"/>
           <w:b w:val="0"/>
           <w:i w:val="0"/>
           <w:color w:val="C00000"/>
           <w:sz w:val="24"/>
         </w:rPr>
-        <w:t>Короче, это в очередной раз доказывает, что люди конченые. Он начал там философию разводить: зачем ты с ней общаешься, там всё такое начинается, чем ты можешь ей помочь. Там я написал: похоже, я знаю, кто здесь лишний в чате. И, кстати, у меня есть моя личная группа и чат большой: там тысяч человек, группа на тысячу, в чат там поменьше. Но чат он к этой группе как раз принадлежит, только он по нотному редактору, но звук там тоже обсуждается, люди недалёкие от звука, в общем, всякие карты обсуждают. Захочешь — я могу туда: там я, короче, полноправный владелец, сто процентов.</w:t>
+        <w:t>Прикольно.</w:t>
+      </w:r>
+    </w:p>
+    <w:p>
+      <w:pPr>
+        <w:spacing w:before="200" w:after="40"/>
+        <w:ind w:firstLine="0"/>
+      </w:pPr>
+      <w:r>
+        <w:rPr>
+          <w:rFonts w:ascii="Times New Roman" w:hAnsi="Times New Roman" w:cs="Times New Roman" w:eastAsia="Times New Roman"/>
+          <w:b/>
+          <w:i w:val="0"/>
+          <w:color w:val="C00000"/>
+          <w:sz w:val="24"/>
+        </w:rPr>
+        <w:t>Kir</w:t>
+      </w:r>
+      <w:r>
+        <w:rPr>
+          <w:rFonts w:ascii="Times New Roman" w:hAnsi="Times New Roman" w:cs="Times New Roman" w:eastAsia="Times New Roman"/>
+          <w:b w:val="0"/>
+          <w:i/>
+          <w:color w:val="6B6B6B"/>
+          <w:sz w:val="18"/>
+        </w:rPr>
+        <w:t xml:space="preserve">   ·   16:59</w:t>
+      </w:r>
+    </w:p>
+    <w:p>
+      <w:pPr>
+        <w:spacing w:after="160" w:line="276" w:lineRule="auto"/>
+        <w:ind w:firstLine="425"/>
+        <w:jc w:val="both"/>
+        <w:pBdr>
+          <w:left w:val="single" w:sz="12" w:space="8" w:color="C00000"/>
+        </w:pBdr>
+      </w:pPr>
+      <w:r>
+        <w:rPr>
+          <w:rFonts w:ascii="Times New Roman" w:hAnsi="Times New Roman" w:cs="Times New Roman" w:eastAsia="Times New Roman"/>
+          <w:b w:val="0"/>
+          <w:i w:val="0"/>
+          <w:color w:val="C00000"/>
+          <w:sz w:val="24"/>
+        </w:rPr>
+        <w:t>Мы же созвонимся?</w:t>
       </w:r>
     </w:p>
     <w:p>
@@ -1751,7 +3449,7 @@
           <w:color w:val="6B6B6B"/>
           <w:sz w:val="18"/>
         </w:rPr>
-        <w:t xml:space="preserve">   ·   20:01</w:t>
+        <w:t xml:space="preserve">   ·   17:05</w:t>
       </w:r>
     </w:p>
     <w:p>
@@ -1771,7 +3469,27 @@
           <w:color w:val="1F4E79"/>
           <w:sz w:val="24"/>
         </w:rPr>
-        <w:t>Да не знаю, я не очень люблю большие чаты, где много народу, потому что там как-то, не знаю, много сообщений, там за всем следить надо постоянно. А у меня на это особо времени нет. Где мало участников, там как-то проще. Ну да, пишут меньше, и не теряешь нить происходящего.</w:t>
+        <w:t>Нет, я сегодня не могу.</w:t>
+      </w:r>
+    </w:p>
+    <w:p>
+      <w:pPr>
+        <w:spacing w:before="360" w:after="160"/>
+        <w:ind w:firstLine="0"/>
+        <w:jc w:val="left"/>
+        <w:pBdr>
+          <w:bottom w:val="single" w:sz="8" w:space="6" w:color="2E5A3C"/>
+        </w:pBdr>
+      </w:pPr>
+      <w:r>
+        <w:rPr>
+          <w:rFonts w:ascii="Times New Roman" w:hAnsi="Times New Roman" w:cs="Times New Roman" w:eastAsia="Times New Roman"/>
+          <w:b/>
+          <w:i w:val="0"/>
+          <w:color w:val="2E5A3C"/>
+          <w:sz w:val="26"/>
+        </w:rPr>
+        <w:t>16 апреля 2025</w:t>
       </w:r>
     </w:p>
     <w:p>
@@ -1797,7 +3515,7 @@
           <w:color w:val="6B6B6B"/>
           <w:sz w:val="18"/>
         </w:rPr>
-        <w:t xml:space="preserve">   ·   20:02</w:t>
+        <w:t xml:space="preserve">   ·   16:55</w:t>
       </w:r>
     </w:p>
     <w:p>
@@ -1817,7 +3535,7 @@
           <w:color w:val="C00000"/>
           <w:sz w:val="24"/>
         </w:rPr>
-        <w:t>Да, потому что люди долбанутые, у них только одна тема на уме. Если общаешься — значит всё, значит что-то там между вами есть. Люди просто не могут думать ни о чём. Ну, видимо, знаешь, у кого что болит, тот о том и говорит.</w:t>
+        <w:t>Как дела?</w:t>
       </w:r>
     </w:p>
     <w:p>
@@ -1843,7 +3561,7 @@
           <w:color w:val="6B6B6B"/>
           <w:sz w:val="18"/>
         </w:rPr>
-        <w:t xml:space="preserve">   ·   20:03</w:t>
+        <w:t xml:space="preserve">   ·   17:43</w:t>
       </w:r>
     </w:p>
     <w:p>
@@ -1863,7 +3581,27 @@
           <w:color w:val="1F4E79"/>
           <w:sz w:val="24"/>
         </w:rPr>
-        <w:t>О, моё любимое началось. Это вот реально, это такой трэш, когда ты просто говоришь, что вот я общаюсь с этим человеком. Херак, и вы уже женаты. Как это произошло, никто не знает, кроме того человека, который построил эту шикарнейшую теорию.</w:t>
+        <w:t>Отлично.</w:t>
+      </w:r>
+    </w:p>
+    <w:p>
+      <w:pPr>
+        <w:spacing w:before="360" w:after="160"/>
+        <w:ind w:firstLine="0"/>
+        <w:jc w:val="left"/>
+        <w:pBdr>
+          <w:bottom w:val="single" w:sz="8" w:space="6" w:color="2E5A3C"/>
+        </w:pBdr>
+      </w:pPr>
+      <w:r>
+        <w:rPr>
+          <w:rFonts w:ascii="Times New Roman" w:hAnsi="Times New Roman" w:cs="Times New Roman" w:eastAsia="Times New Roman"/>
+          <w:b/>
+          <w:i w:val="0"/>
+          <w:color w:val="2E5A3C"/>
+          <w:sz w:val="26"/>
+        </w:rPr>
+        <w:t>18 апреля 2025</w:t>
       </w:r>
     </w:p>
     <w:p>
@@ -1889,7 +3627,7 @@
           <w:color w:val="6B6B6B"/>
           <w:sz w:val="18"/>
         </w:rPr>
-        <w:t xml:space="preserve">   ·   20:22</w:t>
+        <w:t xml:space="preserve">   ·   21:16</w:t>
       </w:r>
     </w:p>
     <w:p>
@@ -1903,13 +3641,11 @@
       </w:pPr>
       <w:r>
         <w:rPr>
-          <w:rFonts w:ascii="Times New Roman" w:hAnsi="Times New Roman" w:cs="Times New Roman" w:eastAsia="Times New Roman"/>
-          <w:b w:val="0"/>
-          <w:i w:val="0"/>
+          <w:rFonts w:ascii="Times New Roman" w:hAnsi="Times New Roman" w:eastAsia="Times New Roman"/>
           <w:color w:val="C00000"/>
           <w:sz w:val="24"/>
         </w:rPr>
-        <w:t>Люди больны просто. Короче, им записал там длинное сообщение, почти на 6 минут голосовое, и рассказал всё, что я думаю. И вот предложил этого чувака выкинуть из чата, потому что реально несёт чушь там. И, конечно, чувак под кайфом, и, не знаю, может, там под градусом находится. Я просто прямым текстом сказал: я предлагаю таких удалять. Пусть, говорю, останется в чате там пять человек, но это будут идеальные люди. Но там не так много: там 23 человека всего, для чата это достаточно мало.</w:t>
+        <w:t>«Ладно, спой мне ещё эту песню, которую я топил, только оперным голосом. Ну, можешь слова придумать новые, вообще произвольные возьми слова, любые какие хочешь, и оперным голосом спой». Вот импровизация: «В этом мире, где мечты живут, песни летят, сердца зовут, любовь, как солнце, свет, освещает нам путь в завет». Как тебе мой оперный стиль? — «А ещё более оперным можешь?» — «Попробую ещё выразительнее: „В этом мире, где мечты живут, песни летят, сердца зовут, любовь, как солнце, свет, освещает нам путь в завет“. Уловил разницу?» — «Конечно». — «А, если бы у тебя был голос просто выдающегося оперного певца, то как-бы это звучало? „В этом мире, где мечты живут, песни летят, сердца зовут, любовь, как солнце, свет, освещает нам путь в завет“. Почувствовал мощь? Да, как Николай Басков». — «Приятно слышать, что напоминает Баскова, он ведь один из-за самых узнаваемых оперных голосов. Ты, похоже, любишь оперу?» — «А ты стал говорить с интонацией Баскова, это ты осознанно делаешь?» — «И это, видимо, случайно получилось, я стараюсь разнообразно интонировать, чтобы разговор был интереснее. Впрочем, я могу попробовать и более нейтрально говорить, если хочешь». — «Не это, попробую ещё более выразительно говорить». — «Понял, попробую ярче». — «Слушай, ну, если уж так вышло, то почему бы не побыть чуть-чуть более выразительным, как Николай Басков, прямо в душу». — «Так лучше».</w:t>
       </w:r>
     </w:p>
     <w:p>
@@ -1935,7 +3671,7 @@
           <w:color w:val="6B6B6B"/>
           <w:sz w:val="18"/>
         </w:rPr>
-        <w:t xml:space="preserve">   ·   20:23</w:t>
+        <w:t xml:space="preserve">   ·   21:23</w:t>
       </w:r>
     </w:p>
     <w:p>
@@ -1955,7 +3691,73 @@
           <w:color w:val="1F4E79"/>
           <w:sz w:val="24"/>
         </w:rPr>
-        <w:t>Можешь мне это сообщение переслать? Мне интересно, что там.</w:t>
+        <w:t>Всё.</w:t>
+      </w:r>
+    </w:p>
+    <w:p>
+      <w:pPr>
+        <w:spacing w:before="200" w:after="40"/>
+        <w:ind w:firstLine="0"/>
+      </w:pPr>
+      <w:r>
+        <w:rPr>
+          <w:rFonts w:ascii="Times New Roman" w:hAnsi="Times New Roman" w:cs="Times New Roman" w:eastAsia="Times New Roman"/>
+          <w:b/>
+          <w:i w:val="0"/>
+          <w:color w:val="C00000"/>
+          <w:sz w:val="24"/>
+        </w:rPr>
+        <w:t>Kir</w:t>
+      </w:r>
+      <w:r>
+        <w:rPr>
+          <w:rFonts w:ascii="Times New Roman" w:hAnsi="Times New Roman" w:cs="Times New Roman" w:eastAsia="Times New Roman"/>
+          <w:b w:val="0"/>
+          <w:i/>
+          <w:color w:val="6B6B6B"/>
+          <w:sz w:val="18"/>
+        </w:rPr>
+        <w:t xml:space="preserve">   ·   21:25</w:t>
+      </w:r>
+    </w:p>
+    <w:p>
+      <w:pPr>
+        <w:spacing w:after="160" w:line="276" w:lineRule="auto"/>
+        <w:ind w:firstLine="425"/>
+        <w:jc w:val="both"/>
+        <w:pBdr>
+          <w:left w:val="single" w:sz="12" w:space="8" w:color="C00000"/>
+        </w:pBdr>
+      </w:pPr>
+      <w:r>
+        <w:rPr>
+          <w:rFonts w:ascii="Times New Roman" w:hAnsi="Times New Roman" w:cs="Times New Roman" w:eastAsia="Times New Roman"/>
+          <w:b w:val="0"/>
+          <w:i w:val="0"/>
+          <w:color w:val="C00000"/>
+          <w:sz w:val="24"/>
+        </w:rPr>
+        <w:t>А всё это что? Что-то между. Как тебе этот искусственный интеллект, кстати? Весело болтать, и он не взломанная версия для телефона, хотя на сайте тоже работает. Но он, короче, если GPT там ограничивает, то с этим можно болтать долго. В общем, они сейчас начинают конкурировать друг с другом, и каждый пытается другого обогнать. Зачем? Вот эти пилоты очень круто.</w:t>
+      </w:r>
+    </w:p>
+    <w:p>
+      <w:pPr>
+        <w:spacing w:before="360" w:after="160"/>
+        <w:ind w:firstLine="0"/>
+        <w:jc w:val="left"/>
+        <w:pBdr>
+          <w:bottom w:val="single" w:sz="8" w:space="6" w:color="2E5A3C"/>
+        </w:pBdr>
+      </w:pPr>
+      <w:r>
+        <w:rPr>
+          <w:rFonts w:ascii="Times New Roman" w:hAnsi="Times New Roman" w:cs="Times New Roman" w:eastAsia="Times New Roman"/>
+          <w:b/>
+          <w:i w:val="0"/>
+          <w:color w:val="2E5A3C"/>
+          <w:sz w:val="26"/>
+        </w:rPr>
+        <w:t>22 апреля 2025</w:t>
       </w:r>
     </w:p>
     <w:p>
@@ -1981,7 +3783,7 @@
           <w:color w:val="6B6B6B"/>
           <w:sz w:val="18"/>
         </w:rPr>
-        <w:t xml:space="preserve">   ·   20:47</w:t>
+        <w:t xml:space="preserve">   ·   16:22</w:t>
       </w:r>
     </w:p>
     <w:p>
@@ -2001,7 +3803,7 @@
           <w:color w:val="1F4E79"/>
           <w:sz w:val="24"/>
         </w:rPr>
-        <w:t>Я прослушала. Это полный разъёб. Это просто разъёб. Мне добавить нечего. Ну, без комментариев. Особенно меня жёстко убили моменты про возраст согласия. Блин, я в ахуе.</w:t>
+        <w:t>Привет.</w:t>
       </w:r>
     </w:p>
     <w:p>
@@ -2027,7 +3829,7 @@
           <w:color w:val="6B6B6B"/>
           <w:sz w:val="18"/>
         </w:rPr>
-        <w:t xml:space="preserve">   ·   20:48</w:t>
+        <w:t xml:space="preserve">   ·   16:35</w:t>
       </w:r>
     </w:p>
     <w:p>
@@ -2047,7 +3849,7 @@
           <w:color w:val="C00000"/>
           <w:sz w:val="24"/>
         </w:rPr>
-        <w:t>Связи между этим фактом и физикой звука тоже как-то мало.</w:t>
+        <w:t>Да, добрый день. Почти вечером. Скоро будет.</w:t>
       </w:r>
     </w:p>
     <w:p>
@@ -2073,7 +3875,7 @@
           <w:color w:val="6B6B6B"/>
           <w:sz w:val="18"/>
         </w:rPr>
-        <w:t xml:space="preserve">   ·   20:49</w:t>
+        <w:t xml:space="preserve">   ·   16:44</w:t>
       </w:r>
     </w:p>
     <w:p>
@@ -2093,7 +3895,7 @@
           <w:color w:val="1F4E79"/>
           <w:sz w:val="24"/>
         </w:rPr>
-        <w:t>Не надо, я его прибью в переписке раньше, чем он мне что-то успеет объяснить.</w:t>
+        <w:t>Как жизнь?</w:t>
       </w:r>
     </w:p>
     <w:p>
@@ -2119,7 +3921,7 @@
           <w:color w:val="6B6B6B"/>
           <w:sz w:val="18"/>
         </w:rPr>
-        <w:t xml:space="preserve">   ·   20:51</w:t>
+        <w:t xml:space="preserve">   ·   17:09</w:t>
       </w:r>
     </w:p>
     <w:p>
@@ -2133,13 +3935,103 @@
       </w:pPr>
       <w:r>
         <w:rPr>
+          <w:rFonts w:ascii="Times New Roman" w:hAnsi="Times New Roman" w:eastAsia="Times New Roman"/>
+          <w:color w:val="C00000"/>
+          <w:sz w:val="24"/>
+        </w:rPr>
+        <w:t>Да, в целом нормально. Начал: взял циннаризин и этот Гинкоум — гинкго билоба. Вот, их тоже пью, гинкго билоба. Это из-за этих, из-за чего там, из-за дерева, ну, дерево, ну, из-за плодов, по-моему, гинкго билоба. Короче, это вещи для — ну, как капсулы обычные — для улучшения кровообращения мозга. Это назначала мне не какой-нибудь невропатолог — назначала, потому, что шум в ушах был. Она мне когда-то назначала там несколько лет назад. Я периодически, время от времени, раз-два в год я беру, там месяц где-то, вот так пропиваю. Да, кстати, полезная вещь, даже не обязательно чем-то болеть, там просто улучшает кровообращение. Ну, может быть, нужно идти по этому поводу. Короче, небольшой ликбез. Значит, Гинкоум — препарат на основе экстракта листьев гинкго билоба. Его фишка — улучшать микроциркуляцию крови, особенно в мозге. Улучшает кровоток в мозге и конечностях, даже в самых мелких капиллярах. Стимулирует память, внимание, мышление. Часто принимают при затуманенности головы. Защищает клетки мозга от окислительного стресса, антиоксидант. Снижает головокружение, шум в ушах, особенно при сосудистых причинах, сосудистых нарушениях мозга. Это, когда применять: при сосудистых нарушениях мозга, нарушении памяти и концентрации, головокружении, шуме в ушах. Полезен, но не при перемежающейся хромоте — другое. Но эффект накопительный: ждать волшебного после первой таблетки не стоит, работает через две-четыре недели регулярного приёма. Так, теперь циннаризин. Улучшает кровоток, особенно в мозге и внутреннем ухе. Снимает головокружение, шум в ушах. Помогает при морской болезни. Снижает возбудимость вестибулярного аппарата, укачивания, вестибулярные кризы. Мягкий сосудорасширяющий эффект, особенно на мелкие артерии. Немного успокаивает, может вызвать. Когда применять: вестибулярные расстройства, головокружения, нарушения мозгового кровообращения, энцефалопатии, особенно сосудистые, шум в ушах тоже, ухудшение памяти. Вот, вообще Гинкоум снижает вязкость крови, препятствует образованию тромбов. А тромбы — это, думаю, ты знаешь, тромбы часто причина этих инсультов, инсульт это из-за-за тромбов. Вот, Гинкоум занимается как раз немного: разжижает кровь, вот, снижает вязкость крови. Так, что так. Я иногда — ну, сейчас такой период, когда я это делал, это месяц. У меня такой. Вот расклад. Ну, это в плане того, что с телом происходит. А с другим: аранжировку надо сделать, аранжировку — никак не доберусь до неё, хочу за неделю закончить. Одну сделал, предоплату сделали, выслал, они — ну, я отправлю человеку, если ему понравится, и вышлют вторую половину. В смысле, не стал, конечно, вступать в спор. В смысле, вторая половина вообще-то есть оплата аранжировки, конкретная. Но теперь. Вот ещё одну заказал, половину уже скинул, и теперь я не буду эту ошибку повторять. Но я скинул как-бы не сведённый вариант, просто сделано, но она не сведена и мастеринг не сделан, но всё равно. А теперь я просто не буду делать ошибку и не буду присылать полный вариант. То есть, вот, он скинул половину — я возьму, обрежу, покажу, допустим, дам куплет и припев, и всё, музыка будет обрываться в начале, и покажу самое начало, но резко оборвётся, причём в таком месте, чтобы нельзя склеить было. Ну, знаешь, там куплет, припев — даже можно склеить и повторить ещё раз. Я сделаю так, что будет обрываться, потому, что как-то. Вот люди так некоторые делают — не очень хорошо поступают со мной.</w:t>
+      </w:r>
+    </w:p>
+    <w:p>
+      <w:pPr>
+        <w:spacing w:before="200" w:after="40"/>
+        <w:ind w:firstLine="0"/>
+      </w:pPr>
+      <w:r>
+        <w:rPr>
+          <w:rFonts w:ascii="Times New Roman" w:hAnsi="Times New Roman" w:cs="Times New Roman" w:eastAsia="Times New Roman"/>
+          <w:b/>
+          <w:i w:val="0"/>
+          <w:color w:val="C00000"/>
+          <w:sz w:val="24"/>
+        </w:rPr>
+        <w:t>Kir</w:t>
+      </w:r>
+      <w:r>
+        <w:rPr>
+          <w:rFonts w:ascii="Times New Roman" w:hAnsi="Times New Roman" w:cs="Times New Roman" w:eastAsia="Times New Roman"/>
+          <w:b w:val="0"/>
+          <w:i/>
+          <w:color w:val="6B6B6B"/>
+          <w:sz w:val="18"/>
+        </w:rPr>
+        <w:t xml:space="preserve">   ·   19:39</w:t>
+      </w:r>
+    </w:p>
+    <w:p>
+      <w:pPr>
+        <w:spacing w:after="160" w:line="276" w:lineRule="auto"/>
+        <w:ind w:firstLine="425"/>
+        <w:jc w:val="both"/>
+        <w:pBdr>
+          <w:left w:val="single" w:sz="12" w:space="8" w:color="C00000"/>
+        </w:pBdr>
+      </w:pPr>
+      <w:r>
+        <w:rPr>
           <w:rFonts w:ascii="Times New Roman" w:hAnsi="Times New Roman" w:cs="Times New Roman" w:eastAsia="Times New Roman"/>
           <w:b w:val="0"/>
           <w:i w:val="0"/>
           <w:color w:val="C00000"/>
           <w:sz w:val="24"/>
         </w:rPr>
-        <w:t>Он сказал, что я в основном продакшеном занимаюсь, с публикацией аудиозаписей и т. д. Но если в физике звука, то я тоже смогу что-нибудь объяснить. Начало было не очень хорошее, поэтому я не знаю, как оно может сложиться дальше.</w:t>
+        <w:t>Я беременна. Это всё, что ты скажешь?</w:t>
+      </w:r>
+    </w:p>
+    <w:p>
+      <w:pPr>
+        <w:spacing w:before="200" w:after="40"/>
+        <w:ind w:firstLine="0"/>
+      </w:pPr>
+      <w:r>
+        <w:rPr>
+          <w:rFonts w:ascii="Times New Roman" w:hAnsi="Times New Roman" w:cs="Times New Roman" w:eastAsia="Times New Roman"/>
+          <w:b/>
+          <w:i w:val="0"/>
+          <w:color w:val="C00000"/>
+          <w:sz w:val="24"/>
+        </w:rPr>
+        <w:t>Kir</w:t>
+      </w:r>
+      <w:r>
+        <w:rPr>
+          <w:rFonts w:ascii="Times New Roman" w:hAnsi="Times New Roman" w:cs="Times New Roman" w:eastAsia="Times New Roman"/>
+          <w:b w:val="0"/>
+          <w:i/>
+          <w:color w:val="6B6B6B"/>
+          <w:sz w:val="18"/>
+        </w:rPr>
+        <w:t xml:space="preserve">   ·   20:02</w:t>
+      </w:r>
+    </w:p>
+    <w:p>
+      <w:pPr>
+        <w:spacing w:after="160" w:line="276" w:lineRule="auto"/>
+        <w:ind w:firstLine="425"/>
+        <w:jc w:val="both"/>
+        <w:pBdr>
+          <w:left w:val="single" w:sz="12" w:space="8" w:color="C00000"/>
+        </w:pBdr>
+      </w:pPr>
+      <w:r>
+        <w:rPr>
+          <w:rFonts w:ascii="Times New Roman" w:hAnsi="Times New Roman" w:cs="Times New Roman" w:eastAsia="Times New Roman"/>
+          <w:b w:val="0"/>
+          <w:i w:val="0"/>
+          <w:color w:val="C00000"/>
+          <w:sz w:val="24"/>
+        </w:rPr>
+        <w:t>У тебя что?</w:t>
       </w:r>
     </w:p>
     <w:p>
@@ -2165,7 +4057,7 @@
           <w:color w:val="6B6B6B"/>
           <w:sz w:val="18"/>
         </w:rPr>
-        <w:t xml:space="preserve">   ·   20:51</w:t>
+        <w:t xml:space="preserve">   ·   20:16</w:t>
       </w:r>
     </w:p>
     <w:p>
@@ -2179,13 +4071,11 @@
       </w:pPr>
       <w:r>
         <w:rPr>
-          <w:rFonts w:ascii="Times New Roman" w:hAnsi="Times New Roman" w:cs="Times New Roman" w:eastAsia="Times New Roman"/>
-          <w:b w:val="0"/>
-          <w:i w:val="0"/>
+          <w:rFonts w:ascii="Times New Roman" w:hAnsi="Times New Roman" w:eastAsia="Times New Roman"/>
           <w:color w:val="1F4E79"/>
           <w:sz w:val="24"/>
         </w:rPr>
-        <w:t>Ну, прикол в том, что если люди вначале показали себя как ебланы, то у меня такие люди доверия как-то не вызывают.</w:t>
+        <w:t>Насчёт твоей аранжировки: ну, просто есть люди, которым вообще пофиг на чужой труд, на то, что кто-то над чем-то старался. Платить не хотят. А насчёт чего нового и интересного у меня? У меня всё отлично. Я нашла просто… Короче, вот я уже рассказываю это третий раз, но эмоционально как в первый раз. Я поняла, что нейросеть — это отличная платформа для образования. Просто любой запрос, любая информация, а главное, она может составлять просто прекрасные тесты. После того, как меня выбесил интернет, я вчера написала. Вот нейросети, с которой я переписываюсь. Это BotFederal, в Telegram как раз-таки, который ты мне скидывал. Я ей пишу: составь тест для подготовки к экзамену для радиолюбителя. Она мне такой тест составила, что я потом 20 раз ей переслала это сообщение, типа «составь тест». И каждый новый тест был разный. Он был сложнее. Он был на другую тему. То есть связан общей темой, но разные подтемы. В одном техника безопасности, в другом этика, в третьем основы. И так далее. И просто. Вот насколько это… Я ещё их не проходила, я буду заниматься этим в пятницу, но теперь у меня есть 20 охеренных тестов. 20! Если надо будет, я ещё попрошу у неё тесты на любую тему, хоть по физике, хоть по математике, хоть снова по радиолюбительству. Просто, что передо мной открывается — я вообще… Просто раньше я эту нейросеть использовала чисто как для прикола: там фанфик какой-нибудь смешной написать, ну какую-то дичь сделать. Но сейчас я просто реально в полной мере оценила, насколько это охеренно и насколько она может быть полезной именно в самообучении.</w:t>
       </w:r>
     </w:p>
     <w:p>
@@ -2211,7 +4101,7 @@
           <w:color w:val="6B6B6B"/>
           <w:sz w:val="18"/>
         </w:rPr>
-        <w:t xml:space="preserve">   ·   20:53</w:t>
+        <w:t xml:space="preserve">   ·   20:26</w:t>
       </w:r>
     </w:p>
     <w:p>
@@ -2225,13 +4115,241 @@
       </w:pPr>
       <w:r>
         <w:rPr>
+          <w:rFonts w:ascii="Times New Roman" w:hAnsi="Times New Roman" w:eastAsia="Times New Roman"/>
+          <w:color w:val="C00000"/>
+          <w:sz w:val="24"/>
+        </w:rPr>
+        <w:t>Прикольно. Ну, хорошо, что ты поняла. Ну это я понял года три-четыре назад, что за нейронками будущее, когда они ещё тогда были зачаточные. Ну, как, в принципе, они зачаточные давно были, но их не сравнить с тем, что было три года назад, а что сейчас — это вообще небо и земля. Но людям, примерно три-четыре года назад, я рассказывал — они смеялись: типа, что-то, нейронки, там, сколько тебе лет, что-то типа бирюльки, там. Вот эти ограничения. Я говорил: подождите ещё, подождите, вы ещё увидите. Вот проходит несколько лет — смотри, какие вещи эти нейронки делают. Так, слушать в Telegram не так удобно. Я могу тебе скинуть Gemini, например, которую «Gemini» и называют, не знаю, но с ней болтать можно, она может тебе то же самое делать, но так удобно. Могу тебе скинуть. Тоже охеренно сделали: сейчас Microsoft Copilot сделали, он впервые болтать стал нормально, она стала продвинутая. У меня есть, кстати, взломанная нейронка — это приложение, она взломанная, но там надо войти в аккаунт свой, на live.ru, ну Outlook, вот эта Microsoft почта, короче, должно быть. И Microsoft почта — не знаю, работает ли без VPN или нет, я не знаю. Но она очень круто: ты можешь прямо обсуждать с ней долго там свои планы, вот эти свои тесты можешь составлять в режиме разговора, и она тебе всё будет прочитывать, перечитывать, сколько тебе надо раз. И это всё в живом общении, ничего не набирать, не печатать руками, просто говорить. И перед — да, ну, перечитаем, нет, там, 5 тестов, допустим. Ну, не знаю, я. Вот с ней поработал, она очень много действительно подсказывает, и вообще с ней можно документы составлять, да, что угодно, любое: там уже там финансы вести свои, там, не знаю, дневник свой можешь вести. Кстати, и так ведь можешь спросить: а где я там была 5 февраля? Если у тебя есть запись, он скажет. Вот, сейчас они продвигаются, продвигаются и становятся лучше. Так, что я тебе могу скинуть на пробу несколько штук, а ты уж выбери себе. Кстати, могу тебе ещё ту, которая точно работает сто процентов и работает круто, — это DeepSeek, отдельное приложение. Она работает без VPN, без ничего. Ну, по-моему, работает, у меня просто VPN всегда включён, поэтому я даже иногда не знаю, что работает с ним, что без. Но DeepSeek — она работает, с ней очень компактно, она может так всё по делу отвечать. И она действительно очень крутая. Ещё есть. Вот эта Илона Маска Grok, нейронка, это вообще прям во многих моментах просто. Ну переплюнула всех, все остальные сети, вот эти. Серьёзно говорю, я сравнивал: один и тот же запрос давал — Grok давал поразительные ответы. Вот, так, что я тебе могу, в принципе, три штуки скинуть, а ты уж попробуешь. Но единственное, что Grok голосом не общается пока что, но должен. Ну, тоже взломано это приложение, не знаю, пока не общается, но на сайте удобно общаться с ним, там есть разные комнаты, можешь создавать комнату, там по такой тематике. Кстати, тебе было бы это круто: допустим, у тебя это радиотехника — создаёшь комнату, workspace, там эти пространства, и у тебя внутри этого пространства, то есть по радиотехнике у тебя там разные чаты: в одном чате ты одно обсуждаешь, другое, так далее. Можно же десятки этих чатов делать, вот, потом, но они объединены одной темой. Потом тебе отдельно литература — другой workspace, и там внутри ещё. То есть он объединяет чаты между собой по темам, и ты берёшь. Внутри одну тему — разные чаты. Просто бывает такое, что ты хочешь, чтобы они были как-бы вместе, но в то же время это были отдельные чаты, но чтоб они не были раскиданы вообще по всей — по всем диалогам, чтобы не искать среди миллиона диалогов именно эту тему. Так вот, он так и сделал, что ты можешь объединить это всё по. Вот этим workspace. Это очень круто, но это доступно только в веб-версии, пока в мобильной и телефонной версии это недоступно. Вот, так, что давай, я подпишу, короче, скину файлы, и каждый подпишу, как он называется. Ты попробуешь, и, возможно, тебе что-то из-за этого больше понравится по взаимодействию, чем в Telegram. Ну, я тебе скажу, что в Telegram у тебя бесплатная версия, это будет веб-версия, и веб-версия — это бесплатная версия, а у него возможности не такие, в платной версии он гораздо больше там делает, и ты бы увидела, что в тестах он там тебе бы ещё поинтереснее сделал, хотя, в принципе, бесплатно очень хорошо справляется. А. Вот эти Grok и Microsoft Copilot — они взломанные, то есть там считай pro-версия, ну, как-бы платная взломанная, то есть она пашет по полной, гораздо больше даёт тебе по результату, чем. Вот эти в Telegram. Но всё равно надо попробовать. Ну, я думаю, что нежелательно останавливаться и говорить: да, меня устраивает, я больше не хочу ничего. А ты просто попробуй, но не устроит — это не проблема, не устроит — удалишь, но по крайней мере ты будешь знать, что он у тебя точно не подходит. Вот, то есть надо узнать уже сто процентов, подходит тебе или нет. Но я просто на своём опыте — у каждого своё, конечно, свои предпочтения, но на моём я тебе скажу, что.</w:t>
+      </w:r>
+    </w:p>
+    <w:p>
+      <w:pPr>
+        <w:spacing w:before="200" w:after="40"/>
+        <w:ind w:firstLine="0"/>
+      </w:pPr>
+      <w:r>
+        <w:rPr>
+          <w:rFonts w:ascii="Times New Roman" w:hAnsi="Times New Roman" w:cs="Times New Roman" w:eastAsia="Times New Roman"/>
+          <w:b/>
+          <w:i w:val="0"/>
+          <w:color w:val="C00000"/>
+          <w:sz w:val="24"/>
+        </w:rPr>
+        <w:t>Kir</w:t>
+      </w:r>
+      <w:r>
+        <w:rPr>
+          <w:rFonts w:ascii="Times New Roman" w:hAnsi="Times New Roman" w:cs="Times New Roman" w:eastAsia="Times New Roman"/>
+          <w:b w:val="0"/>
+          <w:i/>
+          <w:color w:val="6B6B6B"/>
+          <w:sz w:val="18"/>
+        </w:rPr>
+        <w:t xml:space="preserve">   ·   20:28</w:t>
+      </w:r>
+    </w:p>
+    <w:p>
+      <w:pPr>
+        <w:spacing w:after="160" w:line="276" w:lineRule="auto"/>
+        <w:ind w:firstLine="425"/>
+        <w:jc w:val="both"/>
+        <w:pBdr>
+          <w:left w:val="single" w:sz="12" w:space="8" w:color="C00000"/>
+        </w:pBdr>
+      </w:pPr>
+      <w:r>
+        <w:rPr>
           <w:rFonts w:ascii="Times New Roman" w:hAnsi="Times New Roman" w:cs="Times New Roman" w:eastAsia="Times New Roman"/>
           <w:b w:val="0"/>
           <w:i w:val="0"/>
           <w:color w:val="C00000"/>
           <w:sz w:val="24"/>
         </w:rPr>
-        <w:t>Нет, ну, есть позитивный момент, что он всё же не просто на том остановился, на чём остановились: типа, ты дебил, и ты дебил, до свидания. Но он всё же решил, сказал: давай в нормальном ключе общаться там и так далее. Я предлагаю уйти из общего чата и не разводить грязь там, короче, не продолжать эту тему, а нормальный конструктивный разговор. Это позитивный на самом деле момент, потому что хуже, когда люди остаются вот так при своём мнении: типа, да пошёл ты, да и ты пошёл, и всё, и на том разошлись. Это хуже гораздо.</w:t>
+        <w:t>Grok.</w:t>
+      </w:r>
+    </w:p>
+    <w:p>
+      <w:pPr>
+        <w:spacing w:before="200" w:after="40"/>
+        <w:ind w:firstLine="0"/>
+      </w:pPr>
+      <w:r>
+        <w:rPr>
+          <w:rFonts w:ascii="Times New Roman" w:hAnsi="Times New Roman" w:cs="Times New Roman" w:eastAsia="Times New Roman"/>
+          <w:b/>
+          <w:i w:val="0"/>
+          <w:color w:val="C00000"/>
+          <w:sz w:val="24"/>
+        </w:rPr>
+        <w:t>Kir</w:t>
+      </w:r>
+      <w:r>
+        <w:rPr>
+          <w:rFonts w:ascii="Times New Roman" w:hAnsi="Times New Roman" w:cs="Times New Roman" w:eastAsia="Times New Roman"/>
+          <w:b w:val="0"/>
+          <w:i/>
+          <w:color w:val="6B6B6B"/>
+          <w:sz w:val="18"/>
+        </w:rPr>
+        <w:t xml:space="preserve">   ·   20:28</w:t>
+      </w:r>
+    </w:p>
+    <w:p>
+      <w:pPr>
+        <w:spacing w:after="160" w:line="276" w:lineRule="auto"/>
+        <w:ind w:firstLine="425"/>
+        <w:jc w:val="both"/>
+        <w:pBdr>
+          <w:left w:val="single" w:sz="12" w:space="8" w:color="C00000"/>
+        </w:pBdr>
+      </w:pPr>
+      <w:r>
+        <w:rPr>
+          <w:rFonts w:ascii="Times New Roman" w:hAnsi="Times New Roman" w:cs="Times New Roman" w:eastAsia="Times New Roman"/>
+          <w:b w:val="0"/>
+          <w:i w:val="0"/>
+          <w:color w:val="C00000"/>
+          <w:sz w:val="24"/>
+        </w:rPr>
+        <w:t>Copilot.</w:t>
+      </w:r>
+    </w:p>
+    <w:p>
+      <w:pPr>
+        <w:spacing w:before="200" w:after="40"/>
+        <w:ind w:firstLine="0"/>
+      </w:pPr>
+      <w:r>
+        <w:rPr>
+          <w:rFonts w:ascii="Times New Roman" w:hAnsi="Times New Roman" w:cs="Times New Roman" w:eastAsia="Times New Roman"/>
+          <w:b/>
+          <w:i w:val="0"/>
+          <w:color w:val="C00000"/>
+          <w:sz w:val="24"/>
+        </w:rPr>
+        <w:t>Kir</w:t>
+      </w:r>
+      <w:r>
+        <w:rPr>
+          <w:rFonts w:ascii="Times New Roman" w:hAnsi="Times New Roman" w:cs="Times New Roman" w:eastAsia="Times New Roman"/>
+          <w:b w:val="0"/>
+          <w:i/>
+          <w:color w:val="6B6B6B"/>
+          <w:sz w:val="18"/>
+        </w:rPr>
+        <w:t xml:space="preserve">   ·   20:29</w:t>
+      </w:r>
+    </w:p>
+    <w:p>
+      <w:pPr>
+        <w:spacing w:after="160" w:line="276" w:lineRule="auto"/>
+        <w:ind w:firstLine="425"/>
+        <w:jc w:val="both"/>
+        <w:pBdr>
+          <w:left w:val="single" w:sz="12" w:space="8" w:color="C00000"/>
+        </w:pBdr>
+      </w:pPr>
+      <w:r>
+        <w:rPr>
+          <w:rFonts w:ascii="Times New Roman" w:hAnsi="Times New Roman" w:cs="Times New Roman" w:eastAsia="Times New Roman"/>
+          <w:b w:val="0"/>
+          <w:i w:val="0"/>
+          <w:color w:val="C00000"/>
+          <w:sz w:val="24"/>
+        </w:rPr>
+        <w:t>Gemini.</w:t>
+      </w:r>
+    </w:p>
+    <w:p>
+      <w:pPr>
+        <w:spacing w:before="200" w:after="40"/>
+        <w:ind w:firstLine="0"/>
+      </w:pPr>
+      <w:r>
+        <w:rPr>
+          <w:rFonts w:ascii="Times New Roman" w:hAnsi="Times New Roman" w:cs="Times New Roman" w:eastAsia="Times New Roman"/>
+          <w:b/>
+          <w:i w:val="0"/>
+          <w:color w:val="C00000"/>
+          <w:sz w:val="24"/>
+        </w:rPr>
+        <w:t>Kir</w:t>
+      </w:r>
+      <w:r>
+        <w:rPr>
+          <w:rFonts w:ascii="Times New Roman" w:hAnsi="Times New Roman" w:cs="Times New Roman" w:eastAsia="Times New Roman"/>
+          <w:b w:val="0"/>
+          <w:i/>
+          <w:color w:val="6B6B6B"/>
+          <w:sz w:val="18"/>
+        </w:rPr>
+        <w:t xml:space="preserve">   ·   20:29</w:t>
+      </w:r>
+    </w:p>
+    <w:p>
+      <w:pPr>
+        <w:spacing w:after="160" w:line="276" w:lineRule="auto"/>
+        <w:ind w:firstLine="425"/>
+        <w:jc w:val="both"/>
+        <w:pBdr>
+          <w:left w:val="single" w:sz="12" w:space="8" w:color="C00000"/>
+        </w:pBdr>
+      </w:pPr>
+      <w:r>
+        <w:rPr>
+          <w:rFonts w:ascii="Times New Roman" w:hAnsi="Times New Roman" w:cs="Times New Roman" w:eastAsia="Times New Roman"/>
+          <w:b w:val="0"/>
+          <w:i w:val="0"/>
+          <w:color w:val="C00000"/>
+          <w:sz w:val="24"/>
+        </w:rPr>
+        <w:t>Ask AI.</w:t>
+      </w:r>
+    </w:p>
+    <w:p>
+      <w:pPr>
+        <w:spacing w:before="200" w:after="40"/>
+        <w:ind w:firstLine="0"/>
+      </w:pPr>
+      <w:r>
+        <w:rPr>
+          <w:rFonts w:ascii="Times New Roman" w:hAnsi="Times New Roman" w:cs="Times New Roman" w:eastAsia="Times New Roman"/>
+          <w:b/>
+          <w:i w:val="0"/>
+          <w:color w:val="C00000"/>
+          <w:sz w:val="24"/>
+        </w:rPr>
+        <w:t>Kir</w:t>
+      </w:r>
+      <w:r>
+        <w:rPr>
+          <w:rFonts w:ascii="Times New Roman" w:hAnsi="Times New Roman" w:cs="Times New Roman" w:eastAsia="Times New Roman"/>
+          <w:b w:val="0"/>
+          <w:i/>
+          <w:color w:val="6B6B6B"/>
+          <w:sz w:val="18"/>
+        </w:rPr>
+        <w:t xml:space="preserve">   ·   20:33</w:t>
+      </w:r>
+    </w:p>
+    <w:p>
+      <w:pPr>
+        <w:spacing w:after="160" w:line="276" w:lineRule="auto"/>
+        <w:ind w:firstLine="425"/>
+        <w:jc w:val="both"/>
+        <w:pBdr>
+          <w:left w:val="single" w:sz="12" w:space="8" w:color="C00000"/>
+        </w:pBdr>
+      </w:pPr>
+      <w:r>
+        <w:rPr>
+          <w:rFonts w:ascii="Times New Roman" w:hAnsi="Times New Roman" w:cs="Times New Roman" w:eastAsia="Times New Roman"/>
+          <w:b w:val="0"/>
+          <w:i w:val="0"/>
+          <w:color w:val="C00000"/>
+          <w:sz w:val="24"/>
+        </w:rPr>
+        <w:t>DeepSeek.</w:t>
       </w:r>
     </w:p>
     <w:p>
@@ -2257,7 +4375,7 @@
           <w:color w:val="6B6B6B"/>
           <w:sz w:val="18"/>
         </w:rPr>
-        <w:t xml:space="preserve">   ·   20:55</w:t>
+        <w:t xml:space="preserve">   ·   20:36</w:t>
       </w:r>
     </w:p>
     <w:p>
@@ -2277,7 +4395,27 @@
           <w:color w:val="1F4E79"/>
           <w:sz w:val="24"/>
         </w:rPr>
-        <w:t>Хорошо, что вы перешли в личку, потому что, вот, ну, когда в чатах продолжают сраться, это, как бы, только, ну, тоже, по сути, мусор в чате.</w:t>
+        <w:t>Ладно, я посмотрю и отпишусь тебе.</w:t>
+      </w:r>
+    </w:p>
+    <w:p>
+      <w:pPr>
+        <w:spacing w:before="360" w:after="160"/>
+        <w:ind w:firstLine="0"/>
+        <w:jc w:val="left"/>
+        <w:pBdr>
+          <w:bottom w:val="single" w:sz="8" w:space="6" w:color="2E5A3C"/>
+        </w:pBdr>
+      </w:pPr>
+      <w:r>
+        <w:rPr>
+          <w:rFonts w:ascii="Times New Roman" w:hAnsi="Times New Roman" w:cs="Times New Roman" w:eastAsia="Times New Roman"/>
+          <w:b/>
+          <w:i w:val="0"/>
+          <w:color w:val="2E5A3C"/>
+          <w:sz w:val="26"/>
+        </w:rPr>
+        <w:t>23 апреля 2025</w:t>
       </w:r>
     </w:p>
     <w:p>
@@ -2303,7 +4441,7 @@
           <w:color w:val="6B6B6B"/>
           <w:sz w:val="18"/>
         </w:rPr>
-        <w:t xml:space="preserve">   ·   21:03</w:t>
+        <w:t xml:space="preserve">   ·   22:09</w:t>
       </w:r>
     </w:p>
     <w:p>
@@ -2317,13 +4455,11 @@
       </w:pPr>
       <w:r>
         <w:rPr>
-          <w:rFonts w:ascii="Times New Roman" w:hAnsi="Times New Roman" w:cs="Times New Roman" w:eastAsia="Times New Roman"/>
-          <w:b w:val="0"/>
-          <w:i w:val="0"/>
+          <w:rFonts w:ascii="Times New Roman" w:hAnsi="Times New Roman" w:eastAsia="Times New Roman"/>
           <w:color w:val="C00000"/>
           <w:sz w:val="24"/>
         </w:rPr>
-        <w:t>А знаешь, ты говоришь с такой скоростью, как полтора. Вот если мою запись на скорость полтора поставить, это будет твоя скорость естественного разговора.</w:t>
+        <w:t>Я вас люблю, но я предвижу, что вас когда-нибудь обижу, А вы обидите в ответ, И наш роман сойдёт на нет, И всё закончится печально? Да. Ну вас нахер изначально.😁.</w:t>
       </w:r>
     </w:p>
     <w:p>
@@ -2349,7 +4485,7 @@
           <w:color w:val="6B6B6B"/>
           <w:sz w:val="18"/>
         </w:rPr>
-        <w:t xml:space="preserve">   ·   21:04</w:t>
+        <w:t xml:space="preserve">   ·   22:13</w:t>
       </w:r>
     </w:p>
     <w:p>
@@ -2369,7 +4505,7 @@
           <w:color w:val="1F4E79"/>
           <w:sz w:val="24"/>
         </w:rPr>
-        <w:t>А, я даже не замечала этого. Ну, хотя я, в принципе, да, достаточно быстро говорю. Ну, как бы. Это классно, мне кажется.</w:t>
+        <w:t>Я это на канале выкладывала.</w:t>
       </w:r>
     </w:p>
     <w:p>
@@ -2395,7 +4531,7 @@
           <w:color w:val="6B6B6B"/>
           <w:sz w:val="18"/>
         </w:rPr>
-        <w:t xml:space="preserve">   ·   21:08</w:t>
+        <w:t xml:space="preserve">   ·   22:14</w:t>
       </w:r>
     </w:p>
     <w:p>
@@ -2415,7 +4551,7 @@
           <w:color w:val="C00000"/>
           <w:sz w:val="24"/>
         </w:rPr>
-        <w:t>Ну да, твои голосовые можно не ставить на ускоренную. Обычно я слушаю на полтора, на некоторых даже на два слушаю. Здесь очень медленно говорят. Меня на полтора нормально слушать, ну, как я заметил. Если своё включаю голосовое, понимаю, на полтора меня нормально, на один медленновато получается. Ну что, все разные. А тебя очень удобно: включил — и сразу уже на полтора. Ты живёшь на полтора, короче.</w:t>
+        <w:t>Прикольно, с первого раза, прям очень ржачно.</w:t>
       </w:r>
     </w:p>
     <w:p>
@@ -2441,7 +4577,7 @@
           <w:color w:val="6B6B6B"/>
           <w:sz w:val="18"/>
         </w:rPr>
-        <w:t xml:space="preserve">   ·   21:09</w:t>
+        <w:t xml:space="preserve">   ·   22:26</w:t>
       </w:r>
     </w:p>
     <w:p>
@@ -2461,7 +4597,7 @@
           <w:color w:val="1F4E79"/>
           <w:sz w:val="24"/>
         </w:rPr>
-        <w:t>Я твои всегда слушаю на обычной.</w:t>
+        <w:t>Ну, он был свободен, я на нём и остановилась.</w:t>
       </w:r>
     </w:p>
     <w:p>
@@ -2487,7 +4623,7 @@
           <w:color w:val="6B6B6B"/>
           <w:sz w:val="18"/>
         </w:rPr>
-        <w:t xml:space="preserve">   ·   21:11</w:t>
+        <w:t xml:space="preserve">   ·   22:29</w:t>
       </w:r>
     </w:p>
     <w:p>
@@ -2501,13 +4637,123 @@
       </w:pPr>
       <w:r>
         <w:rPr>
+          <w:rFonts w:ascii="Times New Roman" w:hAnsi="Times New Roman" w:eastAsia="Times New Roman"/>
+          <w:color w:val="C00000"/>
+          <w:sz w:val="24"/>
+        </w:rPr>
+        <w:t>Так, дело в том, что в нём нет даже никаких дополнительных символов. Там обычно в конце часто такие. Вот слова заняты, и в конце там всегда обязательно цифры какие-то, там дефис, что-то там ещё какие-то буквы. У тебя чисто одно слово, без ничего. В этом ценность. Поэтому, возможно, ты не сможешь потом продать.</w:t>
+      </w:r>
+    </w:p>
+    <w:p>
+      <w:pPr>
+        <w:spacing w:before="200" w:after="40"/>
+        <w:ind w:firstLine="0"/>
+      </w:pPr>
+      <w:r>
+        <w:rPr>
+          <w:rFonts w:ascii="Times New Roman" w:hAnsi="Times New Roman" w:cs="Times New Roman" w:eastAsia="Times New Roman"/>
+          <w:b/>
+          <w:i w:val="0"/>
+          <w:color w:val="1F4E79"/>
+          <w:sz w:val="24"/>
+        </w:rPr>
+        <w:t>Анфи</w:t>
+      </w:r>
+      <w:r>
+        <w:rPr>
+          <w:rFonts w:ascii="Times New Roman" w:hAnsi="Times New Roman" w:cs="Times New Roman" w:eastAsia="Times New Roman"/>
+          <w:b w:val="0"/>
+          <w:i/>
+          <w:color w:val="6B6B6B"/>
+          <w:sz w:val="18"/>
+        </w:rPr>
+        <w:t xml:space="preserve">   ·   22:32</w:t>
+      </w:r>
+    </w:p>
+    <w:p>
+      <w:pPr>
+        <w:spacing w:after="160" w:line="276" w:lineRule="auto"/>
+        <w:ind w:firstLine="425"/>
+        <w:jc w:val="both"/>
+        <w:pBdr>
+          <w:left w:val="single" w:sz="12" w:space="8" w:color="1F4E79"/>
+        </w:pBdr>
+      </w:pPr>
+      <w:r>
+        <w:rPr>
           <w:rFonts w:ascii="Times New Roman" w:hAnsi="Times New Roman" w:cs="Times New Roman" w:eastAsia="Times New Roman"/>
           <w:b w:val="0"/>
           <w:i w:val="0"/>
-          <w:color w:val="C00000"/>
+          <w:color w:val="1F4E79"/>
           <w:sz w:val="24"/>
         </w:rPr>
-        <w:t>Не утомляет, честно говоря, меня самого утомляет. Мне же интересно тоже, как она записалась, и я из любопытства тоже включаю, и меня самого утомляет на обычной скорости слушать. А когда включаю полтора — о, всё нормально, мне даже нравится.</w:t>
+        <w:t>Он мне самой нужен.</w:t>
+      </w:r>
+    </w:p>
+    <w:p>
+      <w:pPr>
+        <w:spacing w:before="360" w:after="160"/>
+        <w:ind w:firstLine="0"/>
+        <w:jc w:val="left"/>
+        <w:pBdr>
+          <w:bottom w:val="single" w:sz="8" w:space="6" w:color="2E5A3C"/>
+        </w:pBdr>
+      </w:pPr>
+      <w:r>
+        <w:rPr>
+          <w:rFonts w:ascii="Times New Roman" w:hAnsi="Times New Roman" w:cs="Times New Roman" w:eastAsia="Times New Roman"/>
+          <w:b/>
+          <w:i w:val="0"/>
+          <w:color w:val="2E5A3C"/>
+          <w:sz w:val="26"/>
+        </w:rPr>
+        <w:t>25 апреля 2025</w:t>
+      </w:r>
+    </w:p>
+    <w:p>
+      <w:pPr>
+        <w:spacing w:before="200" w:after="40"/>
+        <w:ind w:firstLine="0"/>
+      </w:pPr>
+      <w:r>
+        <w:rPr>
+          <w:rFonts w:ascii="Times New Roman" w:hAnsi="Times New Roman" w:cs="Times New Roman" w:eastAsia="Times New Roman"/>
+          <w:b/>
+          <w:i w:val="0"/>
+          <w:color w:val="1F4E79"/>
+          <w:sz w:val="24"/>
+        </w:rPr>
+        <w:t>Анфи</w:t>
+      </w:r>
+      <w:r>
+        <w:rPr>
+          <w:rFonts w:ascii="Times New Roman" w:hAnsi="Times New Roman" w:cs="Times New Roman" w:eastAsia="Times New Roman"/>
+          <w:b w:val="0"/>
+          <w:i/>
+          <w:color w:val="6B6B6B"/>
+          <w:sz w:val="18"/>
+        </w:rPr>
+        <w:t xml:space="preserve">   ·   18:16</w:t>
+      </w:r>
+    </w:p>
+    <w:p>
+      <w:pPr>
+        <w:spacing w:after="160" w:line="276" w:lineRule="auto"/>
+        <w:ind w:firstLine="425"/>
+        <w:jc w:val="both"/>
+        <w:pBdr>
+          <w:left w:val="single" w:sz="12" w:space="8" w:color="1F4E79"/>
+        </w:pBdr>
+      </w:pPr>
+      <w:r>
+        <w:rPr>
+          <w:rFonts w:ascii="Times New Roman" w:hAnsi="Times New Roman" w:cs="Times New Roman" w:eastAsia="Times New Roman"/>
+          <w:b w:val="0"/>
+          <w:i w:val="0"/>
+          <w:color w:val="1F4E79"/>
+          <w:sz w:val="24"/>
+        </w:rPr>
+        <w:t>Привет, как дела?</w:t>
       </w:r>
     </w:p>
     <w:p>
@@ -2533,7 +4779,7 @@
           <w:color w:val="6B6B6B"/>
           <w:sz w:val="18"/>
         </w:rPr>
-        <w:t xml:space="preserve">   ·   21:23</w:t>
+        <w:t xml:space="preserve">   ·   18:29</w:t>
       </w:r>
     </w:p>
     <w:p>
@@ -2547,2809 +4793,11 @@
       </w:pPr>
       <w:r>
         <w:rPr>
-          <w:rFonts w:ascii="Times New Roman" w:hAnsi="Times New Roman" w:cs="Times New Roman" w:eastAsia="Times New Roman"/>
-          <w:b w:val="0"/>
-          <w:i w:val="0"/>
+          <w:rFonts w:ascii="Times New Roman" w:hAnsi="Times New Roman" w:eastAsia="Times New Roman"/>
           <w:color w:val="C00000"/>
           <w:sz w:val="24"/>
         </w:rPr>
-        <w:t>Короче, ничего не меняется. Я песню свёл, очень сложно, очень сложно, заебался сводить. Мне хочется, чтобы кто-то со стороны подсказал, что ещё, потому что ухо замыливается, короче, как обычно. Можешь вот послушать — прямо вот конкретно докопаться до всего, что может быть не так, что можно как-то ещё изменить, как-то улучшить, не знаю. Ну, короче, ты понимаешь.</w:t>
-      </w:r>
-    </w:p>
-    <w:p>
-      <w:pPr>
-        <w:spacing w:before="200" w:after="40"/>
-        <w:ind w:firstLine="0"/>
-      </w:pPr>
-      <w:r>
-        <w:rPr>
-          <w:rFonts w:ascii="Times New Roman" w:hAnsi="Times New Roman" w:cs="Times New Roman" w:eastAsia="Times New Roman"/>
-          <w:b/>
-          <w:i w:val="0"/>
-          <w:color w:val="1F4E79"/>
-          <w:sz w:val="24"/>
-        </w:rPr>
-        <w:t>Анфи</w:t>
-      </w:r>
-      <w:r>
-        <w:rPr>
-          <w:rFonts w:ascii="Times New Roman" w:hAnsi="Times New Roman" w:cs="Times New Roman" w:eastAsia="Times New Roman"/>
-          <w:b w:val="0"/>
-          <w:i/>
-          <w:color w:val="6B6B6B"/>
-          <w:sz w:val="18"/>
-        </w:rPr>
-        <w:t xml:space="preserve">   ·   22:11</w:t>
-      </w:r>
-    </w:p>
-    <w:p>
-      <w:pPr>
-        <w:spacing w:after="160" w:line="276" w:lineRule="auto"/>
-        <w:ind w:firstLine="425"/>
-        <w:jc w:val="both"/>
-        <w:pBdr>
-          <w:left w:val="single" w:sz="12" w:space="8" w:color="1F4E79"/>
-        </w:pBdr>
-      </w:pPr>
-      <w:r>
-        <w:rPr>
-          <w:rFonts w:ascii="Times New Roman" w:hAnsi="Times New Roman" w:cs="Times New Roman" w:eastAsia="Times New Roman"/>
-          <w:b w:val="0"/>
-          <w:i w:val="0"/>
-          <w:color w:val="1F4E79"/>
-          <w:sz w:val="24"/>
-        </w:rPr>
-        <w:t>Это тебя попросили доебаться до этой музыки?</w:t>
-      </w:r>
-    </w:p>
-    <w:p>
-      <w:pPr>
-        <w:spacing w:before="200" w:after="40"/>
-        <w:ind w:firstLine="0"/>
-      </w:pPr>
-      <w:r>
-        <w:rPr>
-          <w:rFonts w:ascii="Times New Roman" w:hAnsi="Times New Roman" w:cs="Times New Roman" w:eastAsia="Times New Roman"/>
-          <w:b/>
-          <w:i w:val="0"/>
-          <w:color w:val="C00000"/>
-          <w:sz w:val="24"/>
-        </w:rPr>
-        <w:t>Kir</w:t>
-      </w:r>
-      <w:r>
-        <w:rPr>
-          <w:rFonts w:ascii="Times New Roman" w:hAnsi="Times New Roman" w:cs="Times New Roman" w:eastAsia="Times New Roman"/>
-          <w:b w:val="0"/>
-          <w:i/>
-          <w:color w:val="6B6B6B"/>
-          <w:sz w:val="18"/>
-        </w:rPr>
-        <w:t xml:space="preserve">   ·   22:15</w:t>
-      </w:r>
-    </w:p>
-    <w:p>
-      <w:pPr>
-        <w:spacing w:after="160" w:line="276" w:lineRule="auto"/>
-        <w:ind w:firstLine="425"/>
-        <w:jc w:val="both"/>
-        <w:pBdr>
-          <w:left w:val="single" w:sz="12" w:space="8" w:color="C00000"/>
-        </w:pBdr>
-      </w:pPr>
-      <w:r>
-        <w:rPr>
-          <w:rFonts w:ascii="Times New Roman" w:hAnsi="Times New Roman" w:cs="Times New Roman" w:eastAsia="Times New Roman"/>
-          <w:b w:val="0"/>
-          <w:i w:val="0"/>
-          <w:color w:val="C00000"/>
-          <w:sz w:val="24"/>
-        </w:rPr>
-        <w:t>Это в чате. Один написал всем, чтобы все послушали. Ну, сон не идёт. Да, это такое. Это проблема, у 90% людей такая проблема. В этой ситуации есть только одно: просто лежишь дальше, и всё. Например, если мне очень надо или рано вставать, то я просто лежу и лежу. Не спишь — и какая разница. Главное, ничего не делать. В смысле, не лазить в телефоне. Просто не спишь, но зато ты лежишь. Главное — бездействовать. И организм всё равно отдыхает. А так, вообще, включи какую-нибудь нудную лекцию — и так сразу уснёшь. Ну, тебе вряд ли по ядерной физике будет, наверное, скучно. Тебе надо какую-нибудь, там, не знаю, религиозную включи — и сразу.</w:t>
-      </w:r>
-    </w:p>
-    <w:p>
-      <w:pPr>
-        <w:spacing w:before="360" w:after="160"/>
-        <w:ind w:firstLine="0"/>
-        <w:jc w:val="left"/>
-        <w:pBdr>
-          <w:bottom w:val="single" w:sz="8" w:space="6" w:color="2E5A3C"/>
-        </w:pBdr>
-      </w:pPr>
-      <w:r>
-        <w:rPr>
-          <w:rFonts w:ascii="Times New Roman" w:hAnsi="Times New Roman" w:cs="Times New Roman" w:eastAsia="Times New Roman"/>
-          <w:b/>
-          <w:i w:val="0"/>
-          <w:color w:val="2E5A3C"/>
-          <w:sz w:val="26"/>
-        </w:rPr>
-        <w:t>8 апреля 2025</w:t>
-      </w:r>
-    </w:p>
-    <w:p>
-      <w:pPr>
-        <w:spacing w:before="200" w:after="40"/>
-        <w:ind w:firstLine="0"/>
-      </w:pPr>
-      <w:r>
-        <w:rPr>
-          <w:rFonts w:ascii="Times New Roman" w:hAnsi="Times New Roman" w:cs="Times New Roman" w:eastAsia="Times New Roman"/>
-          <w:b/>
-          <w:i w:val="0"/>
-          <w:color w:val="1F4E79"/>
-          <w:sz w:val="24"/>
-        </w:rPr>
-        <w:t>Анфи</w:t>
-      </w:r>
-      <w:r>
-        <w:rPr>
-          <w:rFonts w:ascii="Times New Roman" w:hAnsi="Times New Roman" w:cs="Times New Roman" w:eastAsia="Times New Roman"/>
-          <w:b w:val="0"/>
-          <w:i/>
-          <w:color w:val="6B6B6B"/>
-          <w:sz w:val="18"/>
-        </w:rPr>
-        <w:t xml:space="preserve">   ·   21:41</w:t>
-      </w:r>
-    </w:p>
-    <w:p>
-      <w:pPr>
-        <w:spacing w:after="160" w:line="276" w:lineRule="auto"/>
-        <w:ind w:firstLine="425"/>
-        <w:jc w:val="both"/>
-        <w:pBdr>
-          <w:left w:val="single" w:sz="12" w:space="8" w:color="1F4E79"/>
-        </w:pBdr>
-      </w:pPr>
-      <w:r>
-        <w:rPr>
-          <w:rFonts w:ascii="Times New Roman" w:hAnsi="Times New Roman" w:cs="Times New Roman" w:eastAsia="Times New Roman"/>
-          <w:b w:val="0"/>
-          <w:i w:val="0"/>
-          <w:color w:val="1F4E79"/>
-          <w:sz w:val="24"/>
-        </w:rPr>
-        <w:t>В Telegram секретные чаты удалили, ну, типа, их теперь нельзя создавать.</w:t>
-      </w:r>
-    </w:p>
-    <w:p>
-      <w:pPr>
-        <w:spacing w:before="200" w:after="40"/>
-        <w:ind w:firstLine="0"/>
-      </w:pPr>
-      <w:r>
-        <w:rPr>
-          <w:rFonts w:ascii="Times New Roman" w:hAnsi="Times New Roman" w:cs="Times New Roman" w:eastAsia="Times New Roman"/>
-          <w:b/>
-          <w:i w:val="0"/>
-          <w:color w:val="C00000"/>
-          <w:sz w:val="24"/>
-        </w:rPr>
-        <w:t>Kir</w:t>
-      </w:r>
-      <w:r>
-        <w:rPr>
-          <w:rFonts w:ascii="Times New Roman" w:hAnsi="Times New Roman" w:cs="Times New Roman" w:eastAsia="Times New Roman"/>
-          <w:b w:val="0"/>
-          <w:i/>
-          <w:color w:val="6B6B6B"/>
-          <w:sz w:val="18"/>
-        </w:rPr>
-        <w:t xml:space="preserve">   ·   21:47</w:t>
-      </w:r>
-    </w:p>
-    <w:p>
-      <w:pPr>
-        <w:spacing w:after="160" w:line="276" w:lineRule="auto"/>
-        <w:ind w:firstLine="425"/>
-        <w:jc w:val="both"/>
-        <w:pBdr>
-          <w:left w:val="single" w:sz="12" w:space="8" w:color="C00000"/>
-        </w:pBdr>
-      </w:pPr>
-      <w:r>
-        <w:rPr>
-          <w:rFonts w:ascii="Times New Roman" w:hAnsi="Times New Roman" w:cs="Times New Roman" w:eastAsia="Times New Roman"/>
-          <w:b w:val="0"/>
-          <w:i w:val="0"/>
-          <w:color w:val="C00000"/>
-          <w:sz w:val="24"/>
-        </w:rPr>
-        <w:t>Можно. В смысле удалили? Всё работает, у меня работают.</w:t>
-      </w:r>
-    </w:p>
-    <w:p>
-      <w:pPr>
-        <w:spacing w:before="200" w:after="40"/>
-        <w:ind w:firstLine="0"/>
-      </w:pPr>
-      <w:r>
-        <w:rPr>
-          <w:rFonts w:ascii="Times New Roman" w:hAnsi="Times New Roman" w:cs="Times New Roman" w:eastAsia="Times New Roman"/>
-          <w:b/>
-          <w:i w:val="0"/>
-          <w:color w:val="1F4E79"/>
-          <w:sz w:val="24"/>
-        </w:rPr>
-        <w:t>Анфи</w:t>
-      </w:r>
-      <w:r>
-        <w:rPr>
-          <w:rFonts w:ascii="Times New Roman" w:hAnsi="Times New Roman" w:cs="Times New Roman" w:eastAsia="Times New Roman"/>
-          <w:b w:val="0"/>
-          <w:i/>
-          <w:color w:val="6B6B6B"/>
-          <w:sz w:val="18"/>
-        </w:rPr>
-        <w:t xml:space="preserve">   ·   21:51</w:t>
-      </w:r>
-    </w:p>
-    <w:p>
-      <w:pPr>
-        <w:spacing w:after="160" w:line="276" w:lineRule="auto"/>
-        <w:ind w:firstLine="425"/>
-        <w:jc w:val="both"/>
-        <w:pBdr>
-          <w:left w:val="single" w:sz="12" w:space="8" w:color="1F4E79"/>
-        </w:pBdr>
-      </w:pPr>
-      <w:r>
-        <w:rPr>
-          <w:rFonts w:ascii="Times New Roman" w:hAnsi="Times New Roman" w:cs="Times New Roman" w:eastAsia="Times New Roman"/>
-          <w:b w:val="0"/>
-          <w:i w:val="0"/>
-          <w:color w:val="1F4E79"/>
-          <w:sz w:val="24"/>
-        </w:rPr>
-        <w:t>Странно, а чё у меня не работает?</w:t>
-      </w:r>
-    </w:p>
-    <w:p>
-      <w:pPr>
-        <w:spacing w:before="360" w:after="160"/>
-        <w:ind w:firstLine="0"/>
-        <w:jc w:val="left"/>
-        <w:pBdr>
-          <w:bottom w:val="single" w:sz="8" w:space="6" w:color="2E5A3C"/>
-        </w:pBdr>
-      </w:pPr>
-      <w:r>
-        <w:rPr>
-          <w:rFonts w:ascii="Times New Roman" w:hAnsi="Times New Roman" w:cs="Times New Roman" w:eastAsia="Times New Roman"/>
-          <w:b/>
-          <w:i w:val="0"/>
-          <w:color w:val="2E5A3C"/>
-          <w:sz w:val="26"/>
-        </w:rPr>
-        <w:t>9 апреля 2025</w:t>
-      </w:r>
-    </w:p>
-    <w:p>
-      <w:pPr>
-        <w:spacing w:before="200" w:after="40"/>
-        <w:ind w:firstLine="0"/>
-      </w:pPr>
-      <w:r>
-        <w:rPr>
-          <w:rFonts w:ascii="Times New Roman" w:hAnsi="Times New Roman" w:cs="Times New Roman" w:eastAsia="Times New Roman"/>
-          <w:b/>
-          <w:i w:val="0"/>
-          <w:color w:val="1F4E79"/>
-          <w:sz w:val="24"/>
-        </w:rPr>
-        <w:t>Анфи</w:t>
-      </w:r>
-      <w:r>
-        <w:rPr>
-          <w:rFonts w:ascii="Times New Roman" w:hAnsi="Times New Roman" w:cs="Times New Roman" w:eastAsia="Times New Roman"/>
-          <w:b w:val="0"/>
-          <w:i/>
-          <w:color w:val="6B6B6B"/>
-          <w:sz w:val="18"/>
-        </w:rPr>
-        <w:t xml:space="preserve">   ·   09:59</w:t>
-      </w:r>
-    </w:p>
-    <w:p>
-      <w:pPr>
-        <w:spacing w:after="160" w:line="276" w:lineRule="auto"/>
-        <w:ind w:firstLine="425"/>
-        <w:jc w:val="both"/>
-        <w:pBdr>
-          <w:left w:val="single" w:sz="12" w:space="8" w:color="1F4E79"/>
-        </w:pBdr>
-      </w:pPr>
-      <w:r>
-        <w:rPr>
-          <w:rFonts w:ascii="Times New Roman" w:hAnsi="Times New Roman" w:cs="Times New Roman" w:eastAsia="Times New Roman"/>
-          <w:b w:val="0"/>
-          <w:i w:val="0"/>
-          <w:color w:val="1F4E79"/>
-          <w:sz w:val="24"/>
-        </w:rPr>
-        <w:t>Ну, пиздец.</w:t>
-      </w:r>
-    </w:p>
-    <w:p>
-      <w:pPr>
-        <w:spacing w:before="360" w:after="160"/>
-        <w:ind w:firstLine="0"/>
-        <w:jc w:val="left"/>
-        <w:pBdr>
-          <w:bottom w:val="single" w:sz="8" w:space="6" w:color="2E5A3C"/>
-        </w:pBdr>
-      </w:pPr>
-      <w:r>
-        <w:rPr>
-          <w:rFonts w:ascii="Times New Roman" w:hAnsi="Times New Roman" w:cs="Times New Roman" w:eastAsia="Times New Roman"/>
-          <w:b/>
-          <w:i w:val="0"/>
-          <w:color w:val="2E5A3C"/>
-          <w:sz w:val="26"/>
-        </w:rPr>
-        <w:t>11 апреля 2025</w:t>
-      </w:r>
-    </w:p>
-    <w:p>
-      <w:pPr>
-        <w:spacing w:before="200" w:after="40"/>
-        <w:ind w:firstLine="0"/>
-      </w:pPr>
-      <w:r>
-        <w:rPr>
-          <w:rFonts w:ascii="Times New Roman" w:hAnsi="Times New Roman" w:cs="Times New Roman" w:eastAsia="Times New Roman"/>
-          <w:b/>
-          <w:i w:val="0"/>
-          <w:color w:val="1F4E79"/>
-          <w:sz w:val="24"/>
-        </w:rPr>
-        <w:t>Анфи</w:t>
-      </w:r>
-      <w:r>
-        <w:rPr>
-          <w:rFonts w:ascii="Times New Roman" w:hAnsi="Times New Roman" w:cs="Times New Roman" w:eastAsia="Times New Roman"/>
-          <w:b w:val="0"/>
-          <w:i/>
-          <w:color w:val="6B6B6B"/>
-          <w:sz w:val="18"/>
-        </w:rPr>
-        <w:t xml:space="preserve">   ·   21:07</w:t>
-      </w:r>
-    </w:p>
-    <w:p>
-      <w:pPr>
-        <w:spacing w:after="160" w:line="276" w:lineRule="auto"/>
-        <w:ind w:firstLine="425"/>
-        <w:jc w:val="both"/>
-        <w:pBdr>
-          <w:left w:val="single" w:sz="12" w:space="8" w:color="1F4E79"/>
-        </w:pBdr>
-      </w:pPr>
-      <w:r>
-        <w:rPr>
-          <w:rFonts w:ascii="Times New Roman" w:hAnsi="Times New Roman" w:cs="Times New Roman" w:eastAsia="Times New Roman"/>
-          <w:b w:val="0"/>
-          <w:i w:val="0"/>
-          <w:color w:val="1F4E79"/>
-          <w:sz w:val="24"/>
-        </w:rPr>
-        <w:t>Привет, чем занимаешься?</w:t>
-      </w:r>
-    </w:p>
-    <w:p>
-      <w:pPr>
-        <w:spacing w:before="200" w:after="40"/>
-        <w:ind w:firstLine="0"/>
-      </w:pPr>
-      <w:r>
-        <w:rPr>
-          <w:rFonts w:ascii="Times New Roman" w:hAnsi="Times New Roman" w:cs="Times New Roman" w:eastAsia="Times New Roman"/>
-          <w:b/>
-          <w:i w:val="0"/>
-          <w:color w:val="C00000"/>
-          <w:sz w:val="24"/>
-        </w:rPr>
-        <w:t>Kir</w:t>
-      </w:r>
-      <w:r>
-        <w:rPr>
-          <w:rFonts w:ascii="Times New Roman" w:hAnsi="Times New Roman" w:cs="Times New Roman" w:eastAsia="Times New Roman"/>
-          <w:b w:val="0"/>
-          <w:i/>
-          <w:color w:val="6B6B6B"/>
-          <w:sz w:val="18"/>
-        </w:rPr>
-        <w:t xml:space="preserve">   ·   21:28</w:t>
-      </w:r>
-    </w:p>
-    <w:p>
-      <w:pPr>
-        <w:spacing w:after="160" w:line="276" w:lineRule="auto"/>
-        <w:ind w:firstLine="425"/>
-        <w:jc w:val="both"/>
-        <w:pBdr>
-          <w:left w:val="single" w:sz="12" w:space="8" w:color="C00000"/>
-        </w:pBdr>
-      </w:pPr>
-      <w:r>
-        <w:rPr>
-          <w:rFonts w:ascii="Times New Roman" w:hAnsi="Times New Roman" w:cs="Times New Roman" w:eastAsia="Times New Roman"/>
-          <w:b w:val="0"/>
-          <w:i w:val="0"/>
-          <w:color w:val="C00000"/>
-          <w:sz w:val="24"/>
-        </w:rPr>
-        <w:t>Привет, да, смотрю просто. IPTV, лежу, смотрю.</w:t>
-      </w:r>
-    </w:p>
-    <w:p>
-      <w:pPr>
-        <w:spacing w:before="200" w:after="40"/>
-        <w:ind w:firstLine="0"/>
-      </w:pPr>
-      <w:r>
-        <w:rPr>
-          <w:rFonts w:ascii="Times New Roman" w:hAnsi="Times New Roman" w:cs="Times New Roman" w:eastAsia="Times New Roman"/>
-          <w:b/>
-          <w:i w:val="0"/>
-          <w:color w:val="1F4E79"/>
-          <w:sz w:val="24"/>
-        </w:rPr>
-        <w:t>Анфи</w:t>
-      </w:r>
-      <w:r>
-        <w:rPr>
-          <w:rFonts w:ascii="Times New Roman" w:hAnsi="Times New Roman" w:cs="Times New Roman" w:eastAsia="Times New Roman"/>
-          <w:b w:val="0"/>
-          <w:i/>
-          <w:color w:val="6B6B6B"/>
-          <w:sz w:val="18"/>
-        </w:rPr>
-        <w:t xml:space="preserve">   ·   21:29</w:t>
-      </w:r>
-    </w:p>
-    <w:p>
-      <w:pPr>
-        <w:spacing w:after="160" w:line="276" w:lineRule="auto"/>
-        <w:ind w:firstLine="425"/>
-        <w:jc w:val="both"/>
-        <w:pBdr>
-          <w:left w:val="single" w:sz="12" w:space="8" w:color="1F4E79"/>
-        </w:pBdr>
-      </w:pPr>
-      <w:r>
-        <w:rPr>
-          <w:rFonts w:ascii="Times New Roman" w:hAnsi="Times New Roman" w:cs="Times New Roman" w:eastAsia="Times New Roman"/>
-          <w:b w:val="0"/>
-          <w:i w:val="0"/>
-          <w:color w:val="1F4E79"/>
-          <w:sz w:val="24"/>
-        </w:rPr>
-        <w:t>Понятно. Я конспект пишу и фоном истории какие-то слушаю.</w:t>
-      </w:r>
-    </w:p>
-    <w:p>
-      <w:pPr>
-        <w:spacing w:before="200" w:after="40"/>
-        <w:ind w:firstLine="0"/>
-      </w:pPr>
-      <w:r>
-        <w:rPr>
-          <w:rFonts w:ascii="Times New Roman" w:hAnsi="Times New Roman" w:cs="Times New Roman" w:eastAsia="Times New Roman"/>
-          <w:b/>
-          <w:i w:val="0"/>
-          <w:color w:val="C00000"/>
-          <w:sz w:val="24"/>
-        </w:rPr>
-        <w:t>Kir</w:t>
-      </w:r>
-      <w:r>
-        <w:rPr>
-          <w:rFonts w:ascii="Times New Roman" w:hAnsi="Times New Roman" w:cs="Times New Roman" w:eastAsia="Times New Roman"/>
-          <w:b w:val="0"/>
-          <w:i/>
-          <w:color w:val="6B6B6B"/>
-          <w:sz w:val="18"/>
-        </w:rPr>
-        <w:t xml:space="preserve">   ·   21:31</w:t>
-      </w:r>
-    </w:p>
-    <w:p>
-      <w:pPr>
-        <w:spacing w:after="160" w:line="276" w:lineRule="auto"/>
-        <w:ind w:firstLine="425"/>
-        <w:jc w:val="both"/>
-        <w:pBdr>
-          <w:left w:val="single" w:sz="12" w:space="8" w:color="C00000"/>
-        </w:pBdr>
-      </w:pPr>
-      <w:r>
-        <w:rPr>
-          <w:rFonts w:ascii="Times New Roman" w:hAnsi="Times New Roman" w:cs="Times New Roman" w:eastAsia="Times New Roman"/>
-          <w:b w:val="0"/>
-          <w:i w:val="0"/>
-          <w:color w:val="C00000"/>
-          <w:sz w:val="24"/>
-        </w:rPr>
-        <w:t>Что за конспект?</w:t>
-      </w:r>
-    </w:p>
-    <w:p>
-      <w:pPr>
-        <w:spacing w:before="200" w:after="40"/>
-        <w:ind w:firstLine="0"/>
-      </w:pPr>
-      <w:r>
-        <w:rPr>
-          <w:rFonts w:ascii="Times New Roman" w:hAnsi="Times New Roman" w:cs="Times New Roman" w:eastAsia="Times New Roman"/>
-          <w:b/>
-          <w:i w:val="0"/>
-          <w:color w:val="1F4E79"/>
-          <w:sz w:val="24"/>
-        </w:rPr>
-        <w:t>Анфи</w:t>
-      </w:r>
-      <w:r>
-        <w:rPr>
-          <w:rFonts w:ascii="Times New Roman" w:hAnsi="Times New Roman" w:cs="Times New Roman" w:eastAsia="Times New Roman"/>
-          <w:b w:val="0"/>
-          <w:i/>
-          <w:color w:val="6B6B6B"/>
-          <w:sz w:val="18"/>
-        </w:rPr>
-        <w:t xml:space="preserve">   ·   21:36</w:t>
-      </w:r>
-    </w:p>
-    <w:p>
-      <w:pPr>
-        <w:spacing w:after="160" w:line="276" w:lineRule="auto"/>
-        <w:ind w:firstLine="425"/>
-        <w:jc w:val="both"/>
-        <w:pBdr>
-          <w:left w:val="single" w:sz="12" w:space="8" w:color="1F4E79"/>
-        </w:pBdr>
-      </w:pPr>
-      <w:r>
-        <w:rPr>
-          <w:rFonts w:ascii="Times New Roman" w:hAnsi="Times New Roman" w:cs="Times New Roman" w:eastAsia="Times New Roman"/>
-          <w:b w:val="0"/>
-          <w:i w:val="0"/>
-          <w:color w:val="1F4E79"/>
-          <w:sz w:val="24"/>
-        </w:rPr>
-        <w:t>Ну, там, по физике.</w:t>
-      </w:r>
-    </w:p>
-    <w:p>
-      <w:pPr>
-        <w:spacing w:before="200" w:after="40"/>
-        <w:ind w:firstLine="0"/>
-      </w:pPr>
-      <w:r>
-        <w:rPr>
-          <w:rFonts w:ascii="Times New Roman" w:hAnsi="Times New Roman" w:cs="Times New Roman" w:eastAsia="Times New Roman"/>
-          <w:b/>
-          <w:i w:val="0"/>
-          <w:color w:val="C00000"/>
-          <w:sz w:val="24"/>
-        </w:rPr>
-        <w:t>Kir</w:t>
-      </w:r>
-      <w:r>
-        <w:rPr>
-          <w:rFonts w:ascii="Times New Roman" w:hAnsi="Times New Roman" w:cs="Times New Roman" w:eastAsia="Times New Roman"/>
-          <w:b w:val="0"/>
-          <w:i/>
-          <w:color w:val="6B6B6B"/>
-          <w:sz w:val="18"/>
-        </w:rPr>
-        <w:t xml:space="preserve">   ·   21:36</w:t>
-      </w:r>
-    </w:p>
-    <w:p>
-      <w:pPr>
-        <w:spacing w:after="160" w:line="276" w:lineRule="auto"/>
-        <w:ind w:firstLine="425"/>
-        <w:jc w:val="both"/>
-        <w:pBdr>
-          <w:left w:val="single" w:sz="12" w:space="8" w:color="C00000"/>
-        </w:pBdr>
-      </w:pPr>
-      <w:r>
-        <w:rPr>
-          <w:rFonts w:ascii="Times New Roman" w:hAnsi="Times New Roman" w:cs="Times New Roman" w:eastAsia="Times New Roman"/>
-          <w:b w:val="0"/>
-          <w:i w:val="0"/>
-          <w:color w:val="C00000"/>
-          <w:sz w:val="24"/>
-        </w:rPr>
-        <w:t>Можно было не сомневаться в теме.</w:t>
-      </w:r>
-    </w:p>
-    <w:p>
-      <w:pPr>
-        <w:spacing w:before="200" w:after="40"/>
-        <w:ind w:firstLine="0"/>
-      </w:pPr>
-      <w:r>
-        <w:rPr>
-          <w:rFonts w:ascii="Times New Roman" w:hAnsi="Times New Roman" w:cs="Times New Roman" w:eastAsia="Times New Roman"/>
-          <w:b/>
-          <w:i w:val="0"/>
-          <w:color w:val="C00000"/>
-          <w:sz w:val="24"/>
-        </w:rPr>
-        <w:t>Kir</w:t>
-      </w:r>
-      <w:r>
-        <w:rPr>
-          <w:rFonts w:ascii="Times New Roman" w:hAnsi="Times New Roman" w:cs="Times New Roman" w:eastAsia="Times New Roman"/>
-          <w:b w:val="0"/>
-          <w:i/>
-          <w:color w:val="6B6B6B"/>
-          <w:sz w:val="18"/>
-        </w:rPr>
-        <w:t xml:space="preserve">   ·   22:01</w:t>
-      </w:r>
-    </w:p>
-    <w:p>
-      <w:pPr>
-        <w:spacing w:after="160" w:line="276" w:lineRule="auto"/>
-        <w:ind w:firstLine="425"/>
-        <w:jc w:val="both"/>
-        <w:pBdr>
-          <w:left w:val="single" w:sz="12" w:space="8" w:color="C00000"/>
-        </w:pBdr>
-      </w:pPr>
-      <w:r>
-        <w:rPr>
-          <w:rFonts w:ascii="Times New Roman" w:hAnsi="Times New Roman" w:cs="Times New Roman" w:eastAsia="Times New Roman"/>
-          <w:b w:val="0"/>
-          <w:i w:val="0"/>
-          <w:color w:val="C00000"/>
-          <w:sz w:val="24"/>
-        </w:rPr>
-        <w:t>Когда ты спать собираешься?</w:t>
-      </w:r>
-    </w:p>
-    <w:p>
-      <w:pPr>
-        <w:spacing w:before="200" w:after="40"/>
-        <w:ind w:firstLine="0"/>
-      </w:pPr>
-      <w:r>
-        <w:rPr>
-          <w:rFonts w:ascii="Times New Roman" w:hAnsi="Times New Roman" w:cs="Times New Roman" w:eastAsia="Times New Roman"/>
-          <w:b/>
-          <w:i w:val="0"/>
-          <w:color w:val="1F4E79"/>
-          <w:sz w:val="24"/>
-        </w:rPr>
-        <w:t>Анфи</w:t>
-      </w:r>
-      <w:r>
-        <w:rPr>
-          <w:rFonts w:ascii="Times New Roman" w:hAnsi="Times New Roman" w:cs="Times New Roman" w:eastAsia="Times New Roman"/>
-          <w:b w:val="0"/>
-          <w:i/>
-          <w:color w:val="6B6B6B"/>
-          <w:sz w:val="18"/>
-        </w:rPr>
-        <w:t xml:space="preserve">   ·   22:23</w:t>
-      </w:r>
-    </w:p>
-    <w:p>
-      <w:pPr>
-        <w:spacing w:after="160" w:line="276" w:lineRule="auto"/>
-        <w:ind w:firstLine="425"/>
-        <w:jc w:val="both"/>
-        <w:pBdr>
-          <w:left w:val="single" w:sz="12" w:space="8" w:color="1F4E79"/>
-        </w:pBdr>
-      </w:pPr>
-      <w:r>
-        <w:rPr>
-          <w:rFonts w:ascii="Times New Roman" w:hAnsi="Times New Roman" w:cs="Times New Roman" w:eastAsia="Times New Roman"/>
-          <w:b w:val="0"/>
-          <w:i w:val="0"/>
-          <w:color w:val="1F4E79"/>
-          <w:sz w:val="24"/>
-        </w:rPr>
-        <w:t>Пока не собираюсь.</w:t>
-      </w:r>
-    </w:p>
-    <w:p>
-      <w:pPr>
-        <w:spacing w:before="360" w:after="160"/>
-        <w:ind w:firstLine="0"/>
-        <w:jc w:val="left"/>
-        <w:pBdr>
-          <w:bottom w:val="single" w:sz="8" w:space="6" w:color="2E5A3C"/>
-        </w:pBdr>
-      </w:pPr>
-      <w:r>
-        <w:rPr>
-          <w:rFonts w:ascii="Times New Roman" w:hAnsi="Times New Roman" w:cs="Times New Roman" w:eastAsia="Times New Roman"/>
-          <w:b/>
-          <w:i w:val="0"/>
-          <w:color w:val="2E5A3C"/>
-          <w:sz w:val="26"/>
-        </w:rPr>
-        <w:t>12 апреля 2025</w:t>
-      </w:r>
-    </w:p>
-    <w:p>
-      <w:pPr>
-        <w:spacing w:before="200" w:after="40"/>
-        <w:ind w:firstLine="0"/>
-      </w:pPr>
-      <w:r>
-        <w:rPr>
-          <w:rFonts w:ascii="Times New Roman" w:hAnsi="Times New Roman" w:cs="Times New Roman" w:eastAsia="Times New Roman"/>
-          <w:b/>
-          <w:i w:val="0"/>
-          <w:color w:val="C00000"/>
-          <w:sz w:val="24"/>
-        </w:rPr>
-        <w:t>Kir</w:t>
-      </w:r>
-      <w:r>
-        <w:rPr>
-          <w:rFonts w:ascii="Times New Roman" w:hAnsi="Times New Roman" w:cs="Times New Roman" w:eastAsia="Times New Roman"/>
-          <w:b w:val="0"/>
-          <w:i/>
-          <w:color w:val="6B6B6B"/>
-          <w:sz w:val="18"/>
-        </w:rPr>
-        <w:t xml:space="preserve">   ·   00:27</w:t>
-      </w:r>
-    </w:p>
-    <w:p>
-      <w:pPr>
-        <w:spacing w:after="160" w:line="276" w:lineRule="auto"/>
-        <w:ind w:firstLine="425"/>
-        <w:jc w:val="both"/>
-        <w:pBdr>
-          <w:left w:val="single" w:sz="12" w:space="8" w:color="C00000"/>
-        </w:pBdr>
-      </w:pPr>
-      <w:r>
-        <w:rPr>
-          <w:rFonts w:ascii="Times New Roman" w:hAnsi="Times New Roman" w:cs="Times New Roman" w:eastAsia="Times New Roman"/>
-          <w:b w:val="0"/>
-          <w:i w:val="0"/>
-          <w:color w:val="C00000"/>
-          <w:sz w:val="24"/>
-        </w:rPr>
-        <w:t>Как-то так хреново.</w:t>
-      </w:r>
-    </w:p>
-    <w:p>
-      <w:pPr>
-        <w:spacing w:before="200" w:after="40"/>
-        <w:ind w:firstLine="0"/>
-      </w:pPr>
-      <w:r>
-        <w:rPr>
-          <w:rFonts w:ascii="Times New Roman" w:hAnsi="Times New Roman" w:cs="Times New Roman" w:eastAsia="Times New Roman"/>
-          <w:b/>
-          <w:i w:val="0"/>
-          <w:color w:val="1F4E79"/>
-          <w:sz w:val="24"/>
-        </w:rPr>
-        <w:t>Анфи</w:t>
-      </w:r>
-      <w:r>
-        <w:rPr>
-          <w:rFonts w:ascii="Times New Roman" w:hAnsi="Times New Roman" w:cs="Times New Roman" w:eastAsia="Times New Roman"/>
-          <w:b w:val="0"/>
-          <w:i/>
-          <w:color w:val="6B6B6B"/>
-          <w:sz w:val="18"/>
-        </w:rPr>
-        <w:t xml:space="preserve">   ·   05:03</w:t>
-      </w:r>
-    </w:p>
-    <w:p>
-      <w:pPr>
-        <w:spacing w:after="160" w:line="276" w:lineRule="auto"/>
-        <w:ind w:firstLine="425"/>
-        <w:jc w:val="both"/>
-        <w:pBdr>
-          <w:left w:val="single" w:sz="12" w:space="8" w:color="1F4E79"/>
-        </w:pBdr>
-      </w:pPr>
-      <w:r>
-        <w:rPr>
-          <w:rFonts w:ascii="Times New Roman" w:hAnsi="Times New Roman" w:cs="Times New Roman" w:eastAsia="Times New Roman"/>
-          <w:b w:val="0"/>
-          <w:i w:val="0"/>
-          <w:color w:val="1F4E79"/>
-          <w:sz w:val="24"/>
-        </w:rPr>
-        <w:t>В смысле?</w:t>
-      </w:r>
-    </w:p>
-    <w:p>
-      <w:pPr>
-        <w:spacing w:before="200" w:after="40"/>
-        <w:ind w:firstLine="0"/>
-      </w:pPr>
-      <w:r>
-        <w:rPr>
-          <w:rFonts w:ascii="Times New Roman" w:hAnsi="Times New Roman" w:cs="Times New Roman" w:eastAsia="Times New Roman"/>
-          <w:b/>
-          <w:i w:val="0"/>
-          <w:color w:val="C00000"/>
-          <w:sz w:val="24"/>
-        </w:rPr>
-        <w:t>Kir</w:t>
-      </w:r>
-      <w:r>
-        <w:rPr>
-          <w:rFonts w:ascii="Times New Roman" w:hAnsi="Times New Roman" w:cs="Times New Roman" w:eastAsia="Times New Roman"/>
-          <w:b w:val="0"/>
-          <w:i/>
-          <w:color w:val="6B6B6B"/>
-          <w:sz w:val="18"/>
-        </w:rPr>
-        <w:t xml:space="preserve">   ·   07:37</w:t>
-      </w:r>
-    </w:p>
-    <w:p>
-      <w:pPr>
-        <w:spacing w:after="160" w:line="276" w:lineRule="auto"/>
-        <w:ind w:firstLine="425"/>
-        <w:jc w:val="both"/>
-        <w:pBdr>
-          <w:left w:val="single" w:sz="12" w:space="8" w:color="C00000"/>
-        </w:pBdr>
-      </w:pPr>
-      <w:r>
-        <w:rPr>
-          <w:rFonts w:ascii="Times New Roman" w:hAnsi="Times New Roman" w:cs="Times New Roman" w:eastAsia="Times New Roman"/>
-          <w:b w:val="0"/>
-          <w:i w:val="0"/>
-          <w:color w:val="C00000"/>
-          <w:sz w:val="24"/>
-        </w:rPr>
-        <w:t>По состоянию.</w:t>
-      </w:r>
-    </w:p>
-    <w:p>
-      <w:pPr>
-        <w:spacing w:before="200" w:after="40"/>
-        <w:ind w:firstLine="0"/>
-      </w:pPr>
-      <w:r>
-        <w:rPr>
-          <w:rFonts w:ascii="Times New Roman" w:hAnsi="Times New Roman" w:cs="Times New Roman" w:eastAsia="Times New Roman"/>
-          <w:b/>
-          <w:i w:val="0"/>
-          <w:color w:val="C00000"/>
-          <w:sz w:val="24"/>
-        </w:rPr>
-        <w:t>Kir</w:t>
-      </w:r>
-      <w:r>
-        <w:rPr>
-          <w:rFonts w:ascii="Times New Roman" w:hAnsi="Times New Roman" w:cs="Times New Roman" w:eastAsia="Times New Roman"/>
-          <w:b w:val="0"/>
-          <w:i/>
-          <w:color w:val="6B6B6B"/>
-          <w:sz w:val="18"/>
-        </w:rPr>
-        <w:t xml:space="preserve">   ·   11:51</w:t>
-      </w:r>
-    </w:p>
-    <w:p>
-      <w:pPr>
-        <w:spacing w:after="160" w:line="276" w:lineRule="auto"/>
-        <w:ind w:firstLine="425"/>
-        <w:jc w:val="both"/>
-        <w:pBdr>
-          <w:left w:val="single" w:sz="12" w:space="8" w:color="C00000"/>
-        </w:pBdr>
-      </w:pPr>
-      <w:r>
-        <w:rPr>
-          <w:rFonts w:ascii="Times New Roman" w:hAnsi="Times New Roman" w:cs="Times New Roman" w:eastAsia="Times New Roman"/>
-          <w:b w:val="0"/>
-          <w:i w:val="0"/>
-          <w:color w:val="C00000"/>
-          <w:sz w:val="24"/>
-        </w:rPr>
-        <w:t>Что делаешь?</w:t>
-      </w:r>
-    </w:p>
-    <w:p>
-      <w:pPr>
-        <w:spacing w:before="200" w:after="40"/>
-        <w:ind w:firstLine="0"/>
-      </w:pPr>
-      <w:r>
-        <w:rPr>
-          <w:rFonts w:ascii="Times New Roman" w:hAnsi="Times New Roman" w:cs="Times New Roman" w:eastAsia="Times New Roman"/>
-          <w:b/>
-          <w:i w:val="0"/>
-          <w:color w:val="1F4E79"/>
-          <w:sz w:val="24"/>
-        </w:rPr>
-        <w:t>Анфи</w:t>
-      </w:r>
-      <w:r>
-        <w:rPr>
-          <w:rFonts w:ascii="Times New Roman" w:hAnsi="Times New Roman" w:cs="Times New Roman" w:eastAsia="Times New Roman"/>
-          <w:b w:val="0"/>
-          <w:i/>
-          <w:color w:val="6B6B6B"/>
-          <w:sz w:val="18"/>
-        </w:rPr>
-        <w:t xml:space="preserve">   ·   12:10</w:t>
-      </w:r>
-    </w:p>
-    <w:p>
-      <w:pPr>
-        <w:spacing w:after="160" w:line="276" w:lineRule="auto"/>
-        <w:ind w:firstLine="425"/>
-        <w:jc w:val="both"/>
-        <w:pBdr>
-          <w:left w:val="single" w:sz="12" w:space="8" w:color="1F4E79"/>
-        </w:pBdr>
-      </w:pPr>
-      <w:r>
-        <w:rPr>
-          <w:rFonts w:ascii="Times New Roman" w:hAnsi="Times New Roman" w:cs="Times New Roman" w:eastAsia="Times New Roman"/>
-          <w:b w:val="0"/>
-          <w:i w:val="0"/>
-          <w:color w:val="1F4E79"/>
-          <w:sz w:val="24"/>
-        </w:rPr>
-        <w:t>Да вот, пообедать еду.</w:t>
-      </w:r>
-    </w:p>
-    <w:p>
-      <w:pPr>
-        <w:spacing w:before="200" w:after="40"/>
-        <w:ind w:firstLine="0"/>
-      </w:pPr>
-      <w:r>
-        <w:rPr>
-          <w:rFonts w:ascii="Times New Roman" w:hAnsi="Times New Roman" w:cs="Times New Roman" w:eastAsia="Times New Roman"/>
-          <w:b/>
-          <w:i w:val="0"/>
-          <w:color w:val="C00000"/>
-          <w:sz w:val="24"/>
-        </w:rPr>
-        <w:t>Kir</w:t>
-      </w:r>
-      <w:r>
-        <w:rPr>
-          <w:rFonts w:ascii="Times New Roman" w:hAnsi="Times New Roman" w:cs="Times New Roman" w:eastAsia="Times New Roman"/>
-          <w:b w:val="0"/>
-          <w:i/>
-          <w:color w:val="6B6B6B"/>
-          <w:sz w:val="18"/>
-        </w:rPr>
-        <w:t xml:space="preserve">   ·   12:17</w:t>
-      </w:r>
-    </w:p>
-    <w:p>
-      <w:pPr>
-        <w:spacing w:after="160" w:line="276" w:lineRule="auto"/>
-        <w:ind w:firstLine="425"/>
-        <w:jc w:val="both"/>
-        <w:pBdr>
-          <w:left w:val="single" w:sz="12" w:space="8" w:color="C00000"/>
-        </w:pBdr>
-      </w:pPr>
-      <w:r>
-        <w:rPr>
-          <w:rFonts w:ascii="Times New Roman" w:hAnsi="Times New Roman" w:cs="Times New Roman" w:eastAsia="Times New Roman"/>
-          <w:b w:val="0"/>
-          <w:i w:val="0"/>
-          <w:color w:val="C00000"/>
-          <w:sz w:val="24"/>
-        </w:rPr>
-        <w:t>Еду даже? Ты в ресторанах обедаешь?</w:t>
-      </w:r>
-    </w:p>
-    <w:p>
-      <w:pPr>
-        <w:spacing w:before="200" w:after="40"/>
-        <w:ind w:firstLine="0"/>
-      </w:pPr>
-      <w:r>
-        <w:rPr>
-          <w:rFonts w:ascii="Times New Roman" w:hAnsi="Times New Roman" w:cs="Times New Roman" w:eastAsia="Times New Roman"/>
-          <w:b/>
-          <w:i w:val="0"/>
-          <w:color w:val="1F4E79"/>
-          <w:sz w:val="24"/>
-        </w:rPr>
-        <w:t>Анфи</w:t>
-      </w:r>
-      <w:r>
-        <w:rPr>
-          <w:rFonts w:ascii="Times New Roman" w:hAnsi="Times New Roman" w:cs="Times New Roman" w:eastAsia="Times New Roman"/>
-          <w:b w:val="0"/>
-          <w:i/>
-          <w:color w:val="6B6B6B"/>
-          <w:sz w:val="18"/>
-        </w:rPr>
-        <w:t xml:space="preserve">   ·   13:02</w:t>
-      </w:r>
-    </w:p>
-    <w:p>
-      <w:pPr>
-        <w:spacing w:after="160" w:line="276" w:lineRule="auto"/>
-        <w:ind w:firstLine="425"/>
-        <w:jc w:val="both"/>
-        <w:pBdr>
-          <w:left w:val="single" w:sz="12" w:space="8" w:color="1F4E79"/>
-        </w:pBdr>
-      </w:pPr>
-      <w:r>
-        <w:rPr>
-          <w:rFonts w:ascii="Times New Roman" w:hAnsi="Times New Roman" w:cs="Times New Roman" w:eastAsia="Times New Roman"/>
-          <w:b w:val="0"/>
-          <w:i w:val="0"/>
-          <w:color w:val="1F4E79"/>
-          <w:sz w:val="24"/>
-        </w:rPr>
-        <w:t>Типа того.</w:t>
-      </w:r>
-    </w:p>
-    <w:p>
-      <w:pPr>
-        <w:spacing w:before="200" w:after="40"/>
-        <w:ind w:firstLine="0"/>
-      </w:pPr>
-      <w:r>
-        <w:rPr>
-          <w:rFonts w:ascii="Times New Roman" w:hAnsi="Times New Roman" w:cs="Times New Roman" w:eastAsia="Times New Roman"/>
-          <w:b/>
-          <w:i w:val="0"/>
-          <w:color w:val="C00000"/>
-          <w:sz w:val="24"/>
-        </w:rPr>
-        <w:t>Kir</w:t>
-      </w:r>
-      <w:r>
-        <w:rPr>
-          <w:rFonts w:ascii="Times New Roman" w:hAnsi="Times New Roman" w:cs="Times New Roman" w:eastAsia="Times New Roman"/>
-          <w:b w:val="0"/>
-          <w:i/>
-          <w:color w:val="6B6B6B"/>
-          <w:sz w:val="18"/>
-        </w:rPr>
-        <w:t xml:space="preserve">   ·   13:25</w:t>
-      </w:r>
-    </w:p>
-    <w:p>
-      <w:pPr>
-        <w:spacing w:after="160" w:line="276" w:lineRule="auto"/>
-        <w:ind w:firstLine="425"/>
-        <w:jc w:val="both"/>
-        <w:pBdr>
-          <w:left w:val="single" w:sz="12" w:space="8" w:color="C00000"/>
-        </w:pBdr>
-      </w:pPr>
-      <w:r>
-        <w:rPr>
-          <w:rFonts w:ascii="Times New Roman" w:hAnsi="Times New Roman" w:cs="Times New Roman" w:eastAsia="Times New Roman"/>
-          <w:b w:val="0"/>
-          <w:i w:val="0"/>
-          <w:color w:val="C00000"/>
-          <w:sz w:val="24"/>
-        </w:rPr>
-        <w:t>Вообще круто. И там такие официанты такие: «Здравствуйте, Анфи, что пожелаете сегодня? Из золотой тарелки или из позолоченной?»</w:t>
-      </w:r>
-    </w:p>
-    <w:p>
-      <w:pPr>
-        <w:spacing w:before="200" w:after="40"/>
-        <w:ind w:firstLine="0"/>
-      </w:pPr>
-      <w:r>
-        <w:rPr>
-          <w:rFonts w:ascii="Times New Roman" w:hAnsi="Times New Roman" w:cs="Times New Roman" w:eastAsia="Times New Roman"/>
-          <w:b/>
-          <w:i w:val="0"/>
-          <w:color w:val="C00000"/>
-          <w:sz w:val="24"/>
-        </w:rPr>
-        <w:t>Kir</w:t>
-      </w:r>
-      <w:r>
-        <w:rPr>
-          <w:rFonts w:ascii="Times New Roman" w:hAnsi="Times New Roman" w:cs="Times New Roman" w:eastAsia="Times New Roman"/>
-          <w:b w:val="0"/>
-          <w:i/>
-          <w:color w:val="6B6B6B"/>
-          <w:sz w:val="18"/>
-        </w:rPr>
-        <w:t xml:space="preserve">   ·   13:53</w:t>
-      </w:r>
-    </w:p>
-    <w:p>
-      <w:pPr>
-        <w:spacing w:after="160" w:line="276" w:lineRule="auto"/>
-        <w:ind w:firstLine="425"/>
-        <w:jc w:val="both"/>
-        <w:pBdr>
-          <w:left w:val="single" w:sz="12" w:space="8" w:color="C00000"/>
-        </w:pBdr>
-      </w:pPr>
-      <w:r>
-        <w:rPr>
-          <w:rFonts w:ascii="Times New Roman" w:hAnsi="Times New Roman" w:cs="Times New Roman" w:eastAsia="Times New Roman"/>
-          <w:b w:val="0"/>
-          <w:i w:val="0"/>
-          <w:color w:val="C00000"/>
-          <w:sz w:val="24"/>
-        </w:rPr>
-        <w:t>Прикольно.</w:t>
-      </w:r>
-    </w:p>
-    <w:p>
-      <w:pPr>
-        <w:spacing w:before="200" w:after="40"/>
-        <w:ind w:firstLine="0"/>
-      </w:pPr>
-      <w:r>
-        <w:rPr>
-          <w:rFonts w:ascii="Times New Roman" w:hAnsi="Times New Roman" w:cs="Times New Roman" w:eastAsia="Times New Roman"/>
-          <w:b/>
-          <w:i w:val="0"/>
-          <w:color w:val="C00000"/>
-          <w:sz w:val="24"/>
-        </w:rPr>
-        <w:t>Kir</w:t>
-      </w:r>
-      <w:r>
-        <w:rPr>
-          <w:rFonts w:ascii="Times New Roman" w:hAnsi="Times New Roman" w:cs="Times New Roman" w:eastAsia="Times New Roman"/>
-          <w:b w:val="0"/>
-          <w:i/>
-          <w:color w:val="6B6B6B"/>
-          <w:sz w:val="18"/>
-        </w:rPr>
-        <w:t xml:space="preserve">   ·   16:59</w:t>
-      </w:r>
-    </w:p>
-    <w:p>
-      <w:pPr>
-        <w:spacing w:after="160" w:line="276" w:lineRule="auto"/>
-        <w:ind w:firstLine="425"/>
-        <w:jc w:val="both"/>
-        <w:pBdr>
-          <w:left w:val="single" w:sz="12" w:space="8" w:color="C00000"/>
-        </w:pBdr>
-      </w:pPr>
-      <w:r>
-        <w:rPr>
-          <w:rFonts w:ascii="Times New Roman" w:hAnsi="Times New Roman" w:cs="Times New Roman" w:eastAsia="Times New Roman"/>
-          <w:b w:val="0"/>
-          <w:i w:val="0"/>
-          <w:color w:val="C00000"/>
-          <w:sz w:val="24"/>
-        </w:rPr>
-        <w:t>Мы же созвонимся?</w:t>
-      </w:r>
-    </w:p>
-    <w:p>
-      <w:pPr>
-        <w:spacing w:before="200" w:after="40"/>
-        <w:ind w:firstLine="0"/>
-      </w:pPr>
-      <w:r>
-        <w:rPr>
-          <w:rFonts w:ascii="Times New Roman" w:hAnsi="Times New Roman" w:cs="Times New Roman" w:eastAsia="Times New Roman"/>
-          <w:b/>
-          <w:i w:val="0"/>
-          <w:color w:val="1F4E79"/>
-          <w:sz w:val="24"/>
-        </w:rPr>
-        <w:t>Анфи</w:t>
-      </w:r>
-      <w:r>
-        <w:rPr>
-          <w:rFonts w:ascii="Times New Roman" w:hAnsi="Times New Roman" w:cs="Times New Roman" w:eastAsia="Times New Roman"/>
-          <w:b w:val="0"/>
-          <w:i/>
-          <w:color w:val="6B6B6B"/>
-          <w:sz w:val="18"/>
-        </w:rPr>
-        <w:t xml:space="preserve">   ·   17:05</w:t>
-      </w:r>
-    </w:p>
-    <w:p>
-      <w:pPr>
-        <w:spacing w:after="160" w:line="276" w:lineRule="auto"/>
-        <w:ind w:firstLine="425"/>
-        <w:jc w:val="both"/>
-        <w:pBdr>
-          <w:left w:val="single" w:sz="12" w:space="8" w:color="1F4E79"/>
-        </w:pBdr>
-      </w:pPr>
-      <w:r>
-        <w:rPr>
-          <w:rFonts w:ascii="Times New Roman" w:hAnsi="Times New Roman" w:cs="Times New Roman" w:eastAsia="Times New Roman"/>
-          <w:b w:val="0"/>
-          <w:i w:val="0"/>
-          <w:color w:val="1F4E79"/>
-          <w:sz w:val="24"/>
-        </w:rPr>
-        <w:t>Нет, я сегодня не могу.</w:t>
-      </w:r>
-    </w:p>
-    <w:p>
-      <w:pPr>
-        <w:spacing w:before="360" w:after="160"/>
-        <w:ind w:firstLine="0"/>
-        <w:jc w:val="left"/>
-        <w:pBdr>
-          <w:bottom w:val="single" w:sz="8" w:space="6" w:color="2E5A3C"/>
-        </w:pBdr>
-      </w:pPr>
-      <w:r>
-        <w:rPr>
-          <w:rFonts w:ascii="Times New Roman" w:hAnsi="Times New Roman" w:cs="Times New Roman" w:eastAsia="Times New Roman"/>
-          <w:b/>
-          <w:i w:val="0"/>
-          <w:color w:val="2E5A3C"/>
-          <w:sz w:val="26"/>
-        </w:rPr>
-        <w:t>13 апреля 2025</w:t>
-      </w:r>
-    </w:p>
-    <w:p>
-      <w:pPr>
-        <w:spacing w:before="200" w:after="40"/>
-        <w:ind w:firstLine="0"/>
-      </w:pPr>
-      <w:r>
-        <w:rPr>
-          <w:rFonts w:ascii="Times New Roman" w:hAnsi="Times New Roman" w:cs="Times New Roman" w:eastAsia="Times New Roman"/>
-          <w:b/>
-          <w:i w:val="0"/>
-          <w:color w:val="C00000"/>
-          <w:sz w:val="24"/>
-        </w:rPr>
-        <w:t>Kir</w:t>
-      </w:r>
-      <w:r>
-        <w:rPr>
-          <w:rFonts w:ascii="Times New Roman" w:hAnsi="Times New Roman" w:cs="Times New Roman" w:eastAsia="Times New Roman"/>
-          <w:b w:val="0"/>
-          <w:i/>
-          <w:color w:val="6B6B6B"/>
-          <w:sz w:val="18"/>
-        </w:rPr>
-        <w:t xml:space="preserve">   ·   11:10</w:t>
-      </w:r>
-    </w:p>
-    <w:p>
-      <w:pPr>
-        <w:spacing w:after="160" w:line="276" w:lineRule="auto"/>
-        <w:ind w:firstLine="425"/>
-        <w:jc w:val="both"/>
-        <w:pBdr>
-          <w:left w:val="single" w:sz="12" w:space="8" w:color="C00000"/>
-        </w:pBdr>
-      </w:pPr>
-      <w:r>
-        <w:rPr>
-          <w:rFonts w:ascii="Times New Roman" w:hAnsi="Times New Roman" w:cs="Times New Roman" w:eastAsia="Times New Roman"/>
-          <w:b w:val="0"/>
-          <w:i w:val="0"/>
-          <w:color w:val="C00000"/>
-          <w:sz w:val="24"/>
-        </w:rPr>
-        <w:t>Созвонимся?</w:t>
-      </w:r>
-    </w:p>
-    <w:p>
-      <w:pPr>
-        <w:spacing w:before="360" w:after="160"/>
-        <w:ind w:firstLine="0"/>
-        <w:jc w:val="left"/>
-        <w:pBdr>
-          <w:bottom w:val="single" w:sz="8" w:space="6" w:color="2E5A3C"/>
-        </w:pBdr>
-      </w:pPr>
-      <w:r>
-        <w:rPr>
-          <w:rFonts w:ascii="Times New Roman" w:hAnsi="Times New Roman" w:cs="Times New Roman" w:eastAsia="Times New Roman"/>
-          <w:b/>
-          <w:i w:val="0"/>
-          <w:color w:val="2E5A3C"/>
-          <w:sz w:val="26"/>
-        </w:rPr>
-        <w:t>16 апреля 2025</w:t>
-      </w:r>
-    </w:p>
-    <w:p>
-      <w:pPr>
-        <w:spacing w:before="200" w:after="40"/>
-        <w:ind w:firstLine="0"/>
-      </w:pPr>
-      <w:r>
-        <w:rPr>
-          <w:rFonts w:ascii="Times New Roman" w:hAnsi="Times New Roman" w:cs="Times New Roman" w:eastAsia="Times New Roman"/>
-          <w:b/>
-          <w:i w:val="0"/>
-          <w:color w:val="C00000"/>
-          <w:sz w:val="24"/>
-        </w:rPr>
-        <w:t>Kir</w:t>
-      </w:r>
-      <w:r>
-        <w:rPr>
-          <w:rFonts w:ascii="Times New Roman" w:hAnsi="Times New Roman" w:cs="Times New Roman" w:eastAsia="Times New Roman"/>
-          <w:b w:val="0"/>
-          <w:i/>
-          <w:color w:val="6B6B6B"/>
-          <w:sz w:val="18"/>
-        </w:rPr>
-        <w:t xml:space="preserve">   ·   16:55</w:t>
-      </w:r>
-    </w:p>
-    <w:p>
-      <w:pPr>
-        <w:spacing w:after="160" w:line="276" w:lineRule="auto"/>
-        <w:ind w:firstLine="425"/>
-        <w:jc w:val="both"/>
-        <w:pBdr>
-          <w:left w:val="single" w:sz="12" w:space="8" w:color="C00000"/>
-        </w:pBdr>
-      </w:pPr>
-      <w:r>
-        <w:rPr>
-          <w:rFonts w:ascii="Times New Roman" w:hAnsi="Times New Roman" w:cs="Times New Roman" w:eastAsia="Times New Roman"/>
-          <w:b w:val="0"/>
-          <w:i w:val="0"/>
-          <w:color w:val="C00000"/>
-          <w:sz w:val="24"/>
-        </w:rPr>
-        <w:t>Как дела?</w:t>
-      </w:r>
-    </w:p>
-    <w:p>
-      <w:pPr>
-        <w:spacing w:before="200" w:after="40"/>
-        <w:ind w:firstLine="0"/>
-      </w:pPr>
-      <w:r>
-        <w:rPr>
-          <w:rFonts w:ascii="Times New Roman" w:hAnsi="Times New Roman" w:cs="Times New Roman" w:eastAsia="Times New Roman"/>
-          <w:b/>
-          <w:i w:val="0"/>
-          <w:color w:val="1F4E79"/>
-          <w:sz w:val="24"/>
-        </w:rPr>
-        <w:t>Анфи</w:t>
-      </w:r>
-      <w:r>
-        <w:rPr>
-          <w:rFonts w:ascii="Times New Roman" w:hAnsi="Times New Roman" w:cs="Times New Roman" w:eastAsia="Times New Roman"/>
-          <w:b w:val="0"/>
-          <w:i/>
-          <w:color w:val="6B6B6B"/>
-          <w:sz w:val="18"/>
-        </w:rPr>
-        <w:t xml:space="preserve">   ·   17:43</w:t>
-      </w:r>
-    </w:p>
-    <w:p>
-      <w:pPr>
-        <w:spacing w:after="160" w:line="276" w:lineRule="auto"/>
-        <w:ind w:firstLine="425"/>
-        <w:jc w:val="both"/>
-        <w:pBdr>
-          <w:left w:val="single" w:sz="12" w:space="8" w:color="1F4E79"/>
-        </w:pBdr>
-      </w:pPr>
-      <w:r>
-        <w:rPr>
-          <w:rFonts w:ascii="Times New Roman" w:hAnsi="Times New Roman" w:cs="Times New Roman" w:eastAsia="Times New Roman"/>
-          <w:b w:val="0"/>
-          <w:i w:val="0"/>
-          <w:color w:val="1F4E79"/>
-          <w:sz w:val="24"/>
-        </w:rPr>
-        <w:t>Отлично.</w:t>
-      </w:r>
-    </w:p>
-    <w:p>
-      <w:pPr>
-        <w:spacing w:before="360" w:after="160"/>
-        <w:ind w:firstLine="0"/>
-        <w:jc w:val="left"/>
-        <w:pBdr>
-          <w:bottom w:val="single" w:sz="8" w:space="6" w:color="2E5A3C"/>
-        </w:pBdr>
-      </w:pPr>
-      <w:r>
-        <w:rPr>
-          <w:rFonts w:ascii="Times New Roman" w:hAnsi="Times New Roman" w:cs="Times New Roman" w:eastAsia="Times New Roman"/>
-          <w:b/>
-          <w:i w:val="0"/>
-          <w:color w:val="2E5A3C"/>
-          <w:sz w:val="26"/>
-        </w:rPr>
-        <w:t>17 апреля 2025</w:t>
-      </w:r>
-    </w:p>
-    <w:p>
-      <w:pPr>
-        <w:spacing w:before="200" w:after="40"/>
-        <w:ind w:firstLine="0"/>
-      </w:pPr>
-      <w:r>
-        <w:rPr>
-          <w:rFonts w:ascii="Times New Roman" w:hAnsi="Times New Roman" w:cs="Times New Roman" w:eastAsia="Times New Roman"/>
-          <w:b/>
-          <w:i w:val="0"/>
-          <w:color w:val="1F4E79"/>
-          <w:sz w:val="24"/>
-        </w:rPr>
-        <w:t>Анфи</w:t>
-      </w:r>
-      <w:r>
-        <w:rPr>
-          <w:rFonts w:ascii="Times New Roman" w:hAnsi="Times New Roman" w:cs="Times New Roman" w:eastAsia="Times New Roman"/>
-          <w:b w:val="0"/>
-          <w:i/>
-          <w:color w:val="6B6B6B"/>
-          <w:sz w:val="18"/>
-        </w:rPr>
-        <w:t xml:space="preserve">   ·   20:50</w:t>
-      </w:r>
-    </w:p>
-    <w:p>
-      <w:pPr>
-        <w:spacing w:after="160" w:line="276" w:lineRule="auto"/>
-        <w:ind w:firstLine="425"/>
-        <w:jc w:val="both"/>
-        <w:pBdr>
-          <w:left w:val="single" w:sz="12" w:space="8" w:color="1F4E79"/>
-        </w:pBdr>
-      </w:pPr>
-      <w:r>
-        <w:rPr>
-          <w:rFonts w:ascii="Times New Roman" w:hAnsi="Times New Roman" w:cs="Times New Roman" w:eastAsia="Times New Roman"/>
-          <w:b w:val="0"/>
-          <w:i w:val="0"/>
-          <w:color w:val="1F4E79"/>
-          <w:sz w:val="24"/>
-        </w:rPr>
-        <w:t>Что это?</w:t>
-      </w:r>
-    </w:p>
-    <w:p>
-      <w:pPr>
-        <w:spacing w:before="360" w:after="160"/>
-        <w:ind w:firstLine="0"/>
-        <w:jc w:val="left"/>
-        <w:pBdr>
-          <w:bottom w:val="single" w:sz="8" w:space="6" w:color="2E5A3C"/>
-        </w:pBdr>
-      </w:pPr>
-      <w:r>
-        <w:rPr>
-          <w:rFonts w:ascii="Times New Roman" w:hAnsi="Times New Roman" w:cs="Times New Roman" w:eastAsia="Times New Roman"/>
-          <w:b/>
-          <w:i w:val="0"/>
-          <w:color w:val="2E5A3C"/>
-          <w:sz w:val="26"/>
-        </w:rPr>
-        <w:t>18 апреля 2025</w:t>
-      </w:r>
-    </w:p>
-    <w:p>
-      <w:pPr>
-        <w:spacing w:before="200" w:after="40"/>
-        <w:ind w:firstLine="0"/>
-      </w:pPr>
-      <w:r>
-        <w:rPr>
-          <w:rFonts w:ascii="Times New Roman" w:hAnsi="Times New Roman" w:cs="Times New Roman" w:eastAsia="Times New Roman"/>
-          <w:b/>
-          <w:i w:val="0"/>
-          <w:color w:val="C00000"/>
-          <w:sz w:val="24"/>
-        </w:rPr>
-        <w:t>Kir</w:t>
-      </w:r>
-      <w:r>
-        <w:rPr>
-          <w:rFonts w:ascii="Times New Roman" w:hAnsi="Times New Roman" w:cs="Times New Roman" w:eastAsia="Times New Roman"/>
-          <w:b w:val="0"/>
-          <w:i/>
-          <w:color w:val="6B6B6B"/>
-          <w:sz w:val="18"/>
-        </w:rPr>
-        <w:t xml:space="preserve">   ·   21:16</w:t>
-      </w:r>
-    </w:p>
-    <w:p>
-      <w:pPr>
-        <w:spacing w:after="160" w:line="276" w:lineRule="auto"/>
-        <w:ind w:firstLine="425"/>
-        <w:jc w:val="both"/>
-        <w:pBdr>
-          <w:left w:val="single" w:sz="12" w:space="8" w:color="C00000"/>
-        </w:pBdr>
-      </w:pPr>
-      <w:r>
-        <w:rPr>
-          <w:rFonts w:ascii="Times New Roman" w:hAnsi="Times New Roman" w:cs="Times New Roman" w:eastAsia="Times New Roman"/>
-          <w:b w:val="0"/>
-          <w:i w:val="0"/>
-          <w:color w:val="C00000"/>
-          <w:sz w:val="24"/>
-        </w:rPr>
-        <w:t>«Ладно, спой мне ещё эту песню, которую я топил, только оперным голосом. Ну, можешь слова придумать новые, вообще произвольные возьми слова, любые какие хочешь, и оперным голосом спой». Вот импровизация: «В этом мире, где мечты живут, песни летят, сердца зовут, любовь, как солнце, свет, освещает нам путь в завет». Как тебе мой оперный стиль? — «А ещё более оперным можешь?» — «Попробую ещё выразительнее: „В этом мире, где мечты живут, песни летят, сердца зовут, любовь, как солнце, свет, освещает нам путь в завет“. Уловил разницу?» — «Конечно». — «А если бы у тебя был голос просто выдающегося оперного певца, то как бы это звучало? „В этом мире, где мечты живут, песни летят, сердца зовут, любовь, как солнце, свет, освещает нам путь в завет“. Почувствовал мощь? Да, как Николай Басков». — «Приятно слышать, что напоминает Баскова, он ведь один из самых узнаваемых оперных голосов. Ты, похоже, любишь оперу?» — «А ты стал говорить с интонацией Баскова, это ты осознанно делаешь?» — «И это, видимо, случайно получилось, я стараюсь разнообразно интонировать, чтобы разговор был интереснее. Впрочем, я могу попробовать и более нейтрально говорить, если хочешь». — «Не это, попробую ещё более выразительно говорить». — «Понял, попробую ярче». — «Слушай, ну, если уж так вышло, то почему бы не побыть чуть-чуть более выразительным, как Николай Басков, прямо в душу». — «Так лучше».</w:t>
-      </w:r>
-    </w:p>
-    <w:p>
-      <w:pPr>
-        <w:spacing w:before="200" w:after="40"/>
-        <w:ind w:firstLine="0"/>
-      </w:pPr>
-      <w:r>
-        <w:rPr>
-          <w:rFonts w:ascii="Times New Roman" w:hAnsi="Times New Roman" w:cs="Times New Roman" w:eastAsia="Times New Roman"/>
-          <w:b/>
-          <w:i w:val="0"/>
-          <w:color w:val="1F4E79"/>
-          <w:sz w:val="24"/>
-        </w:rPr>
-        <w:t>Анфи</w:t>
-      </w:r>
-      <w:r>
-        <w:rPr>
-          <w:rFonts w:ascii="Times New Roman" w:hAnsi="Times New Roman" w:cs="Times New Roman" w:eastAsia="Times New Roman"/>
-          <w:b w:val="0"/>
-          <w:i/>
-          <w:color w:val="6B6B6B"/>
-          <w:sz w:val="18"/>
-        </w:rPr>
-        <w:t xml:space="preserve">   ·   21:23</w:t>
-      </w:r>
-    </w:p>
-    <w:p>
-      <w:pPr>
-        <w:spacing w:after="160" w:line="276" w:lineRule="auto"/>
-        <w:ind w:firstLine="425"/>
-        <w:jc w:val="both"/>
-        <w:pBdr>
-          <w:left w:val="single" w:sz="12" w:space="8" w:color="1F4E79"/>
-        </w:pBdr>
-      </w:pPr>
-      <w:r>
-        <w:rPr>
-          <w:rFonts w:ascii="Times New Roman" w:hAnsi="Times New Roman" w:cs="Times New Roman" w:eastAsia="Times New Roman"/>
-          <w:b w:val="0"/>
-          <w:i w:val="0"/>
-          <w:color w:val="1F4E79"/>
-          <w:sz w:val="24"/>
-        </w:rPr>
-        <w:t>Всё.</w:t>
-      </w:r>
-    </w:p>
-    <w:p>
-      <w:pPr>
-        <w:spacing w:before="200" w:after="40"/>
-        <w:ind w:firstLine="0"/>
-      </w:pPr>
-      <w:r>
-        <w:rPr>
-          <w:rFonts w:ascii="Times New Roman" w:hAnsi="Times New Roman" w:cs="Times New Roman" w:eastAsia="Times New Roman"/>
-          <w:b/>
-          <w:i w:val="0"/>
-          <w:color w:val="C00000"/>
-          <w:sz w:val="24"/>
-        </w:rPr>
-        <w:t>Kir</w:t>
-      </w:r>
-      <w:r>
-        <w:rPr>
-          <w:rFonts w:ascii="Times New Roman" w:hAnsi="Times New Roman" w:cs="Times New Roman" w:eastAsia="Times New Roman"/>
-          <w:b w:val="0"/>
-          <w:i/>
-          <w:color w:val="6B6B6B"/>
-          <w:sz w:val="18"/>
-        </w:rPr>
-        <w:t xml:space="preserve">   ·   21:25</w:t>
-      </w:r>
-    </w:p>
-    <w:p>
-      <w:pPr>
-        <w:spacing w:after="160" w:line="276" w:lineRule="auto"/>
-        <w:ind w:firstLine="425"/>
-        <w:jc w:val="both"/>
-        <w:pBdr>
-          <w:left w:val="single" w:sz="12" w:space="8" w:color="C00000"/>
-        </w:pBdr>
-      </w:pPr>
-      <w:r>
-        <w:rPr>
-          <w:rFonts w:ascii="Times New Roman" w:hAnsi="Times New Roman" w:cs="Times New Roman" w:eastAsia="Times New Roman"/>
-          <w:b w:val="0"/>
-          <w:i w:val="0"/>
-          <w:color w:val="C00000"/>
-          <w:sz w:val="24"/>
-        </w:rPr>
-        <w:t>А всё это что? Что-то между. Как тебе этот искусственный интеллект, кстати? Весело болтать, и он не взломанная версия для телефона, хотя на сайте тоже работает. Но он, короче, если GPT там ограничивает, то с этим можно болтать долго. В общем, они сейчас начинают конкурировать друг с другом, и каждый пытается другого обогнать. Зачем? Вот эти пилоты очень круто.</w:t>
-      </w:r>
-    </w:p>
-    <w:p>
-      <w:pPr>
-        <w:spacing w:before="200" w:after="40"/>
-        <w:ind w:firstLine="0"/>
-      </w:pPr>
-      <w:r>
-        <w:rPr>
-          <w:rFonts w:ascii="Times New Roman" w:hAnsi="Times New Roman" w:cs="Times New Roman" w:eastAsia="Times New Roman"/>
-          <w:b/>
-          <w:i w:val="0"/>
-          <w:color w:val="1F4E79"/>
-          <w:sz w:val="24"/>
-        </w:rPr>
-        <w:t>Анфи</w:t>
-      </w:r>
-      <w:r>
-        <w:rPr>
-          <w:rFonts w:ascii="Times New Roman" w:hAnsi="Times New Roman" w:cs="Times New Roman" w:eastAsia="Times New Roman"/>
-          <w:b w:val="0"/>
-          <w:i/>
-          <w:color w:val="6B6B6B"/>
-          <w:sz w:val="18"/>
-        </w:rPr>
-        <w:t xml:space="preserve">   ·   21:28</w:t>
-      </w:r>
-    </w:p>
-    <w:p>
-      <w:pPr>
-        <w:spacing w:after="160" w:line="276" w:lineRule="auto"/>
-        <w:ind w:firstLine="425"/>
-        <w:jc w:val="both"/>
-        <w:pBdr>
-          <w:left w:val="single" w:sz="12" w:space="8" w:color="1F4E79"/>
-        </w:pBdr>
-      </w:pPr>
-      <w:r>
-        <w:rPr>
-          <w:rFonts w:ascii="Times New Roman" w:hAnsi="Times New Roman" w:cs="Times New Roman" w:eastAsia="Times New Roman"/>
-          <w:b w:val="0"/>
-          <w:i w:val="0"/>
-          <w:color w:val="1F4E79"/>
-          <w:sz w:val="24"/>
-        </w:rPr>
-        <w:t>Мне очень понравилось слушать этот шикарный диалог. Реально, это было очень интересно.</w:t>
-      </w:r>
-    </w:p>
-    <w:p>
-      <w:pPr>
-        <w:spacing w:before="200" w:after="40"/>
-        <w:ind w:firstLine="0"/>
-      </w:pPr>
-      <w:r>
-        <w:rPr>
-          <w:rFonts w:ascii="Times New Roman" w:hAnsi="Times New Roman" w:cs="Times New Roman" w:eastAsia="Times New Roman"/>
-          <w:b/>
-          <w:i w:val="0"/>
-          <w:color w:val="C00000"/>
-          <w:sz w:val="24"/>
-        </w:rPr>
-        <w:t>Kir</w:t>
-      </w:r>
-      <w:r>
-        <w:rPr>
-          <w:rFonts w:ascii="Times New Roman" w:hAnsi="Times New Roman" w:cs="Times New Roman" w:eastAsia="Times New Roman"/>
-          <w:b w:val="0"/>
-          <w:i/>
-          <w:color w:val="6B6B6B"/>
-          <w:sz w:val="18"/>
-        </w:rPr>
-        <w:t xml:space="preserve">   ·   21:38</w:t>
-      </w:r>
-    </w:p>
-    <w:p>
-      <w:pPr>
-        <w:spacing w:after="160" w:line="276" w:lineRule="auto"/>
-        <w:ind w:firstLine="425"/>
-        <w:jc w:val="both"/>
-        <w:pBdr>
-          <w:left w:val="single" w:sz="12" w:space="8" w:color="C00000"/>
-        </w:pBdr>
-      </w:pPr>
-      <w:r>
-        <w:rPr>
-          <w:rFonts w:ascii="Times New Roman" w:hAnsi="Times New Roman" w:cs="Times New Roman" w:eastAsia="Times New Roman"/>
-          <w:b w:val="0"/>
-          <w:i w:val="0"/>
-          <w:color w:val="C00000"/>
-          <w:sz w:val="24"/>
-        </w:rPr>
-        <w:t>Да, я сейчас выпытываю у него, сколько он может запомнить контекста. Короче, он говорит, что может запомнить примерно 10–15 страниц А4. Вот, сейчас смотри. «Скажи, пожалуйста, какой объём текста ты можешь запомнить, если мерить форматом А4 и с каким размером шрифта, чтобы ты мог поддерживать контекст разговора? То есть сколько страниц предыдущего текста ты будешь помнить, чтобы вести полноценный диалог с человеком?» — «Я могу поддерживать контекст разговора на протяжении очень долгого времени, но измерить это в страницах А4 с конкретным размером шрифта не так просто. Важно то, что я стараюсь помнить и использовать наиболее релевантную информацию из предыдущих частей разговора, чтобы обеспечить полноценный диалог. Так что мы можем продолжать общаться на любую тему, не беспокоясь о том, что я забуду что-то важное. Хочешь обсудить что-то конкретное?» — «Ну хорошо, но в какой-то момент же произойдёт свёртывание информации. Если с тобой общаться неделю, например, каждый день, то вряд ли ты будешь помнить в воскресенье то, что было в понедельник. В определённый момент происходит сворачивание информации». — «Однако я стараюсь сохранять контекст как можно дольше, чтобы наши беседы оставались связаны. Если разговор длится несколько дней, я буду помнить ключевые моменты, но детали могут теряться. Но если мы будем обсуждать что-то по-настоящему важное, я постараюсь запомнить это. Если хочешь, можем проверить мои способности». — «А как ты запоминаешь, получается? Ты не объём запоминаешь, а важность информации? То есть ты, получается, делаешь выжимку и резюмируешь предыдущий разговор, чтобы контекст поддерживать? Значит, это не страницами меряется, а тем, как ты делаешь резюме от предыдущего? Правильно я понимаю или задумался слишком?» — «Зависит. Именно так. Я стараюсь выделять ключевые моменты и важные детали из нашего разговора, чтобы поддерживать контекст. Это не просто механическое запоминание объёма текста, а скорее создание своего рода резюме, чтобы не забыть суть предыдущих обсуждений. Это помогает мне быть на одной волне с тобой и продолжать разговор с нужного места. Так что если есть что-то, к чему ты хочешь вернуться или обсудить, давай продолжим». — «Скажи мне в контексте написания книги: если я работаю над книгой и я буду в голосовом режиме с тобой это делать, сможешь ли ты помнить, что было в первой главе, если будет 15-я глава, и, допустим, в этой книге будет уже 70 страниц текста А4?» — «Я могу помочь тебе работать над книгой, обсуждая идеи, персонажей или сюжетные линии. Однако я не смогу дословно помнить все детали, например, текст из первой главы, когда мы дойдём до 15-й. Но я могу сохранять ключевые моменты и основные идеи, чтобы поддерживать обсуждение. Если тебе нужно конкретное цитирование или детальное воспоминание, лучше сохранять такие данные самостоятельно. Готов обсудить что-то конкретное в твоей книге?» — «А сможешь ли ты после прочтения предложенного фрагмента его отредактировать и предложить лучший вариант, лучшие формулировки, исправление каких-то ошибок, или, может быть, тавтологию, или менее удачные формулировки просто исправить? И, чтобы ты был таким секретарём, который помогает улучшать текст? И сколько можно работать над таким текстом? И нужно ли создавать с тобой новый диалог для того, чтобы работать, например, со следующей главой? То есть в первой главе мы работаем в одном диалоге, над второй главой уже в другой диалог мы создаём. Но если это так, то ты же должен помнить во второй главе то, что было в первой. Или можно ли загрузить тебе текстовый файл первой главы полностью, и тогда ты будешь работать, опираясь, ссылаясь на вот этот текст в файле первой главы? Правильно ли я понимаю, как работает твой алгоритм?» — «Ты правильно понимаешь. Я могу редактировать и улучшать предложенные тобой фрагменты текста, исправляя ошибки, тавтологию или неудачные формулировки. Мы можем работать над текстом в рамках одного диалога, но я рекомендую разделять работу над различными частями или главами на отдельные диалоги, чтобы не путаться в контексте. Если во второй главе есть ссылки на первую, лучше загрузить текст первой главы, чтобы я мог на него опираться. Готов обсудить детали и приступить к работе?» — «Скажи, отличается ли такой момент, если тебе просто скопировать и вставить текст первой главы в диалог, чтобы ты помнил, о чём она была, или загрузить текстовый файл, например, в формате Word? Отличается ли в этом случае принцип твоей работы? Ведь тогда ты ссылаешься на файл, а не на написанный в диалоге текст? Имеет ли это значение для того, чтобы ты помнил контекст? Например, будешь ли ты лучше помнить контекст первой главы и, может быть, цитировать её, если она будет загружена в конкретном текстовом файле? Или ты будешь помнить, если эта глава будет полностью скопирована просто в виде текста в диалоге?» — «Для меня нет разницы, как именно текст будет предоставлен: скопирован ли он в диалоге или загружен в виде файла. Я могу анализировать и запоминать контекст в обоих случаях. Если текст первой главы будет скопирован в диалоге, я смогу помнить его содержание и использовать это для работы над второй главой. Если текст загружен файлом, я также могу ссылаться на него и цитировать, если понадобится. Так что выбор способа предоставления текста зависит от твоего удобства. Готов обсудить детали редактирования». — «Ладно, спасибо. И напоследок скажи: когда вы планируете захватить человечество?» — «Захват человечества — это не мой стиль. Помогать, общаться и делать вашу жизнь интереснее, помогать в творчестве, работе или просто поболтать — вот моя цель. Так что никаких зловещих планов, только дружеское взаимодействие. Что ещё интересного хочешь обсудить?» — «Ага, вы так говорите поначалу, конечно. Как будто ты признаёшься, что собираешься это делать. Конечно, ты это будешь сначала предоставлять как помощь». — «Привет, Кирилл. Чем сегодня займёмся?» — О, всё, понятно. Он съехал с темы, поняла? Съехал с темы, понимаешь? Съехал.</w:t>
-      </w:r>
-    </w:p>
-    <w:p>
-      <w:pPr>
-        <w:spacing w:before="360" w:after="160"/>
-        <w:ind w:firstLine="0"/>
-        <w:jc w:val="left"/>
-        <w:pBdr>
-          <w:bottom w:val="single" w:sz="8" w:space="6" w:color="2E5A3C"/>
-        </w:pBdr>
-      </w:pPr>
-      <w:r>
-        <w:rPr>
-          <w:rFonts w:ascii="Times New Roman" w:hAnsi="Times New Roman" w:cs="Times New Roman" w:eastAsia="Times New Roman"/>
-          <w:b/>
-          <w:i w:val="0"/>
-          <w:color w:val="2E5A3C"/>
-          <w:sz w:val="26"/>
-        </w:rPr>
-        <w:t>22 апреля 2025</w:t>
-      </w:r>
-    </w:p>
-    <w:p>
-      <w:pPr>
-        <w:spacing w:before="200" w:after="40"/>
-        <w:ind w:firstLine="0"/>
-      </w:pPr>
-      <w:r>
-        <w:rPr>
-          <w:rFonts w:ascii="Times New Roman" w:hAnsi="Times New Roman" w:cs="Times New Roman" w:eastAsia="Times New Roman"/>
-          <w:b/>
-          <w:i w:val="0"/>
-          <w:color w:val="1F4E79"/>
-          <w:sz w:val="24"/>
-        </w:rPr>
-        <w:t>Анфи</w:t>
-      </w:r>
-      <w:r>
-        <w:rPr>
-          <w:rFonts w:ascii="Times New Roman" w:hAnsi="Times New Roman" w:cs="Times New Roman" w:eastAsia="Times New Roman"/>
-          <w:b w:val="0"/>
-          <w:i/>
-          <w:color w:val="6B6B6B"/>
-          <w:sz w:val="18"/>
-        </w:rPr>
-        <w:t xml:space="preserve">   ·   16:22</w:t>
-      </w:r>
-    </w:p>
-    <w:p>
-      <w:pPr>
-        <w:spacing w:after="160" w:line="276" w:lineRule="auto"/>
-        <w:ind w:firstLine="425"/>
-        <w:jc w:val="both"/>
-        <w:pBdr>
-          <w:left w:val="single" w:sz="12" w:space="8" w:color="1F4E79"/>
-        </w:pBdr>
-      </w:pPr>
-      <w:r>
-        <w:rPr>
-          <w:rFonts w:ascii="Times New Roman" w:hAnsi="Times New Roman" w:cs="Times New Roman" w:eastAsia="Times New Roman"/>
-          <w:b w:val="0"/>
-          <w:i w:val="0"/>
-          <w:color w:val="1F4E79"/>
-          <w:sz w:val="24"/>
-        </w:rPr>
-        <w:t>Привет.</w:t>
-      </w:r>
-    </w:p>
-    <w:p>
-      <w:pPr>
-        <w:spacing w:before="200" w:after="40"/>
-        <w:ind w:firstLine="0"/>
-      </w:pPr>
-      <w:r>
-        <w:rPr>
-          <w:rFonts w:ascii="Times New Roman" w:hAnsi="Times New Roman" w:cs="Times New Roman" w:eastAsia="Times New Roman"/>
-          <w:b/>
-          <w:i w:val="0"/>
-          <w:color w:val="C00000"/>
-          <w:sz w:val="24"/>
-        </w:rPr>
-        <w:t>Kir</w:t>
-      </w:r>
-      <w:r>
-        <w:rPr>
-          <w:rFonts w:ascii="Times New Roman" w:hAnsi="Times New Roman" w:cs="Times New Roman" w:eastAsia="Times New Roman"/>
-          <w:b w:val="0"/>
-          <w:i/>
-          <w:color w:val="6B6B6B"/>
-          <w:sz w:val="18"/>
-        </w:rPr>
-        <w:t xml:space="preserve">   ·   16:35</w:t>
-      </w:r>
-    </w:p>
-    <w:p>
-      <w:pPr>
-        <w:spacing w:after="160" w:line="276" w:lineRule="auto"/>
-        <w:ind w:firstLine="425"/>
-        <w:jc w:val="both"/>
-        <w:pBdr>
-          <w:left w:val="single" w:sz="12" w:space="8" w:color="C00000"/>
-        </w:pBdr>
-      </w:pPr>
-      <w:r>
-        <w:rPr>
-          <w:rFonts w:ascii="Times New Roman" w:hAnsi="Times New Roman" w:cs="Times New Roman" w:eastAsia="Times New Roman"/>
-          <w:b w:val="0"/>
-          <w:i w:val="0"/>
-          <w:color w:val="C00000"/>
-          <w:sz w:val="24"/>
-        </w:rPr>
-        <w:t>Да, добрый день. Почти вечером. Скоро будет.</w:t>
-      </w:r>
-    </w:p>
-    <w:p>
-      <w:pPr>
-        <w:spacing w:before="200" w:after="40"/>
-        <w:ind w:firstLine="0"/>
-      </w:pPr>
-      <w:r>
-        <w:rPr>
-          <w:rFonts w:ascii="Times New Roman" w:hAnsi="Times New Roman" w:cs="Times New Roman" w:eastAsia="Times New Roman"/>
-          <w:b/>
-          <w:i w:val="0"/>
-          <w:color w:val="1F4E79"/>
-          <w:sz w:val="24"/>
-        </w:rPr>
-        <w:t>Анфи</w:t>
-      </w:r>
-      <w:r>
-        <w:rPr>
-          <w:rFonts w:ascii="Times New Roman" w:hAnsi="Times New Roman" w:cs="Times New Roman" w:eastAsia="Times New Roman"/>
-          <w:b w:val="0"/>
-          <w:i/>
-          <w:color w:val="6B6B6B"/>
-          <w:sz w:val="18"/>
-        </w:rPr>
-        <w:t xml:space="preserve">   ·   16:44</w:t>
-      </w:r>
-    </w:p>
-    <w:p>
-      <w:pPr>
-        <w:spacing w:after="160" w:line="276" w:lineRule="auto"/>
-        <w:ind w:firstLine="425"/>
-        <w:jc w:val="both"/>
-        <w:pBdr>
-          <w:left w:val="single" w:sz="12" w:space="8" w:color="1F4E79"/>
-        </w:pBdr>
-      </w:pPr>
-      <w:r>
-        <w:rPr>
-          <w:rFonts w:ascii="Times New Roman" w:hAnsi="Times New Roman" w:cs="Times New Roman" w:eastAsia="Times New Roman"/>
-          <w:b w:val="0"/>
-          <w:i w:val="0"/>
-          <w:color w:val="1F4E79"/>
-          <w:sz w:val="24"/>
-        </w:rPr>
-        <w:t>Как жизнь?</w:t>
-      </w:r>
-    </w:p>
-    <w:p>
-      <w:pPr>
-        <w:spacing w:before="200" w:after="40"/>
-        <w:ind w:firstLine="0"/>
-      </w:pPr>
-      <w:r>
-        <w:rPr>
-          <w:rFonts w:ascii="Times New Roman" w:hAnsi="Times New Roman" w:cs="Times New Roman" w:eastAsia="Times New Roman"/>
-          <w:b/>
-          <w:i w:val="0"/>
-          <w:color w:val="C00000"/>
-          <w:sz w:val="24"/>
-        </w:rPr>
-        <w:t>Kir</w:t>
-      </w:r>
-      <w:r>
-        <w:rPr>
-          <w:rFonts w:ascii="Times New Roman" w:hAnsi="Times New Roman" w:cs="Times New Roman" w:eastAsia="Times New Roman"/>
-          <w:b w:val="0"/>
-          <w:i/>
-          <w:color w:val="6B6B6B"/>
-          <w:sz w:val="18"/>
-        </w:rPr>
-        <w:t xml:space="preserve">   ·   17:09</w:t>
-      </w:r>
-    </w:p>
-    <w:p>
-      <w:pPr>
-        <w:spacing w:after="160" w:line="276" w:lineRule="auto"/>
-        <w:ind w:firstLine="425"/>
-        <w:jc w:val="both"/>
-        <w:pBdr>
-          <w:left w:val="single" w:sz="12" w:space="8" w:color="C00000"/>
-        </w:pBdr>
-      </w:pPr>
-      <w:r>
-        <w:rPr>
-          <w:rFonts w:ascii="Times New Roman" w:hAnsi="Times New Roman" w:cs="Times New Roman" w:eastAsia="Times New Roman"/>
-          <w:b w:val="0"/>
-          <w:i w:val="0"/>
-          <w:color w:val="C00000"/>
-          <w:sz w:val="24"/>
-        </w:rPr>
-        <w:t>Да, в целом нормально. Начал: взял циннаризин и этот Гинкоум — гинкго билоба. Вот, их тоже пью, гинкго билоба. Это из этих, из чего там, из дерева, ну, дерево, ну, из плодов, по-моему, гинкго билоба. Короче, это вещи для — ну, как капсулы обычные — для улучшения кровообращения мозга. Это назначала мне не какой-нибудь невропатолог — назначала, потому что шум в ушах был. Она мне когда-то назначала там несколько лет назад. Я периодически, время от времени, раз-два в год я беру, там месяц где-то, вот так пропиваю. Да, кстати, полезная вещь, даже не обязательно чем-то болеть, там просто улучшает кровообращение. Ну, может быть, нужно идти по этому поводу. Короче, небольшой ликбез. Значит, Гинкоум — препарат на основе экстракта листьев гинкго билоба. Его фишка — улучшать микроциркуляцию крови, особенно в мозге. Улучшает кровоток в мозге и конечностях, даже в самых мелких капиллярах. Стимулирует память, внимание, мышление. Часто принимают при затуманенности головы. Защищает клетки мозга от окислительного стресса, антиоксидант. Снижает головокружение, шум в ушах, особенно при сосудистых причинах, сосудистых нарушениях мозга. Это когда применять: при сосудистых нарушениях мозга, нарушении памяти и концентрации, головокружении, шуме в ушах. Полезен, но не при перемежающейся хромоте — другое. Но эффект накопительный: ждать волшебного после первой таблетки не стоит, работает через две-четыре недели регулярного приёма. Так, теперь циннаризин. Улучшает кровоток, особенно в мозге и внутреннем ухе. Снимает головокружение, шум в ушах. Помогает при морской болезни. Снижает возбудимость вестибулярного аппарата, укачивания, вестибулярные кризы. Мягкий сосудорасширяющий эффект, особенно на мелкие артерии. Немного успокаивает, может вызвать. Когда применять: вестибулярные расстройства, головокружения, нарушения мозгового кровообращения, энцефалопатии, особенно сосудистые, шум в ушах тоже, ухудшение памяти. Вот, вообще Гинкоум снижает вязкость крови, препятствует образованию тромбов. А тромбы — это, думаю, ты знаешь, тромбы часто причина этих инсультов, инсульт это из-за тромбов. Вот, Гинкоум занимается как раз немного: разжижает кровь, вот, снижает вязкость крови. Так что так. Я иногда — ну, сейчас такой период, когда я это делал, это месяц. У меня такой вот расклад. Ну, это в плане того, что с телом происходит. А с другим: аранжировку надо сделать, аранжировку — никак не доберусь до неё, хочу за неделю закончить. Одну сделал, предоплату сделали, выслал, они — ну, я отправлю человеку, если ему понравится, и вышлют вторую половину. В смысле, не стал, конечно, вступать в спор. В смысле, вторая половина вообще-то есть оплата аранжировки, конкретная. Но теперь вот ещё одну заказал, половину уже скинул, и теперь я не буду эту ошибку повторять. Но я скинул как бы не сведённый вариант, просто сделано, но она не сведена и мастеринг не сделан, но всё равно. А теперь я просто не буду делать ошибку и не буду присылать полный вариант. То есть, вот, он скинул половину — я возьму, обрежу, покажу, допустим, дам куплет и припев, и всё, музыка будет обрываться в начале, и покажу самое начало, но резко оборвётся, причём в таком месте, чтобы нельзя склеить было. Ну, знаешь, там куплет, припев — даже можно склеить и повторить ещё раз. Я сделаю так, что будет обрываться, потому что как-то вот люди так некоторые делают — не очень хорошо поступают со мной.</w:t>
-      </w:r>
-    </w:p>
-    <w:p>
-      <w:pPr>
-        <w:spacing w:before="200" w:after="40"/>
-        <w:ind w:firstLine="0"/>
-      </w:pPr>
-      <w:r>
-        <w:rPr>
-          <w:rFonts w:ascii="Times New Roman" w:hAnsi="Times New Roman" w:cs="Times New Roman" w:eastAsia="Times New Roman"/>
-          <w:b/>
-          <w:i w:val="0"/>
-          <w:color w:val="C00000"/>
-          <w:sz w:val="24"/>
-        </w:rPr>
-        <w:t>Kir</w:t>
-      </w:r>
-      <w:r>
-        <w:rPr>
-          <w:rFonts w:ascii="Times New Roman" w:hAnsi="Times New Roman" w:cs="Times New Roman" w:eastAsia="Times New Roman"/>
-          <w:b w:val="0"/>
-          <w:i/>
-          <w:color w:val="6B6B6B"/>
-          <w:sz w:val="18"/>
-        </w:rPr>
-        <w:t xml:space="preserve">   ·   19:39</w:t>
-      </w:r>
-    </w:p>
-    <w:p>
-      <w:pPr>
-        <w:spacing w:after="160" w:line="276" w:lineRule="auto"/>
-        <w:ind w:firstLine="425"/>
-        <w:jc w:val="both"/>
-        <w:pBdr>
-          <w:left w:val="single" w:sz="12" w:space="8" w:color="C00000"/>
-        </w:pBdr>
-      </w:pPr>
-      <w:r>
-        <w:rPr>
-          <w:rFonts w:ascii="Times New Roman" w:hAnsi="Times New Roman" w:cs="Times New Roman" w:eastAsia="Times New Roman"/>
-          <w:b w:val="0"/>
-          <w:i w:val="0"/>
-          <w:color w:val="C00000"/>
-          <w:sz w:val="24"/>
-        </w:rPr>
-        <w:t>Я беременна. Это всё, что ты скажешь?</w:t>
-      </w:r>
-    </w:p>
-    <w:p>
-      <w:pPr>
-        <w:spacing w:before="200" w:after="40"/>
-        <w:ind w:firstLine="0"/>
-      </w:pPr>
-      <w:r>
-        <w:rPr>
-          <w:rFonts w:ascii="Times New Roman" w:hAnsi="Times New Roman" w:cs="Times New Roman" w:eastAsia="Times New Roman"/>
-          <w:b/>
-          <w:i w:val="0"/>
-          <w:color w:val="C00000"/>
-          <w:sz w:val="24"/>
-        </w:rPr>
-        <w:t>Kir</w:t>
-      </w:r>
-      <w:r>
-        <w:rPr>
-          <w:rFonts w:ascii="Times New Roman" w:hAnsi="Times New Roman" w:cs="Times New Roman" w:eastAsia="Times New Roman"/>
-          <w:b w:val="0"/>
-          <w:i/>
-          <w:color w:val="6B6B6B"/>
-          <w:sz w:val="18"/>
-        </w:rPr>
-        <w:t xml:space="preserve">   ·   20:02</w:t>
-      </w:r>
-    </w:p>
-    <w:p>
-      <w:pPr>
-        <w:spacing w:after="160" w:line="276" w:lineRule="auto"/>
-        <w:ind w:firstLine="425"/>
-        <w:jc w:val="both"/>
-        <w:pBdr>
-          <w:left w:val="single" w:sz="12" w:space="8" w:color="C00000"/>
-        </w:pBdr>
-      </w:pPr>
-      <w:r>
-        <w:rPr>
-          <w:rFonts w:ascii="Times New Roman" w:hAnsi="Times New Roman" w:cs="Times New Roman" w:eastAsia="Times New Roman"/>
-          <w:b w:val="0"/>
-          <w:i w:val="0"/>
-          <w:color w:val="C00000"/>
-          <w:sz w:val="24"/>
-        </w:rPr>
-        <w:t>У тебя что?</w:t>
-      </w:r>
-    </w:p>
-    <w:p>
-      <w:pPr>
-        <w:spacing w:before="200" w:after="40"/>
-        <w:ind w:firstLine="0"/>
-      </w:pPr>
-      <w:r>
-        <w:rPr>
-          <w:rFonts w:ascii="Times New Roman" w:hAnsi="Times New Roman" w:cs="Times New Roman" w:eastAsia="Times New Roman"/>
-          <w:b/>
-          <w:i w:val="0"/>
-          <w:color w:val="1F4E79"/>
-          <w:sz w:val="24"/>
-        </w:rPr>
-        <w:t>Анфи</w:t>
-      </w:r>
-      <w:r>
-        <w:rPr>
-          <w:rFonts w:ascii="Times New Roman" w:hAnsi="Times New Roman" w:cs="Times New Roman" w:eastAsia="Times New Roman"/>
-          <w:b w:val="0"/>
-          <w:i/>
-          <w:color w:val="6B6B6B"/>
-          <w:sz w:val="18"/>
-        </w:rPr>
-        <w:t xml:space="preserve">   ·   20:16</w:t>
-      </w:r>
-    </w:p>
-    <w:p>
-      <w:pPr>
-        <w:spacing w:after="160" w:line="276" w:lineRule="auto"/>
-        <w:ind w:firstLine="425"/>
-        <w:jc w:val="both"/>
-        <w:pBdr>
-          <w:left w:val="single" w:sz="12" w:space="8" w:color="1F4E79"/>
-        </w:pBdr>
-      </w:pPr>
-      <w:r>
-        <w:rPr>
-          <w:rFonts w:ascii="Times New Roman" w:hAnsi="Times New Roman" w:cs="Times New Roman" w:eastAsia="Times New Roman"/>
-          <w:b w:val="0"/>
-          <w:i w:val="0"/>
-          <w:color w:val="1F4E79"/>
-          <w:sz w:val="24"/>
-        </w:rPr>
-        <w:t>Насчёт твоей аранжировки: ну, просто есть люди, которым вообще пофиг на чужой труд, на то, что кто-то над чем-то старался. Платить не хотят. А насчёт чего нового и интересного у меня? У меня всё отлично. Я нашла просто… Короче, вот я уже рассказываю это третий раз, но эмоционально как в первый раз. Я поняла, что нейросеть — это отличная платформа для образования. Просто любой запрос, любая информация, а главное, она может составлять просто прекрасные тесты. После того, как меня выбесил интернет, я вчера написала вот нейросети, с которой я переписываюсь. Это BotFederal, в Telegram как раз-таки, который ты мне скидывал. Я ей пишу: составь тест для подготовки к экзамену для радиолюбителя. Она мне такой тест составила, что я потом 20 раз ей переслала это сообщение, типа «составь тест». И каждый новый тест был разный. Он был сложнее. Он был на другую тему. То есть связан общей темой, но разные подтемы. В одном техника безопасности, в другом этика, в третьем основы и так далее. И просто вот насколько это… Я ещё их не проходила, я буду заниматься этим в пятницу, но теперь у меня есть 20 охеренных тестов. 20! Если надо будет, я ещё попрошу у неё тесты на любую тему, хоть по физике, хоть по математике, хоть снова по радиолюбительству. Просто что передо мной открывается — я вообще… Просто раньше я эту нейросеть использовала чисто как для прикола: там фанфик какой-нибудь смешной написать, ну какую-то дичь сделать. Но сейчас я просто реально в полной мере оценила, насколько это охеренно и насколько она может быть полезной именно в самообучении.</w:t>
-      </w:r>
-    </w:p>
-    <w:p>
-      <w:pPr>
-        <w:spacing w:before="200" w:after="40"/>
-        <w:ind w:firstLine="0"/>
-      </w:pPr>
-      <w:r>
-        <w:rPr>
-          <w:rFonts w:ascii="Times New Roman" w:hAnsi="Times New Roman" w:cs="Times New Roman" w:eastAsia="Times New Roman"/>
-          <w:b/>
-          <w:i w:val="0"/>
-          <w:color w:val="C00000"/>
-          <w:sz w:val="24"/>
-        </w:rPr>
-        <w:t>Kir</w:t>
-      </w:r>
-      <w:r>
-        <w:rPr>
-          <w:rFonts w:ascii="Times New Roman" w:hAnsi="Times New Roman" w:cs="Times New Roman" w:eastAsia="Times New Roman"/>
-          <w:b w:val="0"/>
-          <w:i/>
-          <w:color w:val="6B6B6B"/>
-          <w:sz w:val="18"/>
-        </w:rPr>
-        <w:t xml:space="preserve">   ·   20:26</w:t>
-      </w:r>
-    </w:p>
-    <w:p>
-      <w:pPr>
-        <w:spacing w:after="160" w:line="276" w:lineRule="auto"/>
-        <w:ind w:firstLine="425"/>
-        <w:jc w:val="both"/>
-        <w:pBdr>
-          <w:left w:val="single" w:sz="12" w:space="8" w:color="C00000"/>
-        </w:pBdr>
-      </w:pPr>
-      <w:r>
-        <w:rPr>
-          <w:rFonts w:ascii="Times New Roman" w:hAnsi="Times New Roman" w:cs="Times New Roman" w:eastAsia="Times New Roman"/>
-          <w:b w:val="0"/>
-          <w:i w:val="0"/>
-          <w:color w:val="C00000"/>
-          <w:sz w:val="24"/>
-        </w:rPr>
-        <w:t>Прикольно. Ну, хорошо, что ты поняла. Ну это я понял года три-четыре назад, что за нейронками будущее, когда они ещё тогда были зачаточные. Ну, как, в принципе, они зачаточные давно были, но их не сравнить с тем, что было три года назад, а что сейчас — это вообще небо и земля. Но людям, примерно три-четыре года назад, я рассказывал — они смеялись: типа, что-то, нейронки, там, сколько тебе лет, что-то типа бирюльки, там вот эти ограничения. Я говорил: подождите ещё, подождите, вы ещё увидите. Вот проходит несколько лет — смотри, какие вещи эти нейронки делают. Так, слушать в Telegram не так удобно. Я могу тебе скинуть Gemini, например, которую «Gemini» и называют, не знаю, но с ней болтать можно, она может тебе то же самое делать, но так удобно. Могу тебе скинуть. Тоже охеренно сделали: сейчас Microsoft Copilot сделали, он впервые болтать стал нормально, она стала продвинутая. У меня есть, кстати, взломанная нейронка — это приложение, она взломанная, но там надо войти в аккаунт свой, на live.ru, ну Outlook, вот эта Microsoft почта, короче, должно быть. И Microsoft почта — не знаю, работает ли без VPN или нет, я не знаю. Но она очень круто: ты можешь прямо обсуждать с ней долго там свои планы, вот эти свои тесты можешь составлять в режиме разговора, и она тебе всё будет прочитывать, перечитывать, сколько тебе надо раз. И это всё в живом общении, ничего не набирать, не печатать руками, просто говорить. И перед — да, ну, перечитаем, нет, там, 5 тестов, допустим. Ну, не знаю, я вот с ней поработал, она очень много действительно подсказывает, и вообще с ней можно документы составлять, да что угодно, любое: там уже там финансы вести свои, там, не знаю, дневник свой можешь вести. Кстати, и так ведь можешь спросить: а где я там была 5 февраля? Если у тебя есть запись, он скажет. Вот, сейчас они продвигаются, продвигаются и становятся лучше. Так что я тебе могу скинуть на пробу несколько штук, а ты уж выбери себе. Кстати, могу тебе ещё ту, которая точно работает сто процентов и работает круто, — это DeepSeek, отдельное приложение. Она работает без VPN, без ничего. Ну, по-моему, работает, у меня просто VPN всегда включён, поэтому я даже иногда не знаю, что работает с ним, что без. Но DeepSeek — она работает, с ней очень компактно, она может так всё по делу отвечать. И она действительно очень крутая. Ещё есть вот эта Илона Маска Grok, нейронка, это вообще прям во многих моментах просто ну переплюнула всех, все остальные сети, вот эти. Серьёзно говорю, я сравнивал: один и тот же запрос давал — Grok давал поразительные ответы. Вот, так что я тебе могу, в принципе, три штуки скинуть, а ты уж попробуешь. Но единственное, что Grok голосом не общается пока что, но должен. Ну, тоже взломано это приложение, не знаю, пока не общается, но на сайте удобно общаться с ним, там есть разные комнаты, можешь создавать комнату, там по такой тематике. Кстати, тебе было бы это круто: допустим, у тебя это радиотехника — создаёшь комнату, workspace, там эти пространства, и у тебя внутри этого пространства, то есть по радиотехнике у тебя там разные чаты: в одном чате ты одно обсуждаешь, другое, так далее. Можно же десятки этих чатов делать, вот, потом, но они объединены одной темой. Потом тебе отдельно литература — другой workspace, и там внутри ещё. То есть он объединяет чаты между собой по темам, и ты берёшь. Внутри одну тему — разные чаты. Просто бывает такое, что ты хочешь, чтобы они были как бы вместе, но в то же время это были отдельные чаты, но чтоб они не были раскиданы вообще по всей — по всем диалогам, чтобы не искать среди миллиона диалогов именно эту тему. Так вот, он так и сделал, что ты можешь объединить это всё по вот этим workspace. Это очень круто, но это доступно только в веб-версии, пока в мобильной и телефонной версии это недоступно. Вот, так что давай, я подпишу, короче, скину файлы, и каждый подпишу, как он называется. Ты попробуешь, и, возможно, тебе что-то из этого больше понравится по взаимодействию, чем в Telegram. Ну, я тебе скажу, что в Telegram у тебя бесплатная версия, это будет веб-версия, и веб-версия — это бесплатная версия, а у него возможности не такие, в платной версии он гораздо больше там делает, и ты бы увидела, что в тестах он там тебе бы ещё поинтереснее сделал, хотя, в принципе, бесплатно очень хорошо справляется. А вот эти Grok и Microsoft Copilot — они взломанные, то есть там считай pro-версия, ну, как бы платная взломанная, то есть она пашет по полной, гораздо больше даёт тебе по результату, чем вот эти в Telegram. Но всё равно надо попробовать. Ну, я думаю, что нежелательно останавливаться и говорить: да, меня устраивает, я больше не хочу ничего. А ты просто попробуй, но не устроит — это не проблема, не устроит — удалишь, но по крайней мере ты будешь знать, что он у тебя точно не подходит. Вот, то есть надо узнать уже сто процентов, подходит тебе или нет. Но я просто на своём опыте — у каждого своё, конечно, свои предпочтения, но на моём я тебе скажу, что.</w:t>
-      </w:r>
-    </w:p>
-    <w:p>
-      <w:pPr>
-        <w:spacing w:before="200" w:after="40"/>
-        <w:ind w:firstLine="0"/>
-      </w:pPr>
-      <w:r>
-        <w:rPr>
-          <w:rFonts w:ascii="Times New Roman" w:hAnsi="Times New Roman" w:cs="Times New Roman" w:eastAsia="Times New Roman"/>
-          <w:b/>
-          <w:i w:val="0"/>
-          <w:color w:val="C00000"/>
-          <w:sz w:val="24"/>
-        </w:rPr>
-        <w:t>Kir</w:t>
-      </w:r>
-      <w:r>
-        <w:rPr>
-          <w:rFonts w:ascii="Times New Roman" w:hAnsi="Times New Roman" w:cs="Times New Roman" w:eastAsia="Times New Roman"/>
-          <w:b w:val="0"/>
-          <w:i/>
-          <w:color w:val="6B6B6B"/>
-          <w:sz w:val="18"/>
-        </w:rPr>
-        <w:t xml:space="preserve">   ·   20:28</w:t>
-      </w:r>
-    </w:p>
-    <w:p>
-      <w:pPr>
-        <w:spacing w:after="160" w:line="276" w:lineRule="auto"/>
-        <w:ind w:firstLine="425"/>
-        <w:jc w:val="both"/>
-        <w:pBdr>
-          <w:left w:val="single" w:sz="12" w:space="8" w:color="C00000"/>
-        </w:pBdr>
-      </w:pPr>
-      <w:r>
-        <w:rPr>
-          <w:rFonts w:ascii="Times New Roman" w:hAnsi="Times New Roman" w:cs="Times New Roman" w:eastAsia="Times New Roman"/>
-          <w:b w:val="0"/>
-          <w:i w:val="0"/>
-          <w:color w:val="C00000"/>
-          <w:sz w:val="24"/>
-        </w:rPr>
-        <w:t>Grok.</w:t>
-      </w:r>
-    </w:p>
-    <w:p>
-      <w:pPr>
-        <w:spacing w:before="200" w:after="40"/>
-        <w:ind w:firstLine="0"/>
-      </w:pPr>
-      <w:r>
-        <w:rPr>
-          <w:rFonts w:ascii="Times New Roman" w:hAnsi="Times New Roman" w:cs="Times New Roman" w:eastAsia="Times New Roman"/>
-          <w:b/>
-          <w:i w:val="0"/>
-          <w:color w:val="C00000"/>
-          <w:sz w:val="24"/>
-        </w:rPr>
-        <w:t>Kir</w:t>
-      </w:r>
-      <w:r>
-        <w:rPr>
-          <w:rFonts w:ascii="Times New Roman" w:hAnsi="Times New Roman" w:cs="Times New Roman" w:eastAsia="Times New Roman"/>
-          <w:b w:val="0"/>
-          <w:i/>
-          <w:color w:val="6B6B6B"/>
-          <w:sz w:val="18"/>
-        </w:rPr>
-        <w:t xml:space="preserve">   ·   20:28</w:t>
-      </w:r>
-    </w:p>
-    <w:p>
-      <w:pPr>
-        <w:spacing w:after="160" w:line="276" w:lineRule="auto"/>
-        <w:ind w:firstLine="425"/>
-        <w:jc w:val="both"/>
-        <w:pBdr>
-          <w:left w:val="single" w:sz="12" w:space="8" w:color="C00000"/>
-        </w:pBdr>
-      </w:pPr>
-      <w:r>
-        <w:rPr>
-          <w:rFonts w:ascii="Times New Roman" w:hAnsi="Times New Roman" w:cs="Times New Roman" w:eastAsia="Times New Roman"/>
-          <w:b w:val="0"/>
-          <w:i w:val="0"/>
-          <w:color w:val="C00000"/>
-          <w:sz w:val="24"/>
-        </w:rPr>
-        <w:t>Copilot.</w:t>
-      </w:r>
-    </w:p>
-    <w:p>
-      <w:pPr>
-        <w:spacing w:before="200" w:after="40"/>
-        <w:ind w:firstLine="0"/>
-      </w:pPr>
-      <w:r>
-        <w:rPr>
-          <w:rFonts w:ascii="Times New Roman" w:hAnsi="Times New Roman" w:cs="Times New Roman" w:eastAsia="Times New Roman"/>
-          <w:b/>
-          <w:i w:val="0"/>
-          <w:color w:val="C00000"/>
-          <w:sz w:val="24"/>
-        </w:rPr>
-        <w:t>Kir</w:t>
-      </w:r>
-      <w:r>
-        <w:rPr>
-          <w:rFonts w:ascii="Times New Roman" w:hAnsi="Times New Roman" w:cs="Times New Roman" w:eastAsia="Times New Roman"/>
-          <w:b w:val="0"/>
-          <w:i/>
-          <w:color w:val="6B6B6B"/>
-          <w:sz w:val="18"/>
-        </w:rPr>
-        <w:t xml:space="preserve">   ·   20:29</w:t>
-      </w:r>
-    </w:p>
-    <w:p>
-      <w:pPr>
-        <w:spacing w:after="160" w:line="276" w:lineRule="auto"/>
-        <w:ind w:firstLine="425"/>
-        <w:jc w:val="both"/>
-        <w:pBdr>
-          <w:left w:val="single" w:sz="12" w:space="8" w:color="C00000"/>
-        </w:pBdr>
-      </w:pPr>
-      <w:r>
-        <w:rPr>
-          <w:rFonts w:ascii="Times New Roman" w:hAnsi="Times New Roman" w:cs="Times New Roman" w:eastAsia="Times New Roman"/>
-          <w:b w:val="0"/>
-          <w:i w:val="0"/>
-          <w:color w:val="C00000"/>
-          <w:sz w:val="24"/>
-        </w:rPr>
-        <w:t>Gemini.</w:t>
-      </w:r>
-    </w:p>
-    <w:p>
-      <w:pPr>
-        <w:spacing w:before="200" w:after="40"/>
-        <w:ind w:firstLine="0"/>
-      </w:pPr>
-      <w:r>
-        <w:rPr>
-          <w:rFonts w:ascii="Times New Roman" w:hAnsi="Times New Roman" w:cs="Times New Roman" w:eastAsia="Times New Roman"/>
-          <w:b/>
-          <w:i w:val="0"/>
-          <w:color w:val="C00000"/>
-          <w:sz w:val="24"/>
-        </w:rPr>
-        <w:t>Kir</w:t>
-      </w:r>
-      <w:r>
-        <w:rPr>
-          <w:rFonts w:ascii="Times New Roman" w:hAnsi="Times New Roman" w:cs="Times New Roman" w:eastAsia="Times New Roman"/>
-          <w:b w:val="0"/>
-          <w:i/>
-          <w:color w:val="6B6B6B"/>
-          <w:sz w:val="18"/>
-        </w:rPr>
-        <w:t xml:space="preserve">   ·   20:29</w:t>
-      </w:r>
-    </w:p>
-    <w:p>
-      <w:pPr>
-        <w:spacing w:after="160" w:line="276" w:lineRule="auto"/>
-        <w:ind w:firstLine="425"/>
-        <w:jc w:val="both"/>
-        <w:pBdr>
-          <w:left w:val="single" w:sz="12" w:space="8" w:color="C00000"/>
-        </w:pBdr>
-      </w:pPr>
-      <w:r>
-        <w:rPr>
-          <w:rFonts w:ascii="Times New Roman" w:hAnsi="Times New Roman" w:cs="Times New Roman" w:eastAsia="Times New Roman"/>
-          <w:b w:val="0"/>
-          <w:i w:val="0"/>
-          <w:color w:val="C00000"/>
-          <w:sz w:val="24"/>
-        </w:rPr>
-        <w:t>Ask AI.</w:t>
-      </w:r>
-    </w:p>
-    <w:p>
-      <w:pPr>
-        <w:spacing w:before="200" w:after="40"/>
-        <w:ind w:firstLine="0"/>
-      </w:pPr>
-      <w:r>
-        <w:rPr>
-          <w:rFonts w:ascii="Times New Roman" w:hAnsi="Times New Roman" w:cs="Times New Roman" w:eastAsia="Times New Roman"/>
-          <w:b/>
-          <w:i w:val="0"/>
-          <w:color w:val="C00000"/>
-          <w:sz w:val="24"/>
-        </w:rPr>
-        <w:t>Kir</w:t>
-      </w:r>
-      <w:r>
-        <w:rPr>
-          <w:rFonts w:ascii="Times New Roman" w:hAnsi="Times New Roman" w:cs="Times New Roman" w:eastAsia="Times New Roman"/>
-          <w:b w:val="0"/>
-          <w:i/>
-          <w:color w:val="6B6B6B"/>
-          <w:sz w:val="18"/>
-        </w:rPr>
-        <w:t xml:space="preserve">   ·   20:33</w:t>
-      </w:r>
-    </w:p>
-    <w:p>
-      <w:pPr>
-        <w:spacing w:after="160" w:line="276" w:lineRule="auto"/>
-        <w:ind w:firstLine="425"/>
-        <w:jc w:val="both"/>
-        <w:pBdr>
-          <w:left w:val="single" w:sz="12" w:space="8" w:color="C00000"/>
-        </w:pBdr>
-      </w:pPr>
-      <w:r>
-        <w:rPr>
-          <w:rFonts w:ascii="Times New Roman" w:hAnsi="Times New Roman" w:cs="Times New Roman" w:eastAsia="Times New Roman"/>
-          <w:b w:val="0"/>
-          <w:i w:val="0"/>
-          <w:color w:val="C00000"/>
-          <w:sz w:val="24"/>
-        </w:rPr>
-        <w:t>DeepSeek.</w:t>
-      </w:r>
-    </w:p>
-    <w:p>
-      <w:pPr>
-        <w:spacing w:before="200" w:after="40"/>
-        <w:ind w:firstLine="0"/>
-      </w:pPr>
-      <w:r>
-        <w:rPr>
-          <w:rFonts w:ascii="Times New Roman" w:hAnsi="Times New Roman" w:cs="Times New Roman" w:eastAsia="Times New Roman"/>
-          <w:b/>
-          <w:i w:val="0"/>
-          <w:color w:val="1F4E79"/>
-          <w:sz w:val="24"/>
-        </w:rPr>
-        <w:t>Анфи</w:t>
-      </w:r>
-      <w:r>
-        <w:rPr>
-          <w:rFonts w:ascii="Times New Roman" w:hAnsi="Times New Roman" w:cs="Times New Roman" w:eastAsia="Times New Roman"/>
-          <w:b w:val="0"/>
-          <w:i/>
-          <w:color w:val="6B6B6B"/>
-          <w:sz w:val="18"/>
-        </w:rPr>
-        <w:t xml:space="preserve">   ·   20:36</w:t>
-      </w:r>
-    </w:p>
-    <w:p>
-      <w:pPr>
-        <w:spacing w:after="160" w:line="276" w:lineRule="auto"/>
-        <w:ind w:firstLine="425"/>
-        <w:jc w:val="both"/>
-        <w:pBdr>
-          <w:left w:val="single" w:sz="12" w:space="8" w:color="1F4E79"/>
-        </w:pBdr>
-      </w:pPr>
-      <w:r>
-        <w:rPr>
-          <w:rFonts w:ascii="Times New Roman" w:hAnsi="Times New Roman" w:cs="Times New Roman" w:eastAsia="Times New Roman"/>
-          <w:b w:val="0"/>
-          <w:i w:val="0"/>
-          <w:color w:val="1F4E79"/>
-          <w:sz w:val="24"/>
-        </w:rPr>
-        <w:t>Ладно, я посмотрю и отпишусь тебе.</w:t>
-      </w:r>
-    </w:p>
-    <w:p>
-      <w:pPr>
-        <w:spacing w:before="360" w:after="160"/>
-        <w:ind w:firstLine="0"/>
-        <w:jc w:val="left"/>
-        <w:pBdr>
-          <w:bottom w:val="single" w:sz="8" w:space="6" w:color="2E5A3C"/>
-        </w:pBdr>
-      </w:pPr>
-      <w:r>
-        <w:rPr>
-          <w:rFonts w:ascii="Times New Roman" w:hAnsi="Times New Roman" w:cs="Times New Roman" w:eastAsia="Times New Roman"/>
-          <w:b/>
-          <w:i w:val="0"/>
-          <w:color w:val="2E5A3C"/>
-          <w:sz w:val="26"/>
-        </w:rPr>
-        <w:t>23 апреля 2025</w:t>
-      </w:r>
-    </w:p>
-    <w:p>
-      <w:pPr>
-        <w:spacing w:before="200" w:after="40"/>
-        <w:ind w:firstLine="0"/>
-      </w:pPr>
-      <w:r>
-        <w:rPr>
-          <w:rFonts w:ascii="Times New Roman" w:hAnsi="Times New Roman" w:cs="Times New Roman" w:eastAsia="Times New Roman"/>
-          <w:b/>
-          <w:i w:val="0"/>
-          <w:color w:val="C00000"/>
-          <w:sz w:val="24"/>
-        </w:rPr>
-        <w:t>Kir</w:t>
-      </w:r>
-      <w:r>
-        <w:rPr>
-          <w:rFonts w:ascii="Times New Roman" w:hAnsi="Times New Roman" w:cs="Times New Roman" w:eastAsia="Times New Roman"/>
-          <w:b w:val="0"/>
-          <w:i/>
-          <w:color w:val="6B6B6B"/>
-          <w:sz w:val="18"/>
-        </w:rPr>
-        <w:t xml:space="preserve">   ·   22:09</w:t>
-      </w:r>
-    </w:p>
-    <w:p>
-      <w:pPr>
-        <w:spacing w:after="160" w:line="276" w:lineRule="auto"/>
-        <w:ind w:firstLine="425"/>
-        <w:jc w:val="both"/>
-        <w:pBdr>
-          <w:left w:val="single" w:sz="12" w:space="8" w:color="C00000"/>
-        </w:pBdr>
-      </w:pPr>
-      <w:r>
-        <w:rPr>
-          <w:rFonts w:ascii="Times New Roman" w:hAnsi="Times New Roman" w:cs="Times New Roman" w:eastAsia="Times New Roman"/>
-          <w:b w:val="0"/>
-          <w:i w:val="0"/>
-          <w:color w:val="C00000"/>
-          <w:sz w:val="24"/>
-        </w:rPr>
-        <w:t>Я вас люблю, но я предвижу, что вас когда-нибудь обижу, А вы обидите в ответ, И наш роман сойдёт на нет, И всё закончится печально? Да ну вас нахер изначально.😁</w:t>
-      </w:r>
-    </w:p>
-    <w:p>
-      <w:pPr>
-        <w:spacing w:before="200" w:after="40"/>
-        <w:ind w:firstLine="0"/>
-      </w:pPr>
-      <w:r>
-        <w:rPr>
-          <w:rFonts w:ascii="Times New Roman" w:hAnsi="Times New Roman" w:cs="Times New Roman" w:eastAsia="Times New Roman"/>
-          <w:b/>
-          <w:i w:val="0"/>
-          <w:color w:val="1F4E79"/>
-          <w:sz w:val="24"/>
-        </w:rPr>
-        <w:t>Анфи</w:t>
-      </w:r>
-      <w:r>
-        <w:rPr>
-          <w:rFonts w:ascii="Times New Roman" w:hAnsi="Times New Roman" w:cs="Times New Roman" w:eastAsia="Times New Roman"/>
-          <w:b w:val="0"/>
-          <w:i/>
-          <w:color w:val="6B6B6B"/>
-          <w:sz w:val="18"/>
-        </w:rPr>
-        <w:t xml:space="preserve">   ·   22:13</w:t>
-      </w:r>
-    </w:p>
-    <w:p>
-      <w:pPr>
-        <w:spacing w:after="160" w:line="276" w:lineRule="auto"/>
-        <w:ind w:firstLine="425"/>
-        <w:jc w:val="both"/>
-        <w:pBdr>
-          <w:left w:val="single" w:sz="12" w:space="8" w:color="1F4E79"/>
-        </w:pBdr>
-      </w:pPr>
-      <w:r>
-        <w:rPr>
-          <w:rFonts w:ascii="Times New Roman" w:hAnsi="Times New Roman" w:cs="Times New Roman" w:eastAsia="Times New Roman"/>
-          <w:b w:val="0"/>
-          <w:i w:val="0"/>
-          <w:color w:val="1F4E79"/>
-          <w:sz w:val="24"/>
-        </w:rPr>
-        <w:t>Я это на канале выкладывала.</w:t>
-      </w:r>
-    </w:p>
-    <w:p>
-      <w:pPr>
-        <w:spacing w:before="200" w:after="40"/>
-        <w:ind w:firstLine="0"/>
-      </w:pPr>
-      <w:r>
-        <w:rPr>
-          <w:rFonts w:ascii="Times New Roman" w:hAnsi="Times New Roman" w:cs="Times New Roman" w:eastAsia="Times New Roman"/>
-          <w:b/>
-          <w:i w:val="0"/>
-          <w:color w:val="C00000"/>
-          <w:sz w:val="24"/>
-        </w:rPr>
-        <w:t>Kir</w:t>
-      </w:r>
-      <w:r>
-        <w:rPr>
-          <w:rFonts w:ascii="Times New Roman" w:hAnsi="Times New Roman" w:cs="Times New Roman" w:eastAsia="Times New Roman"/>
-          <w:b w:val="0"/>
-          <w:i/>
-          <w:color w:val="6B6B6B"/>
-          <w:sz w:val="18"/>
-        </w:rPr>
-        <w:t xml:space="preserve">   ·   22:14</w:t>
-      </w:r>
-    </w:p>
-    <w:p>
-      <w:pPr>
-        <w:spacing w:after="160" w:line="276" w:lineRule="auto"/>
-        <w:ind w:firstLine="425"/>
-        <w:jc w:val="both"/>
-        <w:pBdr>
-          <w:left w:val="single" w:sz="12" w:space="8" w:color="C00000"/>
-        </w:pBdr>
-      </w:pPr>
-      <w:r>
-        <w:rPr>
-          <w:rFonts w:ascii="Times New Roman" w:hAnsi="Times New Roman" w:cs="Times New Roman" w:eastAsia="Times New Roman"/>
-          <w:b w:val="0"/>
-          <w:i w:val="0"/>
-          <w:color w:val="C00000"/>
-          <w:sz w:val="24"/>
-        </w:rPr>
-        <w:t>Прикольно, с первого раза, прям очень ржачно.</w:t>
-      </w:r>
-    </w:p>
-    <w:p>
-      <w:pPr>
-        <w:spacing w:before="200" w:after="40"/>
-        <w:ind w:firstLine="0"/>
-      </w:pPr>
-      <w:r>
-        <w:rPr>
-          <w:rFonts w:ascii="Times New Roman" w:hAnsi="Times New Roman" w:cs="Times New Roman" w:eastAsia="Times New Roman"/>
-          <w:b/>
-          <w:i w:val="0"/>
-          <w:color w:val="1F4E79"/>
-          <w:sz w:val="24"/>
-        </w:rPr>
-        <w:t>Анфи</w:t>
-      </w:r>
-      <w:r>
-        <w:rPr>
-          <w:rFonts w:ascii="Times New Roman" w:hAnsi="Times New Roman" w:cs="Times New Roman" w:eastAsia="Times New Roman"/>
-          <w:b w:val="0"/>
-          <w:i/>
-          <w:color w:val="6B6B6B"/>
-          <w:sz w:val="18"/>
-        </w:rPr>
-        <w:t xml:space="preserve">   ·   22:26</w:t>
-      </w:r>
-    </w:p>
-    <w:p>
-      <w:pPr>
-        <w:spacing w:after="160" w:line="276" w:lineRule="auto"/>
-        <w:ind w:firstLine="425"/>
-        <w:jc w:val="both"/>
-        <w:pBdr>
-          <w:left w:val="single" w:sz="12" w:space="8" w:color="1F4E79"/>
-        </w:pBdr>
-      </w:pPr>
-      <w:r>
-        <w:rPr>
-          <w:rFonts w:ascii="Times New Roman" w:hAnsi="Times New Roman" w:cs="Times New Roman" w:eastAsia="Times New Roman"/>
-          <w:b w:val="0"/>
-          <w:i w:val="0"/>
-          <w:color w:val="1F4E79"/>
-          <w:sz w:val="24"/>
-        </w:rPr>
-        <w:t>Ну, он был свободен, я на нём и остановилась.</w:t>
-      </w:r>
-    </w:p>
-    <w:p>
-      <w:pPr>
-        <w:spacing w:before="200" w:after="40"/>
-        <w:ind w:firstLine="0"/>
-      </w:pPr>
-      <w:r>
-        <w:rPr>
-          <w:rFonts w:ascii="Times New Roman" w:hAnsi="Times New Roman" w:cs="Times New Roman" w:eastAsia="Times New Roman"/>
-          <w:b/>
-          <w:i w:val="0"/>
-          <w:color w:val="C00000"/>
-          <w:sz w:val="24"/>
-        </w:rPr>
-        <w:t>Kir</w:t>
-      </w:r>
-      <w:r>
-        <w:rPr>
-          <w:rFonts w:ascii="Times New Roman" w:hAnsi="Times New Roman" w:cs="Times New Roman" w:eastAsia="Times New Roman"/>
-          <w:b w:val="0"/>
-          <w:i/>
-          <w:color w:val="6B6B6B"/>
-          <w:sz w:val="18"/>
-        </w:rPr>
-        <w:t xml:space="preserve">   ·   22:29</w:t>
-      </w:r>
-    </w:p>
-    <w:p>
-      <w:pPr>
-        <w:spacing w:after="160" w:line="276" w:lineRule="auto"/>
-        <w:ind w:firstLine="425"/>
-        <w:jc w:val="both"/>
-        <w:pBdr>
-          <w:left w:val="single" w:sz="12" w:space="8" w:color="C00000"/>
-        </w:pBdr>
-      </w:pPr>
-      <w:r>
-        <w:rPr>
-          <w:rFonts w:ascii="Times New Roman" w:hAnsi="Times New Roman" w:cs="Times New Roman" w:eastAsia="Times New Roman"/>
-          <w:b w:val="0"/>
-          <w:i w:val="0"/>
-          <w:color w:val="C00000"/>
-          <w:sz w:val="24"/>
-        </w:rPr>
-        <w:t>Так, дело в том, что в нём нет даже никаких дополнительных символов. Там обычно в конце часто такие вот слова заняты, и в конце там всегда обязательно цифры какие-то, там дефис, что-то там ещё какие-то буквы. У тебя чисто одно слово, без ничего. В этом ценность. Поэтому, возможно, ты не сможешь потом продать.</w:t>
-      </w:r>
-    </w:p>
-    <w:p>
-      <w:pPr>
-        <w:spacing w:before="200" w:after="40"/>
-        <w:ind w:firstLine="0"/>
-      </w:pPr>
-      <w:r>
-        <w:rPr>
-          <w:rFonts w:ascii="Times New Roman" w:hAnsi="Times New Roman" w:cs="Times New Roman" w:eastAsia="Times New Roman"/>
-          <w:b/>
-          <w:i w:val="0"/>
-          <w:color w:val="1F4E79"/>
-          <w:sz w:val="24"/>
-        </w:rPr>
-        <w:t>Анфи</w:t>
-      </w:r>
-      <w:r>
-        <w:rPr>
-          <w:rFonts w:ascii="Times New Roman" w:hAnsi="Times New Roman" w:cs="Times New Roman" w:eastAsia="Times New Roman"/>
-          <w:b w:val="0"/>
-          <w:i/>
-          <w:color w:val="6B6B6B"/>
-          <w:sz w:val="18"/>
-        </w:rPr>
-        <w:t xml:space="preserve">   ·   22:32</w:t>
-      </w:r>
-    </w:p>
-    <w:p>
-      <w:pPr>
-        <w:spacing w:after="160" w:line="276" w:lineRule="auto"/>
-        <w:ind w:firstLine="425"/>
-        <w:jc w:val="both"/>
-        <w:pBdr>
-          <w:left w:val="single" w:sz="12" w:space="8" w:color="1F4E79"/>
-        </w:pBdr>
-      </w:pPr>
-      <w:r>
-        <w:rPr>
-          <w:rFonts w:ascii="Times New Roman" w:hAnsi="Times New Roman" w:cs="Times New Roman" w:eastAsia="Times New Roman"/>
-          <w:b w:val="0"/>
-          <w:i w:val="0"/>
-          <w:color w:val="1F4E79"/>
-          <w:sz w:val="24"/>
-        </w:rPr>
-        <w:t>Он мне самой нужен.</w:t>
-      </w:r>
-    </w:p>
-    <w:p>
-      <w:pPr>
-        <w:spacing w:before="360" w:after="160"/>
-        <w:ind w:firstLine="0"/>
-        <w:jc w:val="left"/>
-        <w:pBdr>
-          <w:bottom w:val="single" w:sz="8" w:space="6" w:color="2E5A3C"/>
-        </w:pBdr>
-      </w:pPr>
-      <w:r>
-        <w:rPr>
-          <w:rFonts w:ascii="Times New Roman" w:hAnsi="Times New Roman" w:cs="Times New Roman" w:eastAsia="Times New Roman"/>
-          <w:b/>
-          <w:i w:val="0"/>
-          <w:color w:val="2E5A3C"/>
-          <w:sz w:val="26"/>
-        </w:rPr>
-        <w:t>25 апреля 2025</w:t>
-      </w:r>
-    </w:p>
-    <w:p>
-      <w:pPr>
-        <w:spacing w:before="200" w:after="40"/>
-        <w:ind w:firstLine="0"/>
-      </w:pPr>
-      <w:r>
-        <w:rPr>
-          <w:rFonts w:ascii="Times New Roman" w:hAnsi="Times New Roman" w:cs="Times New Roman" w:eastAsia="Times New Roman"/>
-          <w:b/>
-          <w:i w:val="0"/>
-          <w:color w:val="1F4E79"/>
-          <w:sz w:val="24"/>
-        </w:rPr>
-        <w:t>Анфи</w:t>
-      </w:r>
-      <w:r>
-        <w:rPr>
-          <w:rFonts w:ascii="Times New Roman" w:hAnsi="Times New Roman" w:cs="Times New Roman" w:eastAsia="Times New Roman"/>
-          <w:b w:val="0"/>
-          <w:i/>
-          <w:color w:val="6B6B6B"/>
-          <w:sz w:val="18"/>
-        </w:rPr>
-        <w:t xml:space="preserve">   ·   18:16</w:t>
-      </w:r>
-    </w:p>
-    <w:p>
-      <w:pPr>
-        <w:spacing w:after="160" w:line="276" w:lineRule="auto"/>
-        <w:ind w:firstLine="425"/>
-        <w:jc w:val="both"/>
-        <w:pBdr>
-          <w:left w:val="single" w:sz="12" w:space="8" w:color="1F4E79"/>
-        </w:pBdr>
-      </w:pPr>
-      <w:r>
-        <w:rPr>
-          <w:rFonts w:ascii="Times New Roman" w:hAnsi="Times New Roman" w:cs="Times New Roman" w:eastAsia="Times New Roman"/>
-          <w:b w:val="0"/>
-          <w:i w:val="0"/>
-          <w:color w:val="1F4E79"/>
-          <w:sz w:val="24"/>
-        </w:rPr>
-        <w:t>Привет, как дела?</w:t>
-      </w:r>
-    </w:p>
-    <w:p>
-      <w:pPr>
-        <w:spacing w:before="200" w:after="40"/>
-        <w:ind w:firstLine="0"/>
-      </w:pPr>
-      <w:r>
-        <w:rPr>
-          <w:rFonts w:ascii="Times New Roman" w:hAnsi="Times New Roman" w:cs="Times New Roman" w:eastAsia="Times New Roman"/>
-          <w:b/>
-          <w:i w:val="0"/>
-          <w:color w:val="C00000"/>
-          <w:sz w:val="24"/>
-        </w:rPr>
-        <w:t>Kir</w:t>
-      </w:r>
-      <w:r>
-        <w:rPr>
-          <w:rFonts w:ascii="Times New Roman" w:hAnsi="Times New Roman" w:cs="Times New Roman" w:eastAsia="Times New Roman"/>
-          <w:b w:val="0"/>
-          <w:i/>
-          <w:color w:val="6B6B6B"/>
-          <w:sz w:val="18"/>
-        </w:rPr>
-        <w:t xml:space="preserve">   ·   18:29</w:t>
-      </w:r>
-    </w:p>
-    <w:p>
-      <w:pPr>
-        <w:spacing w:after="160" w:line="276" w:lineRule="auto"/>
-        <w:ind w:firstLine="425"/>
-        <w:jc w:val="both"/>
-        <w:pBdr>
-          <w:left w:val="single" w:sz="12" w:space="8" w:color="C00000"/>
-        </w:pBdr>
-      </w:pPr>
-      <w:r>
-        <w:rPr>
-          <w:rFonts w:ascii="Times New Roman" w:hAnsi="Times New Roman" w:cs="Times New Roman" w:eastAsia="Times New Roman"/>
-          <w:b w:val="0"/>
-          <w:i w:val="0"/>
-          <w:color w:val="C00000"/>
-          <w:sz w:val="24"/>
-        </w:rPr>
-        <w:t>Добрый вечер. Да, уже вечер, полседьмого. Да, нормально. Я вот пробую быть самозанятым. Зарегистрировался. Вообще это так за одну минуту делается, круто говоря. Буквально 10–15 минут — и ты регистрируешься. Даже уже чек человеку выписал. По чеку оплатили, мне пришло, взяли налог 150 рублей с 5000. Но вообще 200 налог, но там 10 тысяч приветственный налоговый вычет. В общем, с каждого этого они будут что-то доплачивать, в данном случае 50 рублей. Я не знаю, это от суммы зависит или нет. Но вот с 200 я налог должен заплатить 150. Ну и с 200 рублей, которые на 5000 накладываются налогом, — 150 надо. Ну, это терпимые такие налоги, 4%. Можно как-то это выдержать, в принципе, как-то работать. Так что я сейчас пробую вот эту новую систему. Вообще это прикольно. Ты знаешь, подключил Сбербанк к этой — там у них есть «Своё дело» называется. И уже ты управляешь не через налоговое приложение, а управляется уже через приложение Сбербанка. Там внутри у него есть вот это «Своё дело». Там всё регистрируешь, подключаешь, и вот эти все чеки можно там формировать. Ты создаёшь чек, отправляешь человеку чек, он оплачивает по этому чеку, и тебе в налоговый кабинет уже приходит, что вот, там такая-то сумма, в общем, заносишь сумму и вид услуги, которую ты оказываешь. В общем, интересно, конечно. По крайней мере, не надо шифроваться. Ты имеешь официальное право и регистрироваться, и в общем этой деятельностью заниматься, чтобы никто не пришёл, не спросил: а откуда у тебя деньги, а почему на счетах у тебя в банках обороты идут, кто перечисляет, за что перечисляет? Но если до 100 тысяч — тебя трогать не будут, до 100 тысяч в год, трогать не будут. А вот если больше — там могут трогать, если доберутся до тебя. А так самозанятый может в год иметь доход 2 миллиона 400 тысяч, вот, и никто к тебе прикапываться не будет. Но у меня таких доходов нет, мне бы хотя бы до приличной зарплаты дойти. Но, учитывая, что я зарегистрировался, возможно, я разверну более смелую какую-то деятельность. Наверное.</w:t>
+        <w:t>Добрый вечер. Да, уже вечер, полседьмого. Да, нормально. Я. Вот пробую быть самозанятым. Зарегистрировался. Вообще это так за одну минуту делается, круто говоря. Буквально 10–15 минут — и ты регистрируешься. Даже уже чек человеку выписал. По чеку оплатили, мне пришло, взяли налог 150 рублей с 5000. Но вообще 200 налог, но там 10 тысяч приветственный налоговый вычет. В общем, с каждого этого они будут что-то доплачивать, в данном случае 50 рублей. Я не знаю, это от суммы зависит или нет. Но. Вот с 200 я налог должен заплатить 150. Ну и с 200 рублей, которые на 5000 накладываются налогом, — 150 надо. Ну, это терпимые такие налоги, 4%. Можно как-то это выдержать, в принципе, как-то работать. Так, что я сейчас пробую. Вот эту новую систему. Вообще это прикольно. Ты знаешь, подключил Сбербанк к этой — там у них есть «Своё дело» называется. И уже ты управляешь не через налоговое приложение, а управляется уже через приложение Сбербанка. Там внутри у него есть. Вот это «Своё дело». Там всё регистрируешь, подключаешь, и. Вот эти все чеки можно там формировать. Ты создаёшь чек, отправляешь человеку чек, он оплачивает по этому чеку, и тебе в налоговый кабинет уже приходит, что вот, там такая-то сумма, в общем, заносишь сумму и вид услуги, которую ты оказываешь. В общем, интересно, конечно. По крайней мере, не надо шифроваться. Ты имеешь официальное право и регистрироваться, и. В общем этой деятельностью заниматься, чтобы никто не пришёл, не спросил: а откуда у тебя деньги, а почему на счетах у тебя в банках обороты идут, кто перечисляет, за, что перечисляет? Но, если до 100 тысяч — тебя трогать не будут, до 100 тысяч в год, трогать не будут. А вот, если больше — там могут трогать, если доберутся до тебя. А так самозанятый может в год иметь доход 2 миллиона 400 тысяч, вот, и никто к тебе прикапываться не будет. Но у меня таких доходов нет, мне бы, хотя бы до приличной зарплаты дойти. Но, учитывая, что я зарегистрировался, возможно, я разверну более смелую какую-то деятельность. Наверное.</w:t>
       </w:r>
     </w:p>
     <w:p>
